--- a/downloads/workbook/ai-3-week-14.docx
+++ b/downloads/workbook/ai-3-week-14.docx
@@ -1302,6 +1302,178 @@
         <w:t>Project connection: Audit Study Buddy outputs claim by claim, recording contradiction, missing support and correct calculations separately.</w:t>
       </w:r>
     </w:p>
+    <w:p>
+      <w:pPr>
+        <w:pStyle w:val="Heading1"/>
+      </w:pPr>
+      <w:r>
+        <w:t>19. Project portfolio milestone</w:t>
+      </w:r>
+    </w:p>
+    <w:p>
+      <w:r>
+        <w:t>Project: Verified Study Buddy</w:t>
+      </w:r>
+    </w:p>
+    <w:p>
+      <w:r>
+        <w:t>Current milestone: Test changed cases. Keep normal, boundary and failure cases; compare expected and observed results.</w:t>
+      </w:r>
+    </w:p>
+    <w:p>
+      <w:r>
+        <w:t>Audit Study Buddy outputs claim by claim, recording contradiction, missing support and correct calculations separately.</w:t>
+      </w:r>
+    </w:p>
+    <w:tbl>
+      <w:tblPr>
+        <w:tblStyle w:val="LightShading-Accent1"/>
+        <w:tblW w:type="auto" w:w="0"/>
+        <w:tblLook w:firstColumn="1" w:firstRow="1" w:lastColumn="0" w:lastRow="0" w:noHBand="0" w:noVBand="1" w:val="04A0"/>
+      </w:tblPr>
+      <w:tblGrid>
+        <w:gridCol w:w="5112"/>
+        <w:gridCol w:w="5112"/>
+      </w:tblGrid>
+      <w:tr>
+        <w:trPr>
+          <w:tblHeader/>
+        </w:trPr>
+        <w:tc>
+          <w:tcPr>
+            <w:tcW w:type="dxa" w:w="5112"/>
+          </w:tcPr>
+          <w:p>
+            <w:r>
+              <w:t>Evidence to keep</w:t>
+            </w:r>
+          </w:p>
+        </w:tc>
+        <w:tc>
+          <w:tcPr>
+            <w:tcW w:type="dxa" w:w="5112"/>
+          </w:tcPr>
+          <w:p>
+            <w:r>
+              <w:t>My record</w:t>
+            </w:r>
+          </w:p>
+        </w:tc>
+      </w:tr>
+      <w:tr>
+        <w:tc>
+          <w:tcPr>
+            <w:tcW w:type="dxa" w:w="5112"/>
+          </w:tcPr>
+          <w:p>
+            <w:r>
+              <w:t>This week’s input and deciding step</w:t>
+            </w:r>
+          </w:p>
+        </w:tc>
+        <w:tc>
+          <w:tcPr>
+            <w:tcW w:type="dxa" w:w="5112"/>
+          </w:tcPr>
+          <w:p>
+            <w:r/>
+          </w:p>
+        </w:tc>
+      </w:tr>
+      <w:tr>
+        <w:tc>
+          <w:tcPr>
+            <w:tcW w:type="dxa" w:w="5112"/>
+          </w:tcPr>
+          <w:p>
+            <w:r>
+              <w:t>Prediction and actual result (or labelled paper trace)</w:t>
+            </w:r>
+          </w:p>
+        </w:tc>
+        <w:tc>
+          <w:tcPr>
+            <w:tcW w:type="dxa" w:w="5112"/>
+          </w:tcPr>
+          <w:p>
+            <w:r/>
+          </w:p>
+        </w:tc>
+      </w:tr>
+      <w:tr>
+        <w:tc>
+          <w:tcPr>
+            <w:tcW w:type="dxa" w:w="5112"/>
+          </w:tcPr>
+          <w:p>
+            <w:r>
+              <w:t>One change since the previous checkpoint and why</w:t>
+            </w:r>
+          </w:p>
+        </w:tc>
+        <w:tc>
+          <w:tcPr>
+            <w:tcW w:type="dxa" w:w="5112"/>
+          </w:tcPr>
+          <w:p>
+            <w:r/>
+          </w:p>
+        </w:tc>
+      </w:tr>
+      <w:tr>
+        <w:tc>
+          <w:tcPr>
+            <w:tcW w:type="dxa" w:w="5112"/>
+          </w:tcPr>
+          <w:p>
+            <w:r>
+              <w:t>One error or limit and the next test</w:t>
+            </w:r>
+          </w:p>
+        </w:tc>
+        <w:tc>
+          <w:tcPr>
+            <w:tcW w:type="dxa" w:w="5112"/>
+          </w:tcPr>
+          <w:p>
+            <w:r/>
+          </w:p>
+        </w:tc>
+      </w:tr>
+    </w:tbl>
+    <w:p>
+      <w:pPr>
+        <w:pStyle w:val="Heading3"/>
+      </w:pPr>
+      <w:r>
+        <w:t>Explain what this week adds to your project. Reuse last week’s record rather than starting again.</w:t>
+      </w:r>
+    </w:p>
+    <w:p>
+      <w:r>
+        <w:t>________________________________________________________________</w:t>
+      </w:r>
+    </w:p>
+    <w:p>
+      <w:r>
+        <w:t>________________________________________________________________</w:t>
+      </w:r>
+    </w:p>
+    <w:p>
+      <w:r>
+        <w:t>________________________________________________________________</w:t>
+      </w:r>
+    </w:p>
+    <w:p>
+      <w:r>
+        <w:t>________________________________________________________________</w:t>
+      </w:r>
+    </w:p>
+    <w:p>
+      <w:r>
+        <w:t>________________________________________________________________</w:t>
+      </w:r>
+    </w:p>
     <w:sectPr>
       <w:pgSz w:w="12240" w:h="15840"/>
       <w:pgMar w:top="936" w:right="1008" w:bottom="936" w:left="1008" w:header="720" w:footer="720" w:gutter="0"/>

--- a/downloads/workbook/ai-3-week-14.docx
+++ b/downloads/workbook/ai-3-week-14.docx
@@ -1474,6 +1474,240 @@
         <w:t>________________________________________________________________</w:t>
       </w:r>
     </w:p>
+    <w:p>
+      <w:pPr>
+        <w:pStyle w:val="Heading1"/>
+      </w:pPr>
+      <w:r>
+        <w:t>20. Supported practice and learning evidence</w:t>
+      </w:r>
+    </w:p>
+    <w:p>
+      <w:r>
+        <w:t>Use this supported practice once, in the browser or on paper. Keep the reserved independent assessment for a separate first attempt before teacher feedback.</w:t>
+      </w:r>
+    </w:p>
+    <w:p>
+      <w:r>
+        <w:t>A fictional Study Buddy drafts a field-trip summary from one approved record.</w:t>
+      </w:r>
+    </w:p>
+    <w:p>
+      <w:pPr>
+        <w:pStyle w:val="Heading3"/>
+      </w:pPr>
+      <w:r>
+        <w:t>Practice 1: explain the deciding evidence</w:t>
+      </w:r>
+    </w:p>
+    <w:p>
+      <w:r>
+        <w:t>Which labelled step matches this detail? Free lunch has no source; missing evidence is not a confirmed no-lunch fact.</w:t>
+      </w:r>
+    </w:p>
+    <w:p>
+      <w:r>
+        <w:t>1. Unsupported claim</w:t>
+      </w:r>
+    </w:p>
+    <w:p>
+      <w:r>
+        <w:t>2. Supported claim</w:t>
+      </w:r>
+    </w:p>
+    <w:p>
+      <w:r>
+        <w:t>3. Contradicted claim</w:t>
+      </w:r>
+    </w:p>
+    <w:p>
+      <w:r>
+        <w:t>4. Compute duration</w:t>
+      </w:r>
+    </w:p>
+    <w:p>
+      <w:pPr>
+        <w:pStyle w:val="Heading3"/>
+      </w:pPr>
+      <w:r>
+        <w:t>My selected conclusion, deciding fact and explanation</w:t>
+      </w:r>
+    </w:p>
+    <w:p>
+      <w:r>
+        <w:t>________________________________________________________________</w:t>
+      </w:r>
+    </w:p>
+    <w:p>
+      <w:r>
+        <w:t>________________________________________________________________</w:t>
+      </w:r>
+    </w:p>
+    <w:p>
+      <w:r>
+        <w:t>________________________________________________________________</w:t>
+      </w:r>
+    </w:p>
+    <w:p>
+      <w:r>
+        <w:t>________________________________________________________________</w:t>
+      </w:r>
+    </w:p>
+    <w:p>
+      <w:r>
+        <w:t>________________________________________________________________</w:t>
+      </w:r>
+    </w:p>
+    <w:p>
+      <w:r>
+        <w:t>Hint if needed: Read the steps in the pictorial case. Match the supplied detail to the stage that performs or records it.</w:t>
+      </w:r>
+    </w:p>
+    <w:p>
+      <w:r>
+        <w:t>After your attempt, compare with the supported explanation: Unsupported claim Free lunch has no source; missing evidence is not a confirmed no-lunch fact. Different errors need different repairs. Recalculate the duration; keep the supported departure; remove or seek evidence for lunch. These categories are more informative than calling the whole answer wrong. Arithmetic inherits assumptions such as constant speed and no stops, so avoid turning the three-hour walking calculation into a guaranteed arrival time.</w:t>
+      </w:r>
+    </w:p>
+    <w:p>
+      <w:pPr>
+        <w:pStyle w:val="Heading3"/>
+      </w:pPr>
+      <w:r>
+        <w:t>Practice 2: explain the deciding evidence</w:t>
+      </w:r>
+    </w:p>
+    <w:p>
+      <w:r>
+        <w:t>Changed-case practice: Add a planned 30-minute stop while preserving speed and distance. Which conclusion is supported by the supplied facts?</w:t>
+      </w:r>
+    </w:p>
+    <w:p>
+      <w:r>
+        <w:t>1. We can decide the result without examining the changed input or the procedure.</w:t>
+      </w:r>
+    </w:p>
+    <w:p>
+      <w:r>
+        <w:t>2. Planned total elapsed time becomes 3.5 hours.</w:t>
+      </w:r>
+    </w:p>
+    <w:p>
+      <w:r>
+        <w:t>3. This one example guarantees correct results for every future input.</w:t>
+      </w:r>
+    </w:p>
+    <w:p>
+      <w:pPr>
+        <w:pStyle w:val="Heading3"/>
+      </w:pPr>
+      <w:r>
+        <w:t>My selected conclusion, deciding fact and explanation</w:t>
+      </w:r>
+    </w:p>
+    <w:p>
+      <w:r>
+        <w:t>________________________________________________________________</w:t>
+      </w:r>
+    </w:p>
+    <w:p>
+      <w:r>
+        <w:t>________________________________________________________________</w:t>
+      </w:r>
+    </w:p>
+    <w:p>
+      <w:r>
+        <w:t>________________________________________________________________</w:t>
+      </w:r>
+    </w:p>
+    <w:p>
+      <w:r>
+        <w:t>________________________________________________________________</w:t>
+      </w:r>
+    </w:p>
+    <w:p>
+      <w:r>
+        <w:t>________________________________________________________________</w:t>
+      </w:r>
+    </w:p>
+    <w:p>
+      <w:r>
+        <w:t>Hint if needed: Use the changed condition and the deciding step in the pictorial trace. The answer must say what follows from those facts.</w:t>
+      </w:r>
+    </w:p>
+    <w:p>
+      <w:r>
+        <w:t>After your attempt, compare with the supported explanation: Planned total elapsed time becomes 3.5 hours. Three moving hours plus half an hour stopped; walking-time calculation itself stays three.</w:t>
+      </w:r>
+    </w:p>
+    <w:p>
+      <w:pPr>
+        <w:pStyle w:val="Heading3"/>
+      </w:pPr>
+      <w:r>
+        <w:t>Repair a missing building block</w:t>
+      </w:r>
+    </w:p>
+    <w:p>
+      <w:r>
+        <w:t>Review Multimodal Evidence (ai-3/13). Goal: Explain the mechanism and terminology of speech pipelines and multimodal evidence. Short practice: Why were both “exactly three” and “exactly five” unsupported before opening the box?. Return to this week and explain what you changed.</w:t>
+      </w:r>
+    </w:p>
+    <w:p>
+      <w:r>
+        <w:t>Review Visual Composition (ai-3/11). Goal: Explain the mechanism and terminology of image generation and provenance. Short practice: Which checks pass after that single change, and what still needs repair?. Return to this week and explain what you changed.</w:t>
+      </w:r>
+    </w:p>
+    <w:p>
+      <w:r>
+        <w:t>Review Structured Output and Schemas (ai-3/8). Goal: Separate JSON parsing, schema validation and source support checks. Short practice: Which object demonstrates that valid JSON and valid types are insufficient for truth?. Return to this week and explain what you changed.</w:t>
+      </w:r>
+    </w:p>
+    <w:p>
+      <w:pPr>
+        <w:pStyle w:val="Heading3"/>
+      </w:pPr>
+      <w:r>
+        <w:t>Keep your completed work</w:t>
+      </w:r>
+    </w:p>
+    <w:p>
+      <w:r>
+        <w:t>Use Download completed work in the hosted lesson to export your answers, reflections, practice feedback and code-run evidence. Open the HTML copy to read or print it. Drafts stay in this browser when storage is available; clear drafts on a shared device.</w:t>
+      </w:r>
+    </w:p>
+    <w:p>
+      <w:pPr>
+        <w:pStyle w:val="Heading3"/>
+      </w:pPr>
+      <w:r>
+        <w:t>What I repaired, the evidence I kept and the next test</w:t>
+      </w:r>
+    </w:p>
+    <w:p>
+      <w:r>
+        <w:t>________________________________________________________________</w:t>
+      </w:r>
+    </w:p>
+    <w:p>
+      <w:r>
+        <w:t>________________________________________________________________</w:t>
+      </w:r>
+    </w:p>
+    <w:p>
+      <w:r>
+        <w:t>________________________________________________________________</w:t>
+      </w:r>
+    </w:p>
+    <w:p>
+      <w:r>
+        <w:t>________________________________________________________________</w:t>
+      </w:r>
+    </w:p>
+    <w:p>
+      <w:r>
+        <w:t>________________________________________________________________</w:t>
+      </w:r>
+    </w:p>
     <w:sectPr>
       <w:pgSz w:w="12240" w:h="15840"/>
       <w:pgMar w:top="936" w:right="1008" w:bottom="936" w:left="1008" w:header="720" w:footer="720" w:gutter="0"/>

--- a/downloads/workbook/ai-3-week-14.docx
+++ b/downloads/workbook/ai-3-week-14.docx
@@ -30,6 +30,17 @@
     </w:p>
     <w:p>
       <w:r>
+        <w:t>Record your starting explanation for Hallucination Failure Types before opening notes. Show any later correction separately.</w:t>
+      </w:r>
+    </w:p>
+    <w:p>
+      <w:pPr>
+        <w:spacing w:line="336" w:lineRule="auto" w:after="180"/>
+      </w:pPr>
+      <w:r>
+        <w:rPr>
+          <w:b w:val="0"/>
+        </w:rPr>
         <w:t>Try the recall before opening notes. Then use a different colour or a labelled second line to correct your explanation.</w:t>
       </w:r>
     </w:p>
@@ -42,8 +53,26 @@
       </w:r>
     </w:p>
     <w:p>
-      <w:r>
-        <w:t>Without opening the old lesson, explain one key idea from Multimodal Evidence. Give an example and a mistake that the idea helps you avoid.</w:t>
+      <w:pPr>
+        <w:spacing w:line="336" w:lineRule="auto" w:after="180"/>
+      </w:pPr>
+      <w:r>
+        <w:rPr>
+          <w:b w:val="0"/>
+        </w:rPr>
+        <w:t xml:space="preserve">Without opening the old lesson, explain one key idea from Multimodal </w:t>
+      </w:r>
+      <w:r>
+        <w:rPr>
+          <w:b/>
+        </w:rPr>
+        <w:t>Evidence</w:t>
+      </w:r>
+      <w:r>
+        <w:rPr>
+          <w:b w:val="0"/>
+        </w:rPr>
+        <w:t>. Give an example and a mistake that the idea helps you avoid.</w:t>
       </w:r>
     </w:p>
     <w:p>
@@ -78,7 +107,13 @@
       </w:r>
     </w:p>
     <w:p>
-      <w:r>
+      <w:pPr>
+        <w:spacing w:line="336" w:lineRule="auto" w:after="180"/>
+      </w:pPr>
+      <w:r>
+        <w:rPr>
+          <w:b w:val="0"/>
+        </w:rPr>
         <w:t>Without opening the old lesson, explain one key idea from Visual Composition. Give an example and a mistake that the idea helps you avoid.</w:t>
       </w:r>
     </w:p>
@@ -114,8 +149,26 @@
       </w:r>
     </w:p>
     <w:p>
-      <w:r>
-        <w:t>Without opening the old lesson, explain one key idea from Structured Output and Schemas. Give an example and a mistake that the idea helps you avoid.</w:t>
+      <w:pPr>
+        <w:spacing w:line="336" w:lineRule="auto" w:after="180"/>
+      </w:pPr>
+      <w:r>
+        <w:rPr>
+          <w:b w:val="0"/>
+        </w:rPr>
+        <w:t xml:space="preserve">Without opening the old lesson, explain one key idea from Structured </w:t>
+      </w:r>
+      <w:r>
+        <w:rPr>
+          <w:b/>
+        </w:rPr>
+        <w:t>Output</w:t>
+      </w:r>
+      <w:r>
+        <w:rPr>
+          <w:b w:val="0"/>
+        </w:rPr>
+        <w:t xml:space="preserve"> and Schemas. Give an example and a mistake that the idea helps you avoid.</w:t>
       </w:r>
     </w:p>
     <w:p>
@@ -151,6 +204,17 @@
     </w:p>
     <w:p>
       <w:r>
+        <w:t>Complete the supported Hallucination Failure Types trace and record the first step you can explain without help.</w:t>
+      </w:r>
+    </w:p>
+    <w:p>
+      <w:pPr>
+        <w:spacing w:line="336" w:lineRule="auto" w:after="180"/>
+      </w:pPr>
+      <w:r>
+        <w:rPr>
+          <w:b w:val="0"/>
+        </w:rPr>
         <w:t>Use W2: Trace the worked case for Generation failures and verification. Record the answer once; the lesson and workbook refer to the same attempt.</w:t>
       </w:r>
     </w:p>
@@ -279,7 +343,29 @@
     </w:p>
     <w:p>
       <w:r>
-        <w:t>Use the worked case for Generation failures and verification. Proposed explanation: “The worked result establishes every future case”. Decide whether this explanation is supported. Point to the step or supplied fact that decides; explain your repair if needed.</w:t>
+        <w:t>Check the proposed Hallucination Failure Types explanation against the supplied facts before discussing it.</w:t>
+      </w:r>
+    </w:p>
+    <w:p>
+      <w:pPr>
+        <w:spacing w:line="336" w:lineRule="auto" w:after="180"/>
+      </w:pPr>
+      <w:r>
+        <w:rPr>
+          <w:b w:val="0"/>
+        </w:rPr>
+        <w:t>Use the worked case for Generation failures and verification. Proposed explanation: “The worked result establishes every future case”. Decide whether this explanation is supported.</w:t>
+      </w:r>
+    </w:p>
+    <w:p>
+      <w:pPr>
+        <w:spacing w:line="336" w:lineRule="auto" w:after="180"/>
+      </w:pPr>
+      <w:r>
+        <w:rPr>
+          <w:b w:val="0"/>
+        </w:rPr>
+        <w:t>Point to the step or supplied fact that decides; explain your repair if needed.</w:t>
       </w:r>
     </w:p>
     <w:p>
@@ -319,6 +405,11 @@
       </w:r>
     </w:p>
     <w:p>
+      <w:r>
+        <w:t>Write one first attempt at the reserved independent case before feedback. Repeated copies of that case refer to the same recorded attempt.</w:t>
+      </w:r>
+    </w:p>
+    <w:p>
       <w:pPr>
         <w:pStyle w:val="Heading3"/>
       </w:pPr>
@@ -327,7 +418,13 @@
       </w:r>
     </w:p>
     <w:p>
-      <w:r>
+      <w:pPr>
+        <w:spacing w:line="336" w:lineRule="auto" w:after="180"/>
+      </w:pPr>
+      <w:r>
+        <w:rPr>
+          <w:b w:val="0"/>
+        </w:rPr>
         <w:t>Source S: trip is 18 km; vehicle speed is 6 km/h, constant, excluding stops. Answer says 2 hours, 18 km and includes lunch. Audit and recalculate.</w:t>
       </w:r>
     </w:p>
@@ -375,7 +472,13 @@
       </w:r>
     </w:p>
     <w:p>
-      <w:r>
+      <w:pPr>
+        <w:spacing w:line="336" w:lineRule="auto" w:after="180"/>
+      </w:pPr>
+      <w:r>
+        <w:rPr>
+          <w:b w:val="0"/>
+        </w:rPr>
         <w:t>Attempt this case before feedback. Record any help. Earlier examples below are further practice; a case already practised with feedback cannot establish fresh transfer.</w:t>
       </w:r>
     </w:p>
@@ -389,7 +492,30 @@
     </w:p>
     <w:p>
       <w:r>
-        <w:t>A generated answer contains a nonexistent quote, a real source unrelated to the claim and a correct sum using the wrong input. Classify the three failures and their repairs.</w:t>
+        <w:t>Connect the Hallucination Failure Types target to a trace and a justified conclusion.</w:t>
+      </w:r>
+    </w:p>
+    <w:p>
+      <w:pPr>
+        <w:spacing w:line="336" w:lineRule="auto" w:after="180"/>
+      </w:pPr>
+      <w:r>
+        <w:rPr>
+          <w:b w:val="0"/>
+        </w:rPr>
+        <w:t xml:space="preserve">A generated answer contains a nonexistent quote, a real source unrelated to the claim and a correct sum using the wrong </w:t>
+      </w:r>
+      <w:r>
+        <w:rPr>
+          <w:b/>
+        </w:rPr>
+        <w:t>input</w:t>
+      </w:r>
+      <w:r>
+        <w:rPr>
+          <w:b w:val="0"/>
+        </w:rPr>
+        <w:t>. Classify the three failures and their repairs.</w:t>
       </w:r>
     </w:p>
     <w:p>
@@ -402,17 +528,46 @@
     </w:p>
     <w:p>
       <w:r>
+        <w:t>Solve the supplied Hallucination Failure Types case and show the deciding evidence.</w:t>
+      </w:r>
+    </w:p>
+    <w:p>
+      <w:pPr>
+        <w:spacing w:line="336" w:lineRule="auto" w:after="180"/>
+      </w:pPr>
+      <w:r>
+        <w:rPr>
+          <w:b w:val="0"/>
+        </w:rPr>
         <w:t>An answer invents a quotation, cites a source lacking it and supplies an impossible date.</w:t>
       </w:r>
     </w:p>
     <w:p>
-      <w:r>
+      <w:pPr>
+        <w:spacing w:line="336" w:lineRule="auto" w:after="180"/>
+      </w:pPr>
+      <w:r>
+        <w:rPr>
+          <w:b w:val="0"/>
+        </w:rPr>
         <w:t>Separate the failures and checks.</w:t>
       </w:r>
     </w:p>
     <w:p>
-      <w:r>
-        <w:t>Show your trace, calculation or evidence</w:t>
+      <w:pPr>
+        <w:spacing w:line="336" w:lineRule="auto" w:after="180"/>
+      </w:pPr>
+      <w:r>
+        <w:rPr>
+          <w:b w:val="0"/>
+        </w:rPr>
+        <w:t xml:space="preserve">Show your trace, calculation or </w:t>
+      </w:r>
+      <w:r>
+        <w:rPr>
+          <w:b/>
+        </w:rPr>
+        <w:t>evidence</w:t>
       </w:r>
     </w:p>
     <w:p>
@@ -458,11 +613,28 @@
     </w:p>
     <w:p>
       <w:r>
+        <w:t>Apply the procedure to the changed case and record why the conclusion follows.</w:t>
+      </w:r>
+    </w:p>
+    <w:p>
+      <w:pPr>
+        <w:spacing w:line="336" w:lineRule="auto" w:after="180"/>
+      </w:pPr>
+      <w:r>
+        <w:rPr>
+          <w:b w:val="0"/>
+        </w:rPr>
         <w:t>An answer gives a book title that does not exist and quotes words absent from the cited passage. Identify two failures and a repair.</w:t>
       </w:r>
     </w:p>
     <w:p>
-      <w:r>
+      <w:pPr>
+        <w:spacing w:line="336" w:lineRule="auto" w:after="180"/>
+      </w:pPr>
+      <w:r>
+        <w:rPr>
+          <w:b w:val="0"/>
+        </w:rPr>
         <w:t>My independent answer and reason</w:t>
       </w:r>
     </w:p>
@@ -517,7 +689,30 @@
     </w:p>
     <w:p>
       <w:r>
-        <w:t>Create a changed input, boundary case or missing-information case. Write the expected answer or safe response before testing.</w:t>
+        <w:t>Specify a changed input, expected result and observation separately.</w:t>
+      </w:r>
+    </w:p>
+    <w:p>
+      <w:pPr>
+        <w:spacing w:line="336" w:lineRule="auto" w:after="180"/>
+      </w:pPr>
+      <w:r>
+        <w:rPr>
+          <w:b w:val="0"/>
+        </w:rPr>
+        <w:t xml:space="preserve">Create a changed </w:t>
+      </w:r>
+      <w:r>
+        <w:rPr>
+          <w:b/>
+        </w:rPr>
+        <w:t>input</w:t>
+      </w:r>
+      <w:r>
+        <w:rPr>
+          <w:b w:val="0"/>
+        </w:rPr>
+        <w:t>, boundary case or missing-information case. Write the expected answer or safe response before testing.</w:t>
       </w:r>
     </w:p>
     <w:tbl>
@@ -646,12 +841,41 @@
     </w:p>
     <w:p>
       <w:r>
+        <w:t>Justify what Hallucination Failure Types adds to Verified Study Buddy and keep the evidence.</w:t>
+      </w:r>
+    </w:p>
+    <w:p>
+      <w:pPr>
+        <w:spacing w:line="336" w:lineRule="auto" w:after="180"/>
+      </w:pPr>
+      <w:r>
+        <w:rPr>
+          <w:b w:val="0"/>
+        </w:rPr>
         <w:t>Study Buddy must distinguish source-backed claims, calculations, and unverified generation.</w:t>
       </w:r>
     </w:p>
     <w:p>
-      <w:r>
-        <w:t>The project change and evidence I will keep</w:t>
+      <w:pPr>
+        <w:spacing w:line="336" w:lineRule="auto" w:after="180"/>
+      </w:pPr>
+      <w:r>
+        <w:rPr>
+          <w:b w:val="0"/>
+        </w:rPr>
+        <w:t xml:space="preserve">The project change and </w:t>
+      </w:r>
+      <w:r>
+        <w:rPr>
+          <w:b/>
+        </w:rPr>
+        <w:t>evidence</w:t>
+      </w:r>
+      <w:r>
+        <w:rPr>
+          <w:b w:val="0"/>
+        </w:rPr>
+        <w:t xml:space="preserve"> I will keep</w:t>
       </w:r>
     </w:p>
     <w:p>
@@ -697,11 +921,54 @@
     </w:p>
     <w:p>
       <w:r>
-        <w:t>I can explain the mechanism. I can show evidence. I can handle a changed case. I can name a limit. Mark each as not yet, with help or independently, and attach supporting work.</w:t>
-      </w:r>
-    </w:p>
-    <w:p>
-      <w:r>
+        <w:t>Judge explanation, evidence, transfer and limits separately; attach the work behind your judgement.</w:t>
+      </w:r>
+    </w:p>
+    <w:p>
+      <w:pPr>
+        <w:pStyle w:val="ListBullet"/>
+      </w:pPr>
+      <w:r>
+        <w:t>I can explain the mechanism.</w:t>
+      </w:r>
+    </w:p>
+    <w:p>
+      <w:pPr>
+        <w:pStyle w:val="ListBullet"/>
+      </w:pPr>
+      <w:r>
+        <w:t>I can show evidence.</w:t>
+      </w:r>
+    </w:p>
+    <w:p>
+      <w:pPr>
+        <w:pStyle w:val="ListBullet"/>
+      </w:pPr>
+      <w:r>
+        <w:t>I can handle a changed case.</w:t>
+      </w:r>
+    </w:p>
+    <w:p>
+      <w:pPr>
+        <w:pStyle w:val="ListBullet"/>
+      </w:pPr>
+      <w:r>
+        <w:t>I can name a limit.</w:t>
+      </w:r>
+    </w:p>
+    <w:p>
+      <w:r>
+        <w:t>Mark each as not yet, with help or independently, and attach supporting work.</w:t>
+      </w:r>
+    </w:p>
+    <w:p>
+      <w:pPr>
+        <w:spacing w:line="336" w:lineRule="auto" w:after="180"/>
+      </w:pPr>
+      <w:r>
+        <w:rPr>
+          <w:b w:val="0"/>
+        </w:rPr>
         <w:t>Teacher review ____________________  Next step ____________________</w:t>
       </w:r>
     </w:p>
@@ -715,7 +982,30 @@
     </w:p>
     <w:p>
       <w:r>
-        <w:t>A generated answer contains a nonexistent quote, a real source unrelated to the claim and a correct sum using the wrong input. Classify the three failures and their repairs.</w:t>
+        <w:t>Use this earlier case as transfer practice. A case already discussed with feedback is not fresh assessment evidence.</w:t>
+      </w:r>
+    </w:p>
+    <w:p>
+      <w:pPr>
+        <w:spacing w:line="336" w:lineRule="auto" w:after="180"/>
+      </w:pPr>
+      <w:r>
+        <w:rPr>
+          <w:b w:val="0"/>
+        </w:rPr>
+        <w:t xml:space="preserve">A generated answer contains a nonexistent quote, a real source unrelated to the claim and a correct sum using the wrong </w:t>
+      </w:r>
+      <w:r>
+        <w:rPr>
+          <w:b/>
+        </w:rPr>
+        <w:t>input</w:t>
+      </w:r>
+      <w:r>
+        <w:rPr>
+          <w:b w:val="0"/>
+        </w:rPr>
+        <w:t>. Classify the three failures and their repairs.</w:t>
       </w:r>
     </w:p>
     <w:p>
@@ -762,7 +1052,13 @@
       </w:r>
     </w:p>
     <w:p>
-      <w:r>
+      <w:pPr>
+        <w:spacing w:line="336" w:lineRule="auto" w:after="180"/>
+      </w:pPr>
+      <w:r>
+        <w:rPr>
+          <w:b w:val="0"/>
+        </w:rPr>
         <w:t>Record support used: none, hint or teacher explanation.</w:t>
       </w:r>
     </w:p>
@@ -776,7 +1072,54 @@
     </w:p>
     <w:p>
       <w:r>
-        <w:t>Explain the weekly mechanism in your own words. Use the worked scenario to name its input, decision rule and output.</w:t>
+        <w:t>Explain the mechanism. Apply the supplied Hallucination Failure Types facts and keep your reasoning.</w:t>
+      </w:r>
+    </w:p>
+    <w:p>
+      <w:pPr>
+        <w:spacing w:line="336" w:lineRule="auto" w:after="180"/>
+      </w:pPr>
+      <w:r>
+        <w:rPr>
+          <w:b w:val="0"/>
+        </w:rPr>
+        <w:t xml:space="preserve">Explain the weekly </w:t>
+      </w:r>
+      <w:r>
+        <w:rPr>
+          <w:b/>
+        </w:rPr>
+        <w:t>mechanism</w:t>
+      </w:r>
+      <w:r>
+        <w:rPr>
+          <w:b w:val="0"/>
+        </w:rPr>
+        <w:t xml:space="preserve"> in your own words. Use the worked scenario to name its </w:t>
+      </w:r>
+      <w:r>
+        <w:rPr>
+          <w:b/>
+        </w:rPr>
+        <w:t>input</w:t>
+      </w:r>
+      <w:r>
+        <w:rPr>
+          <w:b w:val="0"/>
+        </w:rPr>
+        <w:t xml:space="preserve">, decision rule and </w:t>
+      </w:r>
+      <w:r>
+        <w:rPr>
+          <w:b/>
+        </w:rPr>
+        <w:t>output</w:t>
+      </w:r>
+      <w:r>
+        <w:rPr>
+          <w:b w:val="0"/>
+        </w:rPr>
+        <w:t>.</w:t>
       </w:r>
     </w:p>
     <w:p>
@@ -827,6 +1170,17 @@
     </w:p>
     <w:p>
       <w:r>
+        <w:t>Trace the worked case. Apply the supplied Hallucination Failure Types facts and keep your reasoning.</w:t>
+      </w:r>
+    </w:p>
+    <w:p>
+      <w:pPr>
+        <w:spacing w:line="336" w:lineRule="auto" w:after="180"/>
+      </w:pPr>
+      <w:r>
+        <w:rPr>
+          <w:b w:val="0"/>
+        </w:rPr>
         <w:t>Source R says room B seats 12 and the meeting starts at 15:00. Generated answer says B seats 20, starts at 15:00 and includes free lunch. Show the intermediate steps and give the conclusion with its scope.</w:t>
       </w:r>
     </w:p>
@@ -883,7 +1237,41 @@
     </w:p>
     <w:p>
       <w:r>
-        <w:t>A report omits this qualification: Source agreement and arithmetic validity are separate checks; missing evidence is not proof of the opposite claim. Explain how omitting it could change a reader's interpretation, and write an accurate replacement.</w:t>
+        <w:t>Audit the limit. Apply the supplied Hallucination Failure Types facts and keep your reasoning.</w:t>
+      </w:r>
+    </w:p>
+    <w:p>
+      <w:pPr>
+        <w:spacing w:line="336" w:lineRule="auto" w:after="180"/>
+      </w:pPr>
+      <w:r>
+        <w:rPr>
+          <w:b w:val="0"/>
+        </w:rPr>
+        <w:t xml:space="preserve">A report omits this qualification: Source agreement and arithmetic validity are separate checks; missing </w:t>
+      </w:r>
+      <w:r>
+        <w:rPr>
+          <w:b/>
+        </w:rPr>
+        <w:t>evidence</w:t>
+      </w:r>
+      <w:r>
+        <w:rPr>
+          <w:b w:val="0"/>
+        </w:rPr>
+        <w:t xml:space="preserve"> is not proof of the opposite claim.</w:t>
+      </w:r>
+    </w:p>
+    <w:p>
+      <w:pPr>
+        <w:spacing w:line="336" w:lineRule="auto" w:after="180"/>
+      </w:pPr>
+      <w:r>
+        <w:rPr>
+          <w:b w:val="0"/>
+        </w:rPr>
+        <w:t>Explain how omitting it could change a reader's interpretation, and write an accurate replacement.</w:t>
       </w:r>
     </w:p>
     <w:p>
@@ -934,6 +1322,17 @@
     </w:p>
     <w:p>
       <w:r>
+        <w:t>Attempt before feedback. If this repeats the selected independent case, reuse that first attempt; otherwise keep a separate record. Apply a new case independently. Apply the supplied Hallucination Failure Types facts and keep your reasoning.</w:t>
+      </w:r>
+    </w:p>
+    <w:p>
+      <w:pPr>
+        <w:spacing w:line="336" w:lineRule="auto" w:after="180"/>
+      </w:pPr>
+      <w:r>
+        <w:rPr>
+          <w:b w:val="0"/>
+        </w:rPr>
         <w:t>Source S: trip is 18 km; vehicle speed is 6 km/h, constant, excluding stops. Answer says 2 hours, 18 km and includes lunch. Audit and recalculate.</w:t>
       </w:r>
     </w:p>
@@ -995,7 +1394,29 @@
     </w:p>
     <w:p>
       <w:r>
-        <w:t>For the worked scenario, propose one additional case that could reveal a failure, describe its expected outcome before running it, and explain what would need to remain fixed for a fair comparison. Do not reuse W4 as a new final test after receiving feedback.</w:t>
+        <w:t>Design a revealing follow-up. Apply the supplied Hallucination Failure Types facts and keep your reasoning.</w:t>
+      </w:r>
+    </w:p>
+    <w:p>
+      <w:pPr>
+        <w:spacing w:line="336" w:lineRule="auto" w:after="180"/>
+      </w:pPr>
+      <w:r>
+        <w:rPr>
+          <w:b w:val="0"/>
+        </w:rPr>
+        <w:t>For the worked scenario, propose one additional case that could reveal a failure, describe its expected outcome before running it, and explain what would need to remain fixed for a fair comparison.</w:t>
+      </w:r>
+    </w:p>
+    <w:p>
+      <w:pPr>
+        <w:spacing w:line="336" w:lineRule="auto" w:after="180"/>
+      </w:pPr>
+      <w:r>
+        <w:rPr>
+          <w:b w:val="0"/>
+        </w:rPr>
+        <w:t>Do not reuse W4 as a new final test after receiving feedback.</w:t>
       </w:r>
     </w:p>
     <w:p>
@@ -1047,6 +1468,11 @@
       </w:pPr>
       <w:r>
         <w:t>17. Feedback, return check and learning record</w:t>
+      </w:r>
+    </w:p>
+    <w:p>
+      <w:r>
+        <w:t>Record the first repaired step and a different case to revisit after a delay.</w:t>
       </w:r>
     </w:p>
     <w:tbl>
@@ -1186,7 +1612,13 @@
       </w:tr>
     </w:tbl>
     <w:p>
-      <w:r>
+      <w:pPr>
+        <w:spacing w:line="336" w:lineRule="auto" w:after="180"/>
+      </w:pPr>
+      <w:r>
+        <w:rPr>
+          <w:b w:val="0"/>
+        </w:rPr>
         <w:t>Revisit this idea with your teacher after a delay. Familiarity is different from explaining and using it on a changed case.</w:t>
       </w:r>
     </w:p>
@@ -1200,16 +1632,39 @@
     </w:p>
     <w:p>
       <w:r>
+        <w:t>A fictional Study Buddy drafts a field-trip summary from one approved record. Explain the labelled step before checking the changed condition.</w:t>
+      </w:r>
+    </w:p>
+    <w:p>
+      <w:pPr>
+        <w:spacing w:line="336" w:lineRule="auto" w:after="180"/>
+      </w:pPr>
+      <w:r>
+        <w:rPr>
+          <w:b w:val="0"/>
+        </w:rPr>
         <w:t>A fictional Study Buddy drafts a field-trip summary from one approved record.</w:t>
       </w:r>
     </w:p>
     <w:p>
-      <w:r>
+      <w:pPr>
+        <w:spacing w:line="336" w:lineRule="auto" w:after="180"/>
+      </w:pPr>
+      <w:r>
+        <w:rPr>
+          <w:b w:val="0"/>
+        </w:rPr>
         <w:t>Source S: trail length 12 km; planned constant speed 4 km/h, excluding stops; departure 09:00.</w:t>
       </w:r>
     </w:p>
     <w:p>
-      <w:r>
+      <w:pPr>
+        <w:spacing w:line="336" w:lineRule="auto" w:after="180"/>
+      </w:pPr>
+      <w:r>
+        <w:rPr>
+          <w:b w:val="0"/>
+        </w:rPr>
         <w:t>Draft: “The walk takes two hours, starts at 09:00 and includes free lunch.” No lunch record is supplied.</w:t>
       </w:r>
     </w:p>
@@ -1250,7 +1705,14 @@
       </w:r>
     </w:p>
     <w:p>
-      <w:r>
+      <w:pPr>
+        <w:spacing w:line="336" w:lineRule="auto" w:after="180"/>
+        <w:shd w:fill="F5F1FB"/>
+      </w:pPr>
+      <w:r>
+        <w:rPr>
+          <w:b w:val="0"/>
+        </w:rPr>
         <w:t>Can we conclude there will definitely be no lunch from S alone?</w:t>
       </w:r>
     </w:p>
@@ -1293,13 +1755,58 @@
       </w:r>
     </w:p>
     <w:p>
-      <w:r>
-        <w:t>Support used: alone / hint / worked example. This record is practice evidence.</w:t>
-      </w:r>
-    </w:p>
-    <w:p>
-      <w:r>
-        <w:t>Project connection: Audit Study Buddy outputs claim by claim, recording contradiction, missing support and correct calculations separately.</w:t>
+      <w:pPr>
+        <w:pStyle w:val="Heading3"/>
+      </w:pPr>
+      <w:r>
+        <w:t>Record the help used</w:t>
+      </w:r>
+    </w:p>
+    <w:p>
+      <w:pPr>
+        <w:spacing w:line="336" w:lineRule="auto" w:after="180"/>
+        <w:shd w:fill="F1F6F8"/>
+      </w:pPr>
+      <w:r>
+        <w:rPr>
+          <w:b w:val="0"/>
+        </w:rPr>
+        <w:t xml:space="preserve">Support used: alone / hint / worked example. This record is practice </w:t>
+      </w:r>
+      <w:r>
+        <w:rPr>
+          <w:b/>
+        </w:rPr>
+        <w:t>evidence</w:t>
+      </w:r>
+      <w:r>
+        <w:rPr>
+          <w:b w:val="0"/>
+        </w:rPr>
+        <w:t>.</w:t>
+      </w:r>
+    </w:p>
+    <w:p>
+      <w:pPr>
+        <w:spacing w:line="336" w:lineRule="auto" w:after="180"/>
+      </w:pPr>
+      <w:r>
+        <w:rPr>
+          <w:b w:val="0"/>
+        </w:rPr>
+        <w:t xml:space="preserve">Project connection: Audit Study Buddy </w:t>
+      </w:r>
+      <w:r>
+        <w:rPr>
+          <w:b/>
+        </w:rPr>
+        <w:t>output</w:t>
+      </w:r>
+      <w:r>
+        <w:rPr>
+          <w:b w:val="0"/>
+        </w:rPr>
+        <w:t>s claim by claim, recording contradiction, missing support and correct calculations separately.</w:t>
       </w:r>
     </w:p>
     <w:p>
@@ -1312,17 +1819,52 @@
     </w:p>
     <w:p>
       <w:r>
+        <w:t>Keep this week’s input, deciding step, result and limit together in the Verified Study Buddy record.</w:t>
+      </w:r>
+    </w:p>
+    <w:p>
+      <w:pPr>
+        <w:spacing w:line="336" w:lineRule="auto" w:after="180"/>
+      </w:pPr>
+      <w:r>
+        <w:rPr>
+          <w:b w:val="0"/>
+        </w:rPr>
         <w:t>Project: Verified Study Buddy</w:t>
       </w:r>
     </w:p>
     <w:p>
-      <w:r>
+      <w:pPr>
+        <w:spacing w:line="336" w:lineRule="auto" w:after="180"/>
+      </w:pPr>
+      <w:r>
+        <w:rPr>
+          <w:b w:val="0"/>
+        </w:rPr>
         <w:t>Current milestone: Test changed cases. Keep normal, boundary and failure cases; compare expected and observed results.</w:t>
       </w:r>
     </w:p>
     <w:p>
-      <w:r>
-        <w:t>Audit Study Buddy outputs claim by claim, recording contradiction, missing support and correct calculations separately.</w:t>
+      <w:pPr>
+        <w:spacing w:line="336" w:lineRule="auto" w:after="180"/>
+      </w:pPr>
+      <w:r>
+        <w:rPr>
+          <w:b w:val="0"/>
+        </w:rPr>
+        <w:t xml:space="preserve">Audit Study Buddy </w:t>
+      </w:r>
+      <w:r>
+        <w:rPr>
+          <w:b/>
+        </w:rPr>
+        <w:t>output</w:t>
+      </w:r>
+      <w:r>
+        <w:rPr>
+          <w:b w:val="0"/>
+        </w:rPr>
+        <w:t>s claim by claim, recording contradiction, missing support and correct calculations separately.</w:t>
       </w:r>
     </w:p>
     <w:tbl>
@@ -1484,11 +2026,28 @@
     </w:p>
     <w:p>
       <w:r>
+        <w:t>Try the supported questions before comparing with hints and feedback. Record what you repaired and the evidence you retained.</w:t>
+      </w:r>
+    </w:p>
+    <w:p>
+      <w:pPr>
+        <w:spacing w:line="336" w:lineRule="auto" w:after="180"/>
+      </w:pPr>
+      <w:r>
+        <w:rPr>
+          <w:b w:val="0"/>
+        </w:rPr>
         <w:t>Use this supported practice once, in the browser or on paper. Keep the reserved independent assessment for a separate first attempt before teacher feedback.</w:t>
       </w:r>
     </w:p>
     <w:p>
-      <w:r>
+      <w:pPr>
+        <w:spacing w:line="336" w:lineRule="auto" w:after="180"/>
+      </w:pPr>
+      <w:r>
+        <w:rPr>
+          <w:b w:val="0"/>
+        </w:rPr>
         <w:t>A fictional Study Buddy drafts a field-trip summary from one approved record.</w:t>
       </w:r>
     </w:p>
@@ -1501,27 +2060,91 @@
       </w:r>
     </w:p>
     <w:p>
-      <w:r>
-        <w:t>Which labelled step matches this detail? Free lunch has no source; missing evidence is not a confirmed no-lunch fact.</w:t>
-      </w:r>
-    </w:p>
-    <w:p>
-      <w:r>
-        <w:t>1. Unsupported claim</w:t>
-      </w:r>
-    </w:p>
-    <w:p>
-      <w:r>
+      <w:pPr>
+        <w:spacing w:line="336" w:lineRule="auto" w:after="180"/>
+      </w:pPr>
+      <w:r>
+        <w:rPr>
+          <w:b w:val="0"/>
+        </w:rPr>
+        <w:t xml:space="preserve">Which labelled step matches this detail? Free lunch has no source; missing </w:t>
+      </w:r>
+      <w:r>
+        <w:rPr>
+          <w:b/>
+        </w:rPr>
+        <w:t>evidence</w:t>
+      </w:r>
+      <w:r>
+        <w:rPr>
+          <w:b w:val="0"/>
+        </w:rPr>
+        <w:t xml:space="preserve"> is not a confirmed no-lunch fact.</w:t>
+      </w:r>
+    </w:p>
+    <w:p>
+      <w:pPr>
+        <w:spacing w:line="336" w:lineRule="auto" w:after="180"/>
+        <w:shd w:fill="F4F9FC"/>
+      </w:pPr>
+      <w:r>
+        <w:rPr>
+          <w:b w:val="0"/>
+        </w:rPr>
+        <w:t xml:space="preserve">1. </w:t>
+      </w:r>
+      <w:r>
+        <w:rPr>
+          <w:b/>
+        </w:rPr>
+        <w:t>Unsupported claim</w:t>
+      </w:r>
+    </w:p>
+    <w:p>
+      <w:pPr>
+        <w:spacing w:line="336" w:lineRule="auto" w:after="180"/>
+        <w:shd w:fill="F4F9FC"/>
+      </w:pPr>
+      <w:r>
+        <w:rPr>
+          <w:b w:val="0"/>
+        </w:rPr>
         <w:t>2. Supported claim</w:t>
       </w:r>
     </w:p>
     <w:p>
-      <w:r>
-        <w:t>3. Contradicted claim</w:t>
-      </w:r>
-    </w:p>
-    <w:p>
-      <w:r>
+      <w:pPr>
+        <w:spacing w:line="336" w:lineRule="auto" w:after="180"/>
+        <w:shd w:fill="F4F9FC"/>
+      </w:pPr>
+      <w:r>
+        <w:rPr>
+          <w:b w:val="0"/>
+        </w:rPr>
+        <w:t xml:space="preserve">3. </w:t>
+      </w:r>
+      <w:r>
+        <w:rPr>
+          <w:b/>
+        </w:rPr>
+        <w:t>Contradicted</w:t>
+      </w:r>
+      <w:r>
+        <w:rPr>
+          <w:b w:val="0"/>
+        </w:rPr>
+        <w:t xml:space="preserve"> claim</w:t>
+      </w:r>
+    </w:p>
+    <w:p>
+      <w:pPr>
+        <w:spacing w:line="336" w:lineRule="auto" w:after="180"/>
+        <w:shd w:fill="F4F9FC"/>
+      </w:pPr>
+      <w:r>
+        <w:rPr>
+          <w:b w:val="0"/>
+        </w:rPr>
         <w:t>4. Compute duration</w:t>
       </w:r>
     </w:p>
@@ -1559,41 +2182,191 @@
       </w:r>
     </w:p>
     <w:p>
-      <w:r>
+      <w:pPr>
+        <w:pStyle w:val="Heading3"/>
+      </w:pPr>
+      <w:r>
+        <w:t>Hint · try first</w:t>
+      </w:r>
+    </w:p>
+    <w:p>
+      <w:pPr>
+        <w:spacing w:line="336" w:lineRule="auto" w:after="180"/>
+        <w:shd w:fill="F1F6F8"/>
+      </w:pPr>
+      <w:r>
+        <w:rPr>
+          <w:b w:val="0"/>
+        </w:rPr>
         <w:t>Hint if needed: Read the steps in the pictorial case. Match the supplied detail to the stage that performs or records it.</w:t>
       </w:r>
     </w:p>
     <w:p>
-      <w:r>
-        <w:t>After your attempt, compare with the supported explanation: Unsupported claim Free lunch has no source; missing evidence is not a confirmed no-lunch fact. Different errors need different repairs. Recalculate the duration; keep the supported departure; remove or seek evidence for lunch. These categories are more informative than calling the whole answer wrong. Arithmetic inherits assumptions such as constant speed and no stops, so avoid turning the three-hour walking calculation into a guaranteed arrival time.</w:t>
-      </w:r>
-    </w:p>
-    <w:p>
       <w:pPr>
         <w:pStyle w:val="Heading3"/>
       </w:pPr>
       <w:r>
+        <w:t>Feedback · compare after trying</w:t>
+      </w:r>
+    </w:p>
+    <w:p>
+      <w:pPr>
+        <w:spacing w:line="336" w:lineRule="auto" w:after="180"/>
+        <w:shd w:fill="F1F6FC"/>
+      </w:pPr>
+      <w:r>
+        <w:rPr>
+          <w:b w:val="0"/>
+        </w:rPr>
+        <w:t xml:space="preserve">After your attempt, compare with the supported explanation: </w:t>
+      </w:r>
+      <w:r>
+        <w:rPr>
+          <w:b/>
+        </w:rPr>
+        <w:t>Unsupported claim</w:t>
+      </w:r>
+      <w:r>
+        <w:rPr>
+          <w:b w:val="0"/>
+        </w:rPr>
+        <w:t xml:space="preserve"> Free lunch has no source; missing </w:t>
+      </w:r>
+      <w:r>
+        <w:rPr>
+          <w:b/>
+        </w:rPr>
+        <w:t>evidence</w:t>
+      </w:r>
+      <w:r>
+        <w:rPr>
+          <w:b w:val="0"/>
+        </w:rPr>
+        <w:t xml:space="preserve"> is not a confirmed no-lunch fact. Different errors need different repairs.</w:t>
+      </w:r>
+    </w:p>
+    <w:p>
+      <w:pPr>
+        <w:spacing w:line="336" w:lineRule="auto" w:after="180"/>
+        <w:shd w:fill="F1F6FC"/>
+      </w:pPr>
+      <w:r>
+        <w:rPr>
+          <w:b w:val="0"/>
+        </w:rPr>
+        <w:t xml:space="preserve">Recalculate the duration; keep the supported departure; remove or seek </w:t>
+      </w:r>
+      <w:r>
+        <w:rPr>
+          <w:b/>
+        </w:rPr>
+        <w:t>evidence</w:t>
+      </w:r>
+      <w:r>
+        <w:rPr>
+          <w:b w:val="0"/>
+        </w:rPr>
+        <w:t xml:space="preserve"> for lunch. These categories are more informative than calling the whole answer wrong.</w:t>
+      </w:r>
+    </w:p>
+    <w:p>
+      <w:pPr>
+        <w:spacing w:line="336" w:lineRule="auto" w:after="180"/>
+        <w:shd w:fill="F1F6FC"/>
+      </w:pPr>
+      <w:r>
+        <w:rPr>
+          <w:b w:val="0"/>
+        </w:rPr>
+        <w:t>Arithmetic inherits assumptions such as constant speed and no stops, so avoid turning the three-hour walking calculation into a guaranteed arrival time.</w:t>
+      </w:r>
+    </w:p>
+    <w:p>
+      <w:pPr>
+        <w:pStyle w:val="Heading3"/>
+      </w:pPr>
+      <w:r>
         <w:t>Practice 2: explain the deciding evidence</w:t>
       </w:r>
     </w:p>
     <w:p>
-      <w:r>
+      <w:pPr>
+        <w:pStyle w:val="Heading3"/>
+      </w:pPr>
+      <w:r>
+        <w:t>Changed case · predict first</w:t>
+      </w:r>
+    </w:p>
+    <w:p>
+      <w:pPr>
+        <w:spacing w:line="336" w:lineRule="auto" w:after="180"/>
+        <w:shd w:fill="F5F1FB"/>
+      </w:pPr>
+      <w:r>
+        <w:rPr>
+          <w:b w:val="0"/>
+        </w:rPr>
         <w:t>Changed-case practice: Add a planned 30-minute stop while preserving speed and distance. Which conclusion is supported by the supplied facts?</w:t>
       </w:r>
     </w:p>
     <w:p>
-      <w:r>
-        <w:t>1. We can decide the result without examining the changed input or the procedure.</w:t>
-      </w:r>
-    </w:p>
-    <w:p>
-      <w:r>
+      <w:pPr>
+        <w:spacing w:line="336" w:lineRule="auto" w:after="180"/>
+        <w:shd w:fill="F4F9FC"/>
+      </w:pPr>
+      <w:r>
+        <w:rPr>
+          <w:b w:val="0"/>
+        </w:rPr>
+        <w:t xml:space="preserve">1. We can decide the result without examining the changed </w:t>
+      </w:r>
+      <w:r>
+        <w:rPr>
+          <w:b/>
+        </w:rPr>
+        <w:t>input</w:t>
+      </w:r>
+      <w:r>
+        <w:rPr>
+          <w:b w:val="0"/>
+        </w:rPr>
+        <w:t xml:space="preserve"> or the procedure.</w:t>
+      </w:r>
+    </w:p>
+    <w:p>
+      <w:pPr>
+        <w:spacing w:line="336" w:lineRule="auto" w:after="180"/>
+        <w:shd w:fill="F4F9FC"/>
+      </w:pPr>
+      <w:r>
+        <w:rPr>
+          <w:b w:val="0"/>
+        </w:rPr>
         <w:t>2. Planned total elapsed time becomes 3.5 hours.</w:t>
       </w:r>
     </w:p>
     <w:p>
-      <w:r>
-        <w:t>3. This one example guarantees correct results for every future input.</w:t>
+      <w:pPr>
+        <w:spacing w:line="336" w:lineRule="auto" w:after="180"/>
+        <w:shd w:fill="F4F9FC"/>
+      </w:pPr>
+      <w:r>
+        <w:rPr>
+          <w:b w:val="0"/>
+        </w:rPr>
+        <w:t xml:space="preserve">3. This one example guarantees correct results for every future </w:t>
+      </w:r>
+      <w:r>
+        <w:rPr>
+          <w:b/>
+        </w:rPr>
+        <w:t>input</w:t>
+      </w:r>
+      <w:r>
+        <w:rPr>
+          <w:b w:val="0"/>
+        </w:rPr>
+        <w:t>.</w:t>
       </w:r>
     </w:p>
     <w:p>
@@ -1630,12 +2403,42 @@
       </w:r>
     </w:p>
     <w:p>
-      <w:r>
+      <w:pPr>
+        <w:pStyle w:val="Heading3"/>
+      </w:pPr>
+      <w:r>
+        <w:t>Hint · try first</w:t>
+      </w:r>
+    </w:p>
+    <w:p>
+      <w:pPr>
+        <w:spacing w:line="336" w:lineRule="auto" w:after="180"/>
+        <w:shd w:fill="F1F6F8"/>
+      </w:pPr>
+      <w:r>
+        <w:rPr>
+          <w:b w:val="0"/>
+        </w:rPr>
         <w:t>Hint if needed: Use the changed condition and the deciding step in the pictorial trace. The answer must say what follows from those facts.</w:t>
       </w:r>
     </w:p>
     <w:p>
-      <w:r>
+      <w:pPr>
+        <w:pStyle w:val="Heading3"/>
+      </w:pPr>
+      <w:r>
+        <w:t>Feedback · compare after trying</w:t>
+      </w:r>
+    </w:p>
+    <w:p>
+      <w:pPr>
+        <w:spacing w:line="336" w:lineRule="auto" w:after="180"/>
+        <w:shd w:fill="F1F6FC"/>
+      </w:pPr>
+      <w:r>
+        <w:rPr>
+          <w:b w:val="0"/>
+        </w:rPr>
         <w:t>After your attempt, compare with the supported explanation: Planned total elapsed time becomes 3.5 hours. Three moving hours plus half an hour stopped; walking-time calculation itself stays three.</w:t>
       </w:r>
     </w:p>
@@ -1648,18 +2451,141 @@
       </w:r>
     </w:p>
     <w:p>
-      <w:r>
-        <w:t>Review Multimodal Evidence (ai-3/13). Goal: Explain the mechanism and terminology of speech pipelines and multimodal evidence. Short practice: Why were both “exactly three” and “exactly five” unsupported before opening the box?. Return to this week and explain what you changed.</w:t>
-      </w:r>
-    </w:p>
-    <w:p>
-      <w:r>
-        <w:t>Review Visual Composition (ai-3/11). Goal: Explain the mechanism and terminology of image generation and provenance. Short practice: Which checks pass after that single change, and what still needs repair?. Return to this week and explain what you changed.</w:t>
-      </w:r>
-    </w:p>
-    <w:p>
-      <w:r>
-        <w:t>Review Structured Output and Schemas (ai-3/8). Goal: Separate JSON parsing, schema validation and source support checks. Short practice: Which object demonstrates that valid JSON and valid types are insufficient for truth?. Return to this week and explain what you changed.</w:t>
+      <w:pPr>
+        <w:spacing w:line="336" w:lineRule="auto" w:after="180"/>
+      </w:pPr>
+      <w:r>
+        <w:rPr>
+          <w:b w:val="0"/>
+        </w:rPr>
+        <w:t xml:space="preserve">Review Multimodal </w:t>
+      </w:r>
+      <w:r>
+        <w:rPr>
+          <w:b/>
+        </w:rPr>
+        <w:t>Evidence</w:t>
+      </w:r>
+      <w:r>
+        <w:rPr>
+          <w:b w:val="0"/>
+        </w:rPr>
+        <w:t xml:space="preserve"> (ai-3/13). Goal: Explain the </w:t>
+      </w:r>
+      <w:r>
+        <w:rPr>
+          <w:b/>
+        </w:rPr>
+        <w:t>mechanism</w:t>
+      </w:r>
+      <w:r>
+        <w:rPr>
+          <w:b w:val="0"/>
+        </w:rPr>
+        <w:t xml:space="preserve"> and terminology of speech pipelines and multimodal </w:t>
+      </w:r>
+      <w:r>
+        <w:rPr>
+          <w:b/>
+        </w:rPr>
+        <w:t>evidence</w:t>
+      </w:r>
+      <w:r>
+        <w:rPr>
+          <w:b w:val="0"/>
+        </w:rPr>
+        <w:t>.</w:t>
+      </w:r>
+    </w:p>
+    <w:p>
+      <w:pPr>
+        <w:spacing w:line="336" w:lineRule="auto" w:after="180"/>
+      </w:pPr>
+      <w:r>
+        <w:rPr>
+          <w:b w:val="0"/>
+        </w:rPr>
+        <w:t xml:space="preserve">Short practice: Why were both “exactly three” and “exactly five” </w:t>
+      </w:r>
+      <w:r>
+        <w:rPr>
+          <w:b/>
+        </w:rPr>
+        <w:t>unsupported</w:t>
+      </w:r>
+      <w:r>
+        <w:rPr>
+          <w:b w:val="0"/>
+        </w:rPr>
+        <w:t xml:space="preserve"> before opening the box?. Return to this week and explain what you changed.</w:t>
+      </w:r>
+    </w:p>
+    <w:p>
+      <w:pPr>
+        <w:spacing w:line="336" w:lineRule="auto" w:after="180"/>
+      </w:pPr>
+      <w:r>
+        <w:rPr>
+          <w:b w:val="0"/>
+        </w:rPr>
+        <w:t xml:space="preserve">Review Visual Composition (ai-3/11). Goal: Explain the </w:t>
+      </w:r>
+      <w:r>
+        <w:rPr>
+          <w:b/>
+        </w:rPr>
+        <w:t>mechanism</w:t>
+      </w:r>
+      <w:r>
+        <w:rPr>
+          <w:b w:val="0"/>
+        </w:rPr>
+        <w:t xml:space="preserve"> and terminology of image generation and provenance. Short practice: Which checks pass after that single change, and what still needs repair?.</w:t>
+      </w:r>
+    </w:p>
+    <w:p>
+      <w:pPr>
+        <w:spacing w:line="336" w:lineRule="auto" w:after="180"/>
+      </w:pPr>
+      <w:r>
+        <w:rPr>
+          <w:b w:val="0"/>
+        </w:rPr>
+        <w:t>Return to this week and explain what you changed.</w:t>
+      </w:r>
+    </w:p>
+    <w:p>
+      <w:pPr>
+        <w:spacing w:line="336" w:lineRule="auto" w:after="180"/>
+      </w:pPr>
+      <w:r>
+        <w:rPr>
+          <w:b w:val="0"/>
+        </w:rPr>
+        <w:t xml:space="preserve">Review Structured </w:t>
+      </w:r>
+      <w:r>
+        <w:rPr>
+          <w:b/>
+        </w:rPr>
+        <w:t>Output</w:t>
+      </w:r>
+      <w:r>
+        <w:rPr>
+          <w:b w:val="0"/>
+        </w:rPr>
+        <w:t xml:space="preserve"> and Schemas (ai-3/8). Goal: Separate JSON parsing, schema validation and source support checks. Short practice: Which object demonstrates that valid JSON and valid types are insufficient for truth?.</w:t>
+      </w:r>
+    </w:p>
+    <w:p>
+      <w:pPr>
+        <w:spacing w:line="336" w:lineRule="auto" w:after="180"/>
+      </w:pPr>
+      <w:r>
+        <w:rPr>
+          <w:b w:val="0"/>
+        </w:rPr>
+        <w:t>Return to this week and explain what you changed.</w:t>
       </w:r>
     </w:p>
     <w:p>
@@ -1671,8 +2597,37 @@
       </w:r>
     </w:p>
     <w:p>
-      <w:r>
-        <w:t>Use Download completed work in the hosted lesson to export your answers, reflections, practice feedback and code-run evidence. Open the HTML copy to read or print it. Drafts stay in this browser when storage is available; clear drafts on a shared device.</w:t>
+      <w:pPr>
+        <w:spacing w:line="336" w:lineRule="auto" w:after="180"/>
+      </w:pPr>
+      <w:r>
+        <w:rPr>
+          <w:b w:val="0"/>
+        </w:rPr>
+        <w:t xml:space="preserve">Use Download completed work in the hosted lesson to export your answers, reflections, practice feedback and code-run </w:t>
+      </w:r>
+      <w:r>
+        <w:rPr>
+          <w:b/>
+        </w:rPr>
+        <w:t>evidence</w:t>
+      </w:r>
+      <w:r>
+        <w:rPr>
+          <w:b w:val="0"/>
+        </w:rPr>
+        <w:t>. Open the HTML copy to read or print it.</w:t>
+      </w:r>
+    </w:p>
+    <w:p>
+      <w:pPr>
+        <w:spacing w:line="336" w:lineRule="auto" w:after="180"/>
+      </w:pPr>
+      <w:r>
+        <w:rPr>
+          <w:b w:val="0"/>
+        </w:rPr>
+        <w:t>Drafts stay in this browser when storage is available; clear drafts on a shared device.</w:t>
       </w:r>
     </w:p>
     <w:p>
@@ -1686,6 +2641,871 @@
     <w:p>
       <w:r>
         <w:t>________________________________________________________________</w:t>
+      </w:r>
+    </w:p>
+    <w:p>
+      <w:r>
+        <w:t>________________________________________________________________</w:t>
+      </w:r>
+    </w:p>
+    <w:p>
+      <w:r>
+        <w:t>________________________________________________________________</w:t>
+      </w:r>
+    </w:p>
+    <w:p>
+      <w:r>
+        <w:t>________________________________________________________________</w:t>
+      </w:r>
+    </w:p>
+    <w:p>
+      <w:r>
+        <w:t>________________________________________________________________</w:t>
+      </w:r>
+    </w:p>
+    <w:p>
+      <w:pPr>
+        <w:pStyle w:val="Heading1"/>
+      </w:pPr>
+      <w:r>
+        <w:t>21. Visual concept journey</w:t>
+      </w:r>
+    </w:p>
+    <w:p>
+      <w:r>
+        <w:t>Explain each Hallucination Failure Types picture from its labels, then record a relevant limit.</w:t>
+      </w:r>
+    </w:p>
+    <w:p>
+      <w:pPr>
+        <w:pStyle w:val="Heading3"/>
+      </w:pPr>
+      <w:r>
+        <w:t>01. Hallucination Failure Types: the case</w:t>
+      </w:r>
+    </w:p>
+    <w:p>
+      <w:r>
+        <w:drawing>
+          <wp:inline xmlns:a="http://schemas.openxmlformats.org/drawingml/2006/main" xmlns:pic="http://schemas.openxmlformats.org/drawingml/2006/picture">
+            <wp:extent cx="5486400" cy="2990088"/>
+            <wp:docPr id="2" name="Picture 2" descr="A fictional Study Buddy drafts a field-trip summary from one approved record. Supplied facts: Source S: trail length 12 km; planned constant speed 4 km/h, excluding stops; departure 09:00. Draft: “The walk takes two hours, starts at 09:00 and includes free lunch.” No lunch record is supplied."/>
+            <wp:cNvGraphicFramePr>
+              <a:graphicFrameLocks noChangeAspect="1"/>
+            </wp:cNvGraphicFramePr>
+            <a:graphic>
+              <a:graphicData uri="http://schemas.openxmlformats.org/drawingml/2006/picture">
+                <pic:pic>
+                  <pic:nvPicPr>
+                    <pic:cNvPr id="0" name="academy-story-ai-3-14-01.png"/>
+                    <pic:cNvPicPr/>
+                  </pic:nvPicPr>
+                  <pic:blipFill>
+                    <a:blip r:embed="rId10"/>
+                    <a:stretch>
+                      <a:fillRect/>
+                    </a:stretch>
+                  </pic:blipFill>
+                  <pic:spPr>
+                    <a:xfrm>
+                      <a:off x="0" y="0"/>
+                      <a:ext cx="5486400" cy="2990088"/>
+                    </a:xfrm>
+                    <a:prstGeom prst="rect"/>
+                  </pic:spPr>
+                </pic:pic>
+              </a:graphicData>
+            </a:graphic>
+          </wp:inline>
+        </w:drawing>
+      </w:r>
+    </w:p>
+    <w:p>
+      <w:pPr>
+        <w:spacing w:line="336" w:lineRule="auto" w:after="180"/>
+      </w:pPr>
+      <w:r>
+        <w:rPr>
+          <w:b w:val="0"/>
+        </w:rPr>
+        <w:t>A fictional Study Buddy drafts a field-trip summary from one approved record. Supplied facts: Source S: trail length 12 km; planned constant speed 4 km/h, excluding stops; departure 09:00.</w:t>
+      </w:r>
+    </w:p>
+    <w:p>
+      <w:pPr>
+        <w:spacing w:line="336" w:lineRule="auto" w:after="180"/>
+      </w:pPr>
+      <w:r>
+        <w:rPr>
+          <w:b w:val="0"/>
+        </w:rPr>
+        <w:t>Draft: “The walk takes two hours, starts at 09:00 and includes free lunch.” No lunch record is supplied.</w:t>
+      </w:r>
+    </w:p>
+    <w:p>
+      <w:pPr>
+        <w:spacing w:line="336" w:lineRule="auto" w:after="180"/>
+        <w:shd w:fill="F5F1FB"/>
+      </w:pPr>
+      <w:r>
+        <w:rPr>
+          <w:b w:val="0"/>
+        </w:rPr>
+        <w:t>Point to the given fact that matters most. Explain why it matters.</w:t>
+      </w:r>
+    </w:p>
+    <w:p>
+      <w:pPr>
+        <w:pStyle w:val="Heading3"/>
+      </w:pPr>
+      <w:r>
+        <w:t>My picture explanation, deciding evidence and one limit</w:t>
+      </w:r>
+    </w:p>
+    <w:p>
+      <w:r>
+        <w:t>________________________________________________________________</w:t>
+      </w:r>
+    </w:p>
+    <w:p>
+      <w:r>
+        <w:t>________________________________________________________________</w:t>
+      </w:r>
+    </w:p>
+    <w:p>
+      <w:r>
+        <w:t>________________________________________________________________</w:t>
+      </w:r>
+    </w:p>
+    <w:p>
+      <w:r>
+        <w:t>________________________________________________________________</w:t>
+      </w:r>
+    </w:p>
+    <w:p>
+      <w:pPr>
+        <w:pStyle w:val="Heading3"/>
+      </w:pPr>
+      <w:r>
+        <w:t>02. Follow the deciding steps</w:t>
+      </w:r>
+    </w:p>
+    <w:p>
+      <w:r>
+        <w:drawing>
+          <wp:inline xmlns:a="http://schemas.openxmlformats.org/drawingml/2006/main" xmlns:pic="http://schemas.openxmlformats.org/drawingml/2006/picture">
+            <wp:extent cx="5486400" cy="4005072"/>
+            <wp:docPr id="3" name="Picture 3" descr="Compute duration: 12÷4=3 hours, excluding stops. → Contradicted claim: Two-hour duration disagrees with the calculation from S. → Supported claim: Departure 09:00 is stated in S. → Unsupported claim: Free lunch has no source; missing evidence is not a confirmed no-lunch fact."/>
+            <wp:cNvGraphicFramePr>
+              <a:graphicFrameLocks noChangeAspect="1"/>
+            </wp:cNvGraphicFramePr>
+            <a:graphic>
+              <a:graphicData uri="http://schemas.openxmlformats.org/drawingml/2006/picture">
+                <pic:pic>
+                  <pic:nvPicPr>
+                    <pic:cNvPr id="0" name="academy-story-ai-3-14-02.png"/>
+                    <pic:cNvPicPr/>
+                  </pic:nvPicPr>
+                  <pic:blipFill>
+                    <a:blip r:embed="rId11"/>
+                    <a:stretch>
+                      <a:fillRect/>
+                    </a:stretch>
+                  </pic:blipFill>
+                  <pic:spPr>
+                    <a:xfrm>
+                      <a:off x="0" y="0"/>
+                      <a:ext cx="5486400" cy="4005072"/>
+                    </a:xfrm>
+                    <a:prstGeom prst="rect"/>
+                  </pic:spPr>
+                </pic:pic>
+              </a:graphicData>
+            </a:graphic>
+          </wp:inline>
+        </w:drawing>
+      </w:r>
+    </w:p>
+    <w:p>
+      <w:pPr>
+        <w:spacing w:line="336" w:lineRule="auto" w:after="180"/>
+      </w:pPr>
+      <w:r>
+        <w:rPr>
+          <w:b w:val="0"/>
+        </w:rPr>
+        <w:t xml:space="preserve">Compute duration: 12÷4=3 hours, excluding stops. → </w:t>
+      </w:r>
+      <w:r>
+        <w:rPr>
+          <w:b/>
+        </w:rPr>
+        <w:t>Contradicted</w:t>
+      </w:r>
+      <w:r>
+        <w:rPr>
+          <w:b w:val="0"/>
+        </w:rPr>
+        <w:t xml:space="preserve"> claim: Two-hour duration disagrees with the calculation from S. → Supported claim: Departure 09:00 is stated in S. → </w:t>
+      </w:r>
+      <w:r>
+        <w:rPr>
+          <w:b/>
+        </w:rPr>
+        <w:t>Unsupported claim</w:t>
+      </w:r>
+      <w:r>
+        <w:rPr>
+          <w:b w:val="0"/>
+        </w:rPr>
+        <w:t xml:space="preserve">: Free lunch has no source; missing </w:t>
+      </w:r>
+      <w:r>
+        <w:rPr>
+          <w:b/>
+        </w:rPr>
+        <w:t>evidence</w:t>
+      </w:r>
+      <w:r>
+        <w:rPr>
+          <w:b w:val="0"/>
+        </w:rPr>
+        <w:t xml:space="preserve"> is not a confirmed no-lunch fact.</w:t>
+      </w:r>
+    </w:p>
+    <w:p>
+      <w:pPr>
+        <w:spacing w:line="336" w:lineRule="auto" w:after="180"/>
+        <w:shd w:fill="F5F1FB"/>
+      </w:pPr>
+      <w:r>
+        <w:rPr>
+          <w:b w:val="0"/>
+        </w:rPr>
+        <w:t xml:space="preserve">Point to each numbered stage and explain which recorded </w:t>
+      </w:r>
+      <w:r>
+        <w:rPr>
+          <w:b/>
+        </w:rPr>
+        <w:t>input</w:t>
+      </w:r>
+      <w:r>
+        <w:rPr>
+          <w:b w:val="0"/>
+        </w:rPr>
+        <w:t xml:space="preserve"> it uses.</w:t>
+      </w:r>
+    </w:p>
+    <w:p>
+      <w:pPr>
+        <w:pStyle w:val="Heading3"/>
+      </w:pPr>
+      <w:r>
+        <w:t>My picture explanation, deciding evidence and one limit</w:t>
+      </w:r>
+    </w:p>
+    <w:p>
+      <w:r>
+        <w:t>________________________________________________________________</w:t>
+      </w:r>
+    </w:p>
+    <w:p>
+      <w:r>
+        <w:t>________________________________________________________________</w:t>
+      </w:r>
+    </w:p>
+    <w:p>
+      <w:r>
+        <w:t>________________________________________________________________</w:t>
+      </w:r>
+    </w:p>
+    <w:p>
+      <w:r>
+        <w:t>________________________________________________________________</w:t>
+      </w:r>
+    </w:p>
+    <w:p>
+      <w:pPr>
+        <w:pStyle w:val="Heading3"/>
+      </w:pPr>
+      <w:r>
+        <w:t>03. Generation failures and verification — evidence trace</w:t>
+      </w:r>
+    </w:p>
+    <w:p>
+      <w:r>
+        <w:drawing>
+          <wp:inline xmlns:a="http://schemas.openxmlformats.org/drawingml/2006/main" xmlns:pic="http://schemas.openxmlformats.org/drawingml/2006/picture">
+            <wp:extent cx="5486400" cy="3145536"/>
+            <wp:docPr id="4" name="Picture 4" descr="Generation failures and verification — evidence trace. Source R says room B seats 12 and the meeting starts at 15:00. Generated answer says B seats 20, starts at 15:00 and includes free lunch. | Split an answer into atomic claims. For each, record the exact source passage, support status and any needed calculation. Mark unsupported and contradicted claims separately; do not repair them by inventing sources. | Capacity 20 is contradicted; 15:00 is supported; free lunch is unsupported. One of three claims has support. The missing lunch fact is not evidence of no lunch."/>
+            <wp:cNvGraphicFramePr>
+              <a:graphicFrameLocks noChangeAspect="1"/>
+            </wp:cNvGraphicFramePr>
+            <a:graphic>
+              <a:graphicData uri="http://schemas.openxmlformats.org/drawingml/2006/picture">
+                <pic:pic>
+                  <pic:nvPicPr>
+                    <pic:cNvPr id="0" name="academy-story-ai-3-14-03.png"/>
+                    <pic:cNvPicPr/>
+                  </pic:nvPicPr>
+                  <pic:blipFill>
+                    <a:blip r:embed="rId12"/>
+                    <a:stretch>
+                      <a:fillRect/>
+                    </a:stretch>
+                  </pic:blipFill>
+                  <pic:spPr>
+                    <a:xfrm>
+                      <a:off x="0" y="0"/>
+                      <a:ext cx="5486400" cy="3145536"/>
+                    </a:xfrm>
+                    <a:prstGeom prst="rect"/>
+                  </pic:spPr>
+                </pic:pic>
+              </a:graphicData>
+            </a:graphic>
+          </wp:inline>
+        </w:drawing>
+      </w:r>
+    </w:p>
+    <w:p>
+      <w:pPr>
+        <w:spacing w:line="336" w:lineRule="auto" w:after="180"/>
+      </w:pPr>
+      <w:r>
+        <w:rPr>
+          <w:b w:val="0"/>
+        </w:rPr>
+        <w:t xml:space="preserve">Generation failures and verification — </w:t>
+      </w:r>
+      <w:r>
+        <w:rPr>
+          <w:b/>
+        </w:rPr>
+        <w:t>evidence</w:t>
+      </w:r>
+      <w:r>
+        <w:rPr>
+          <w:b w:val="0"/>
+        </w:rPr>
+        <w:t xml:space="preserve"> trace. Source R says room B seats 12 and the meeting starts at 15:00.</w:t>
+      </w:r>
+    </w:p>
+    <w:p>
+      <w:pPr>
+        <w:spacing w:line="336" w:lineRule="auto" w:after="180"/>
+      </w:pPr>
+      <w:r>
+        <w:rPr>
+          <w:b w:val="0"/>
+        </w:rPr>
+        <w:t xml:space="preserve">Generated answer says B seats 20, starts at 15:00 and includes free lunch. | Split an answer into </w:t>
+      </w:r>
+      <w:r>
+        <w:rPr>
+          <w:b/>
+        </w:rPr>
+        <w:t>atomic claim</w:t>
+      </w:r>
+      <w:r>
+        <w:rPr>
+          <w:b w:val="0"/>
+        </w:rPr>
+        <w:t>s. For each, record the exact source passage, support status and any needed calculation.</w:t>
+      </w:r>
+    </w:p>
+    <w:p>
+      <w:pPr>
+        <w:spacing w:line="336" w:lineRule="auto" w:after="180"/>
+      </w:pPr>
+      <w:r>
+        <w:rPr>
+          <w:b w:val="0"/>
+        </w:rPr>
+        <w:t xml:space="preserve">Mark </w:t>
+      </w:r>
+      <w:r>
+        <w:rPr>
+          <w:b/>
+        </w:rPr>
+        <w:t>unsupported</w:t>
+      </w:r>
+      <w:r>
+        <w:rPr>
+          <w:b w:val="0"/>
+        </w:rPr>
+        <w:t xml:space="preserve"> and </w:t>
+      </w:r>
+      <w:r>
+        <w:rPr>
+          <w:b/>
+        </w:rPr>
+        <w:t>contradicted</w:t>
+      </w:r>
+      <w:r>
+        <w:rPr>
+          <w:b w:val="0"/>
+        </w:rPr>
+        <w:t xml:space="preserve"> claims separately; do not repair them by inventing sources. | Capacity 20 is </w:t>
+      </w:r>
+      <w:r>
+        <w:rPr>
+          <w:b/>
+        </w:rPr>
+        <w:t>contradicted</w:t>
+      </w:r>
+      <w:r>
+        <w:rPr>
+          <w:b w:val="0"/>
+        </w:rPr>
+        <w:t xml:space="preserve">; 15:00 is supported; free lunch is </w:t>
+      </w:r>
+      <w:r>
+        <w:rPr>
+          <w:b/>
+        </w:rPr>
+        <w:t>unsupported</w:t>
+      </w:r>
+      <w:r>
+        <w:rPr>
+          <w:b w:val="0"/>
+        </w:rPr>
+        <w:t>. One of three claims has support.</w:t>
+      </w:r>
+    </w:p>
+    <w:p>
+      <w:pPr>
+        <w:spacing w:line="336" w:lineRule="auto" w:after="180"/>
+      </w:pPr>
+      <w:r>
+        <w:rPr>
+          <w:b w:val="0"/>
+        </w:rPr>
+        <w:t xml:space="preserve">The missing lunch fact is not </w:t>
+      </w:r>
+      <w:r>
+        <w:rPr>
+          <w:b/>
+        </w:rPr>
+        <w:t>evidence</w:t>
+      </w:r>
+      <w:r>
+        <w:rPr>
+          <w:b w:val="0"/>
+        </w:rPr>
+        <w:t xml:space="preserve"> of no lunch.</w:t>
+      </w:r>
+    </w:p>
+    <w:p>
+      <w:pPr>
+        <w:spacing w:line="336" w:lineRule="auto" w:after="180"/>
+        <w:shd w:fill="F5F1FB"/>
+      </w:pPr>
+      <w:r>
+        <w:rPr>
+          <w:b w:val="0"/>
+        </w:rPr>
+        <w:t>Read the labels and values. Explain the relationship the model shows.</w:t>
+      </w:r>
+    </w:p>
+    <w:p>
+      <w:pPr>
+        <w:pStyle w:val="Heading3"/>
+      </w:pPr>
+      <w:r>
+        <w:t>My picture explanation, deciding evidence and one limit</w:t>
+      </w:r>
+    </w:p>
+    <w:p>
+      <w:r>
+        <w:t>________________________________________________________________</w:t>
+      </w:r>
+    </w:p>
+    <w:p>
+      <w:r>
+        <w:t>________________________________________________________________</w:t>
+      </w:r>
+    </w:p>
+    <w:p>
+      <w:r>
+        <w:t>________________________________________________________________</w:t>
+      </w:r>
+    </w:p>
+    <w:p>
+      <w:r>
+        <w:t>________________________________________________________________</w:t>
+      </w:r>
+    </w:p>
+    <w:p>
+      <w:pPr>
+        <w:pStyle w:val="Heading3"/>
+      </w:pPr>
+      <w:r>
+        <w:t>04. Change one thing. Trace what follows.</w:t>
+      </w:r>
+    </w:p>
+    <w:p>
+      <w:r>
+        <w:drawing>
+          <wp:inline xmlns:a="http://schemas.openxmlformats.org/drawingml/2006/main" xmlns:pic="http://schemas.openxmlformats.org/drawingml/2006/picture">
+            <wp:extent cx="5486400" cy="3026664"/>
+            <wp:docPr id="5" name="Picture 5" descr="Original case: Free lunch has no source; missing evidence is not a confirmed no-lunch fact. Changed condition: Add a planned 30-minute stop while preserving speed and distance. Expected result: Planned total elapsed time becomes 3.5 hours. Reason: Three moving hours plus half an hour stopped; walking-time calculation itself stays three."/>
+            <wp:cNvGraphicFramePr>
+              <a:graphicFrameLocks noChangeAspect="1"/>
+            </wp:cNvGraphicFramePr>
+            <a:graphic>
+              <a:graphicData uri="http://schemas.openxmlformats.org/drawingml/2006/picture">
+                <pic:pic>
+                  <pic:nvPicPr>
+                    <pic:cNvPr id="0" name="academy-story-ai-3-14-04.png"/>
+                    <pic:cNvPicPr/>
+                  </pic:nvPicPr>
+                  <pic:blipFill>
+                    <a:blip r:embed="rId13"/>
+                    <a:stretch>
+                      <a:fillRect/>
+                    </a:stretch>
+                  </pic:blipFill>
+                  <pic:spPr>
+                    <a:xfrm>
+                      <a:off x="0" y="0"/>
+                      <a:ext cx="5486400" cy="3026664"/>
+                    </a:xfrm>
+                    <a:prstGeom prst="rect"/>
+                  </pic:spPr>
+                </pic:pic>
+              </a:graphicData>
+            </a:graphic>
+          </wp:inline>
+        </w:drawing>
+      </w:r>
+    </w:p>
+    <w:p>
+      <w:pPr>
+        <w:spacing w:line="336" w:lineRule="auto" w:after="180"/>
+      </w:pPr>
+      <w:r>
+        <w:rPr>
+          <w:b w:val="0"/>
+        </w:rPr>
+        <w:t xml:space="preserve">Original case: Free lunch has no source; missing </w:t>
+      </w:r>
+      <w:r>
+        <w:rPr>
+          <w:b/>
+        </w:rPr>
+        <w:t>evidence</w:t>
+      </w:r>
+      <w:r>
+        <w:rPr>
+          <w:b w:val="0"/>
+        </w:rPr>
+        <w:t xml:space="preserve"> is not a confirmed no-lunch fact. Changed condition: Add a planned 30-minute stop while preserving speed and distance.</w:t>
+      </w:r>
+    </w:p>
+    <w:p>
+      <w:pPr>
+        <w:spacing w:line="336" w:lineRule="auto" w:after="180"/>
+      </w:pPr>
+      <w:r>
+        <w:rPr>
+          <w:b w:val="0"/>
+        </w:rPr>
+        <w:t>Expected result: Planned total elapsed time becomes 3.5 hours. Reason: Three moving hours plus half an hour stopped; walking-time calculation itself stays three.</w:t>
+      </w:r>
+    </w:p>
+    <w:p>
+      <w:pPr>
+        <w:spacing w:line="336" w:lineRule="auto" w:after="180"/>
+        <w:shd w:fill="F5F1FB"/>
+      </w:pPr>
+      <w:r>
+        <w:rPr>
+          <w:b w:val="0"/>
+        </w:rPr>
+        <w:t>Predict before checking the worked changed-case result. Name what changed and what the supplied facts allow you to conclude.</w:t>
+      </w:r>
+    </w:p>
+    <w:p>
+      <w:pPr>
+        <w:pStyle w:val="Heading3"/>
+      </w:pPr>
+      <w:r>
+        <w:t>My picture explanation, deciding evidence and one limit</w:t>
+      </w:r>
+    </w:p>
+    <w:p>
+      <w:r>
+        <w:t>________________________________________________________________</w:t>
+      </w:r>
+    </w:p>
+    <w:p>
+      <w:r>
+        <w:t>________________________________________________________________</w:t>
+      </w:r>
+    </w:p>
+    <w:p>
+      <w:r>
+        <w:t>________________________________________________________________</w:t>
+      </w:r>
+    </w:p>
+    <w:p>
+      <w:r>
+        <w:t>________________________________________________________________</w:t>
+      </w:r>
+    </w:p>
+    <w:p>
+      <w:pPr>
+        <w:pStyle w:val="Heading3"/>
+      </w:pPr>
+      <w:r>
+        <w:t>05. Connect the explanation to its limit</w:t>
+      </w:r>
+    </w:p>
+    <w:p>
+      <w:r>
+        <w:drawing>
+          <wp:inline xmlns:a="http://schemas.openxmlformats.org/drawingml/2006/main" xmlns:pic="http://schemas.openxmlformats.org/drawingml/2006/picture">
+            <wp:extent cx="5486400" cy="2941320"/>
+            <wp:docPr id="6" name="Picture 6" descr="Different errors need different repairs. Recalculate the duration; keep the supported departure; remove or seek evidence for lunch. These categories are more informative than calling the whole answer wrong. Arithmetic inherits assumptions such as constant speed and no stops, so avoid turning the three-hour walking calculation into a guaranteed arrival time. Limit: The fictional plan does not establish actual speed, delays or what eventually occurred on a real trip."/>
+            <wp:cNvGraphicFramePr>
+              <a:graphicFrameLocks noChangeAspect="1"/>
+            </wp:cNvGraphicFramePr>
+            <a:graphic>
+              <a:graphicData uri="http://schemas.openxmlformats.org/drawingml/2006/picture">
+                <pic:pic>
+                  <pic:nvPicPr>
+                    <pic:cNvPr id="0" name="academy-story-ai-3-14-05.png"/>
+                    <pic:cNvPicPr/>
+                  </pic:nvPicPr>
+                  <pic:blipFill>
+                    <a:blip r:embed="rId14"/>
+                    <a:stretch>
+                      <a:fillRect/>
+                    </a:stretch>
+                  </pic:blipFill>
+                  <pic:spPr>
+                    <a:xfrm>
+                      <a:off x="0" y="0"/>
+                      <a:ext cx="5486400" cy="2941320"/>
+                    </a:xfrm>
+                    <a:prstGeom prst="rect"/>
+                  </pic:spPr>
+                </pic:pic>
+              </a:graphicData>
+            </a:graphic>
+          </wp:inline>
+        </w:drawing>
+      </w:r>
+    </w:p>
+    <w:p>
+      <w:pPr>
+        <w:spacing w:line="336" w:lineRule="auto" w:after="180"/>
+      </w:pPr>
+      <w:r>
+        <w:rPr>
+          <w:b w:val="0"/>
+        </w:rPr>
+        <w:t xml:space="preserve">Different errors need different repairs. Recalculate the duration; keep the supported departure; remove or seek </w:t>
+      </w:r>
+      <w:r>
+        <w:rPr>
+          <w:b/>
+        </w:rPr>
+        <w:t>evidence</w:t>
+      </w:r>
+      <w:r>
+        <w:rPr>
+          <w:b w:val="0"/>
+        </w:rPr>
+        <w:t xml:space="preserve"> for lunch. These categories are more informative than calling the whole answer wrong.</w:t>
+      </w:r>
+    </w:p>
+    <w:p>
+      <w:pPr>
+        <w:spacing w:line="336" w:lineRule="auto" w:after="180"/>
+      </w:pPr>
+      <w:r>
+        <w:rPr>
+          <w:b w:val="0"/>
+        </w:rPr>
+        <w:t>Arithmetic inherits assumptions such as constant speed and no stops, so avoid turning the three-hour walking calculation into a guaranteed arrival time.</w:t>
+      </w:r>
+    </w:p>
+    <w:p>
+      <w:pPr>
+        <w:spacing w:line="336" w:lineRule="auto" w:after="180"/>
+      </w:pPr>
+      <w:r>
+        <w:rPr>
+          <w:b w:val="0"/>
+        </w:rPr>
+        <w:t>Limit: The fictional plan does not establish actual speed, delays or what eventually occurred on a real trip.</w:t>
+      </w:r>
+    </w:p>
+    <w:p>
+      <w:pPr>
+        <w:spacing w:line="336" w:lineRule="auto" w:after="180"/>
+        <w:shd w:fill="F5F1FB"/>
+      </w:pPr>
+      <w:r>
+        <w:rPr>
+          <w:b w:val="0"/>
+        </w:rPr>
+        <w:t>Explain the case, then point to a limit on the claim.</w:t>
+      </w:r>
+    </w:p>
+    <w:p>
+      <w:pPr>
+        <w:pStyle w:val="Heading3"/>
+      </w:pPr>
+      <w:r>
+        <w:t>My picture explanation, deciding evidence and one limit</w:t>
+      </w:r>
+    </w:p>
+    <w:p>
+      <w:r>
+        <w:t>________________________________________________________________</w:t>
+      </w:r>
+    </w:p>
+    <w:p>
+      <w:r>
+        <w:t>________________________________________________________________</w:t>
+      </w:r>
+    </w:p>
+    <w:p>
+      <w:r>
+        <w:t>________________________________________________________________</w:t>
+      </w:r>
+    </w:p>
+    <w:p>
+      <w:r>
+        <w:t>________________________________________________________________</w:t>
+      </w:r>
+    </w:p>
+    <w:p>
+      <w:pPr>
+        <w:pStyle w:val="Heading3"/>
+      </w:pPr>
+      <w:r>
+        <w:t>06. Make the idea visible in your project</w:t>
+      </w:r>
+    </w:p>
+    <w:p>
+      <w:r>
+        <w:drawing>
+          <wp:inline xmlns:a="http://schemas.openxmlformats.org/drawingml/2006/main" xmlns:pic="http://schemas.openxmlformats.org/drawingml/2006/picture">
+            <wp:extent cx="5486400" cy="3380232"/>
+            <wp:docPr id="7" name="Picture 7" descr="Audit Study Buddy outputs claim by claim, recording contradiction, missing support and correct calculations separately. Draw your input, deciding step, result and limit. Supported question: Can we conclude there will definitely be no lunch from S alone?"/>
+            <wp:cNvGraphicFramePr>
+              <a:graphicFrameLocks noChangeAspect="1"/>
+            </wp:cNvGraphicFramePr>
+            <a:graphic>
+              <a:graphicData uri="http://schemas.openxmlformats.org/drawingml/2006/picture">
+                <pic:pic>
+                  <pic:nvPicPr>
+                    <pic:cNvPr id="0" name="academy-story-ai-3-14-06.png"/>
+                    <pic:cNvPicPr/>
+                  </pic:nvPicPr>
+                  <pic:blipFill>
+                    <a:blip r:embed="rId15"/>
+                    <a:stretch>
+                      <a:fillRect/>
+                    </a:stretch>
+                  </pic:blipFill>
+                  <pic:spPr>
+                    <a:xfrm>
+                      <a:off x="0" y="0"/>
+                      <a:ext cx="5486400" cy="3380232"/>
+                    </a:xfrm>
+                    <a:prstGeom prst="rect"/>
+                  </pic:spPr>
+                </pic:pic>
+              </a:graphicData>
+            </a:graphic>
+          </wp:inline>
+        </w:drawing>
+      </w:r>
+    </w:p>
+    <w:p>
+      <w:pPr>
+        <w:spacing w:line="336" w:lineRule="auto" w:after="180"/>
+        <w:shd w:fill="F5F1FB"/>
+      </w:pPr>
+      <w:r>
+        <w:rPr>
+          <w:b w:val="0"/>
+        </w:rPr>
+        <w:t xml:space="preserve">Audit Study Buddy </w:t>
+      </w:r>
+      <w:r>
+        <w:rPr>
+          <w:b/>
+        </w:rPr>
+        <w:t>output</w:t>
+      </w:r>
+      <w:r>
+        <w:rPr>
+          <w:b w:val="0"/>
+        </w:rPr>
+        <w:t xml:space="preserve">s claim by claim, recording contradiction, missing support and correct calculations separately. Draw your </w:t>
+      </w:r>
+      <w:r>
+        <w:rPr>
+          <w:b/>
+        </w:rPr>
+        <w:t>input</w:t>
+      </w:r>
+      <w:r>
+        <w:rPr>
+          <w:b w:val="0"/>
+        </w:rPr>
+        <w:t>, deciding step, result and limit.</w:t>
+      </w:r>
+    </w:p>
+    <w:p>
+      <w:pPr>
+        <w:spacing w:line="336" w:lineRule="auto" w:after="180"/>
+        <w:shd w:fill="F5F1FB"/>
+      </w:pPr>
+      <w:r>
+        <w:rPr>
+          <w:b w:val="0"/>
+        </w:rPr>
+        <w:t>Supported question: Can we conclude there will definitely be no lunch from S alone?</w:t>
+      </w:r>
+    </w:p>
+    <w:p>
+      <w:pPr>
+        <w:spacing w:line="336" w:lineRule="auto" w:after="180"/>
+        <w:shd w:fill="F5F1FB"/>
+      </w:pPr>
+      <w:r>
+        <w:rPr>
+          <w:b w:val="0"/>
+        </w:rPr>
+        <w:t xml:space="preserve">Draw your project trace and justify the deciding step using </w:t>
+      </w:r>
+      <w:r>
+        <w:rPr>
+          <w:b/>
+        </w:rPr>
+        <w:t>evidence</w:t>
+      </w:r>
+      <w:r>
+        <w:rPr>
+          <w:b w:val="0"/>
+        </w:rPr>
+        <w:t>.</w:t>
+      </w:r>
+    </w:p>
+    <w:p>
+      <w:pPr>
+        <w:pStyle w:val="Heading3"/>
+      </w:pPr>
+      <w:r>
+        <w:t>My picture explanation, deciding evidence and one limit</w:t>
       </w:r>
     </w:p>
     <w:p>

--- a/downloads/workbook/ai-3-week-14.docx
+++ b/downloads/workbook/ai-3-week-14.docx
@@ -1077,6 +1077,26 @@
     </w:p>
     <w:p>
       <w:pPr>
+        <w:pStyle w:val="Heading3"/>
+      </w:pPr>
+      <w:r>
+        <w:t>Where to find the supplied example</w:t>
+      </w:r>
+    </w:p>
+    <w:p>
+      <w:pPr>
+        <w:spacing w:line="336" w:lineRule="auto" w:after="180"/>
+        <w:shd w:fill="F1F6F8"/>
+      </w:pPr>
+      <w:r>
+        <w:rPr>
+          <w:b w:val="0"/>
+        </w:rPr>
+        <w:t>Reference for this exercise: open this week’s student lesson, “Hallucination Failure Types”, at “See how it works” and “Follow a worked example”. Use the original worked values or code named in the question; the later pictorial case is a separate example. Keep this reference beside your workbook while practising.</w:t>
+      </w:r>
+    </w:p>
+    <w:p>
+      <w:pPr>
         <w:spacing w:line="336" w:lineRule="auto" w:after="180"/>
       </w:pPr>
       <w:r>
@@ -1395,6 +1415,26 @@
     <w:p>
       <w:r>
         <w:t>Design a revealing follow-up. Apply the supplied Hallucination Failure Types facts and keep your reasoning.</w:t>
+      </w:r>
+    </w:p>
+    <w:p>
+      <w:pPr>
+        <w:pStyle w:val="Heading3"/>
+      </w:pPr>
+      <w:r>
+        <w:t>Where to find the supplied example</w:t>
+      </w:r>
+    </w:p>
+    <w:p>
+      <w:pPr>
+        <w:spacing w:line="336" w:lineRule="auto" w:after="180"/>
+        <w:shd w:fill="F1F6F8"/>
+      </w:pPr>
+      <w:r>
+        <w:rPr>
+          <w:b w:val="0"/>
+        </w:rPr>
+        <w:t>Reference for this exercise: open this week’s student lesson, “Hallucination Failure Types”, at “See how it works” and “Follow a worked example”. Use the original worked values or code named in the question; the later pictorial case is a separate example. Keep this reference beside your workbook while practising.</w:t>
       </w:r>
     </w:p>
     <w:p>

--- a/downloads/workbook/ai-3-week-14.docx
+++ b/downloads/workbook/ai-3-week-14.docx
@@ -25,12 +25,518 @@
         <w:pStyle w:val="Heading1"/>
       </w:pPr>
       <w:r>
-        <w:t>01. Recall and choose your starting point</w:t>
-      </w:r>
-    </w:p>
-    <w:p>
-      <w:r>
-        <w:t>Record your starting explanation for Hallucination Failure Types before opening notes. Show any later correction separately.</w:t>
+        <w:t>One connected claim-verification record.</w:t>
+      </w:r>
+    </w:p>
+    <w:p>
+      <w:r>
+        <w:t>Explain the procedure, trace statuses, audit missing evidence and design a revealing check.</w:t>
+      </w:r>
+    </w:p>
+    <w:p>
+      <w:r>
+        <w:t>Retain original claims, passages, calculations, status words and source-based repairs.</w:t>
+      </w:r>
+    </w:p>
+    <w:p>
+      <w:pPr>
+        <w:pStyle w:val="Heading1"/>
+      </w:pPr>
+      <w:r>
+        <w:t>01. Recall: reconnect earlier ideas</w:t>
+      </w:r>
+    </w:p>
+    <w:p>
+      <w:r>
+        <w:t>Retrieve before opening notes.</w:t>
+      </w:r>
+    </w:p>
+    <w:p>
+      <w:pPr>
+        <w:pStyle w:val="Heading2"/>
+      </w:pPr>
+      <w:r>
+        <w:t>Retrieve and explain</w:t>
+      </w:r>
+    </w:p>
+    <w:p>
+      <w:pPr>
+        <w:pStyle w:val="ListBullet"/>
+      </w:pPr>
+      <w:r>
+        <w:t>Try the recall before opening notes. Then use a different colour or a labelled second line to correct your explanation.</w:t>
+      </w:r>
+    </w:p>
+    <w:p>
+      <w:pPr>
+        <w:pStyle w:val="ListBullet"/>
+      </w:pPr>
+      <w:r>
+        <w:t>Without opening the old lesson, explain one key idea from Multimodal Evidence. Give an example and a mistake that the idea helps you avoid.</w:t>
+      </w:r>
+    </w:p>
+    <w:p>
+      <w:pPr>
+        <w:pStyle w:val="Heading3"/>
+      </w:pPr>
+      <w:r>
+        <w:t>My remembered idea, example and correction</w:t>
+      </w:r>
+    </w:p>
+    <w:p>
+      <w:r>
+        <w:t>________________________________________________________________</w:t>
+      </w:r>
+    </w:p>
+    <w:p>
+      <w:r>
+        <w:t>________________________________________________________________</w:t>
+      </w:r>
+    </w:p>
+    <w:p>
+      <w:r>
+        <w:t>________________________________________________________________</w:t>
+      </w:r>
+    </w:p>
+    <w:p>
+      <w:pPr>
+        <w:pStyle w:val="ListBullet"/>
+      </w:pPr>
+      <w:r>
+        <w:t>Without opening the old lesson, explain one key idea from Visual Composition. Give an example and a mistake that the idea helps you avoid.</w:t>
+      </w:r>
+    </w:p>
+    <w:p>
+      <w:pPr>
+        <w:pStyle w:val="Heading3"/>
+      </w:pPr>
+      <w:r>
+        <w:t>My remembered idea, example and correction</w:t>
+      </w:r>
+    </w:p>
+    <w:p>
+      <w:r>
+        <w:t>________________________________________________________________</w:t>
+      </w:r>
+    </w:p>
+    <w:p>
+      <w:r>
+        <w:t>________________________________________________________________</w:t>
+      </w:r>
+    </w:p>
+    <w:p>
+      <w:r>
+        <w:t>________________________________________________________________</w:t>
+      </w:r>
+    </w:p>
+    <w:p>
+      <w:pPr>
+        <w:pStyle w:val="ListBullet"/>
+      </w:pPr>
+      <w:r>
+        <w:t>Without opening the old lesson, explain one key idea from Structured Output and Schemas. Give an example and a mistake that the idea helps you avoid.</w:t>
+      </w:r>
+    </w:p>
+    <w:p>
+      <w:pPr>
+        <w:pStyle w:val="Heading3"/>
+      </w:pPr>
+      <w:r>
+        <w:t>My remembered idea, example and correction</w:t>
+      </w:r>
+    </w:p>
+    <w:p>
+      <w:r>
+        <w:t>________________________________________________________________</w:t>
+      </w:r>
+    </w:p>
+    <w:p>
+      <w:r>
+        <w:t>________________________________________________________________</w:t>
+      </w:r>
+    </w:p>
+    <w:p>
+      <w:r>
+        <w:t>________________________________________________________________</w:t>
+      </w:r>
+    </w:p>
+    <w:p>
+      <w:pPr>
+        <w:pStyle w:val="Heading2"/>
+      </w:pPr>
+      <w:r>
+        <w:t>Earlier wording, alternatives and picture transcripts · reference / check after trying</w:t>
+      </w:r>
+    </w:p>
+    <w:p>
+      <w:pPr>
+        <w:pStyle w:val="Heading3"/>
+      </w:pPr>
+      <w:r>
+        <w:t>Multimodal Evidence</w:t>
+      </w:r>
+    </w:p>
+    <w:p>
+      <w:pPr>
+        <w:pStyle w:val="Heading3"/>
+      </w:pPr>
+      <w:r>
+        <w:t>Visual Composition</w:t>
+      </w:r>
+    </w:p>
+    <w:p>
+      <w:pPr>
+        <w:pStyle w:val="Heading3"/>
+      </w:pPr>
+      <w:r>
+        <w:t>Structured Output and Schemas</w:t>
+      </w:r>
+    </w:p>
+    <w:p>
+      <w:pPr>
+        <w:pStyle w:val="Heading1"/>
+      </w:pPr>
+      <w:r>
+        <w:t>12. W1 · Explain claim-level verification</w:t>
+      </w:r>
+    </w:p>
+    <w:p>
+      <w:r>
+        <w:t>Name each claim, source passage and calculation if needed.</w:t>
+      </w:r>
+    </w:p>
+    <w:p>
+      <w:pPr>
+        <w:pStyle w:val="Heading2"/>
+      </w:pPr>
+      <w:r>
+        <w:t>Your evidence record</w:t>
+      </w:r>
+    </w:p>
+    <w:p>
+      <w:pPr>
+        <w:pStyle w:val="ListBullet"/>
+      </w:pPr>
+      <w:r>
+        <w:t>Main room review: R says B seats12,meeting15:00;answer says20,15:00,free lunch. Capacity contradicted,time supported,lunch unsupported. Separate trip S:12km,constant4km/h,no stops,departure09:00;draft2hours,09:00,lunch. Calculate moving hours from S,not R;30-minute stop is an added planned condition. No lunch source or real observed trip supplied.</w:t>
+      </w:r>
+    </w:p>
+    <w:p>
+      <w:pPr>
+        <w:pStyle w:val="ListBullet"/>
+      </w:pPr>
+      <w:r>
+        <w:t>Reference for this exercise: open this week’s student lesson, “Hallucination Failure Types”, at “See how it works” and “Follow a worked example”. Use the original worked values or code named in the question; the later pictorial case is a separate example. Keep this reference beside your workbook while practising.</w:t>
+      </w:r>
+    </w:p>
+    <w:p>
+      <w:pPr>
+        <w:pStyle w:val="ListBullet"/>
+      </w:pPr>
+      <w:r>
+        <w:t>Explain the weekly mechanism in your own words. Use the worked scenario to name its input, decision rule and output.</w:t>
+      </w:r>
+    </w:p>
+    <w:p>
+      <w:pPr>
+        <w:pStyle w:val="Heading3"/>
+      </w:pPr>
+      <w:r>
+        <w:t>My reasoning and evidence</w:t>
+      </w:r>
+    </w:p>
+    <w:p>
+      <w:r>
+        <w:t>________________________________________________________________</w:t>
+      </w:r>
+    </w:p>
+    <w:p>
+      <w:r>
+        <w:t>________________________________________________________________</w:t>
+      </w:r>
+    </w:p>
+    <w:p>
+      <w:r>
+        <w:t>________________________________________________________________</w:t>
+      </w:r>
+    </w:p>
+    <w:p>
+      <w:r>
+        <w:t>________________________________________________________________</w:t>
+      </w:r>
+    </w:p>
+    <w:p>
+      <w:r>
+        <w:t>________________________________________________________________</w:t>
+      </w:r>
+    </w:p>
+    <w:p>
+      <w:r>
+        <w:t>________________________________________________________________</w:t>
+      </w:r>
+    </w:p>
+    <w:p>
+      <w:pPr>
+        <w:pStyle w:val="Heading1"/>
+      </w:pPr>
+      <w:r>
+        <w:t>13. W2 · Trace the room-report audit</w:t>
+      </w:r>
+    </w:p>
+    <w:p>
+      <w:r>
+        <w:t>Keep supported, contradicted and unsupported claims distinct.</w:t>
+      </w:r>
+    </w:p>
+    <w:p>
+      <w:pPr>
+        <w:pStyle w:val="Heading2"/>
+      </w:pPr>
+      <w:r>
+        <w:t>Your evidence record</w:t>
+      </w:r>
+    </w:p>
+    <w:p>
+      <w:pPr>
+        <w:pStyle w:val="ListBullet"/>
+      </w:pPr>
+      <w:r>
+        <w:t>Main room review: R says B seats12,meeting15:00;answer says20,15:00,free lunch. Capacity contradicted,time supported,lunch unsupported. Separate trip S:12km,constant4km/h,no stops,departure09:00;draft2hours,09:00,lunch. Calculate moving hours from S,not R;30-minute stop is an added planned condition. No lunch source or real observed trip supplied.</w:t>
+      </w:r>
+    </w:p>
+    <w:p>
+      <w:pPr>
+        <w:pStyle w:val="ListBullet"/>
+      </w:pPr>
+      <w:r>
+        <w:t>Source R says room B seats 12 and the meeting starts at 15:00. Generated answer says B seats 20, starts at 15:00 and includes free lunch. Show the intermediate steps and give the conclusion with its scope.</w:t>
+      </w:r>
+    </w:p>
+    <w:p>
+      <w:pPr>
+        <w:pStyle w:val="Heading3"/>
+      </w:pPr>
+      <w:r>
+        <w:t>My reasoning and evidence</w:t>
+      </w:r>
+    </w:p>
+    <w:p>
+      <w:r>
+        <w:t>________________________________________________________________</w:t>
+      </w:r>
+    </w:p>
+    <w:p>
+      <w:r>
+        <w:t>________________________________________________________________</w:t>
+      </w:r>
+    </w:p>
+    <w:p>
+      <w:r>
+        <w:t>________________________________________________________________</w:t>
+      </w:r>
+    </w:p>
+    <w:p>
+      <w:r>
+        <w:t>________________________________________________________________</w:t>
+      </w:r>
+    </w:p>
+    <w:p>
+      <w:r>
+        <w:t>________________________________________________________________</w:t>
+      </w:r>
+    </w:p>
+    <w:p>
+      <w:r>
+        <w:t>________________________________________________________________</w:t>
+      </w:r>
+    </w:p>
+    <w:p>
+      <w:r>
+        <w:t>________________________________________________________________</w:t>
+      </w:r>
+    </w:p>
+    <w:p>
+      <w:pPr>
+        <w:pStyle w:val="Heading1"/>
+      </w:pPr>
+      <w:r>
+        <w:t>14. W3 · Audit missing evidence and arithmetic</w:t>
+      </w:r>
+    </w:p>
+    <w:p>
+      <w:r>
+        <w:t>A missing fact does not establish its opposite.</w:t>
+      </w:r>
+    </w:p>
+    <w:p>
+      <w:pPr>
+        <w:pStyle w:val="Heading2"/>
+      </w:pPr>
+      <w:r>
+        <w:t>Your evidence record</w:t>
+      </w:r>
+    </w:p>
+    <w:p>
+      <w:pPr>
+        <w:pStyle w:val="ListBullet"/>
+      </w:pPr>
+      <w:r>
+        <w:t>Main room review: R says B seats12,meeting15:00;answer says20,15:00,free lunch. Capacity contradicted,time supported,lunch unsupported. Separate trip S:12km,constant4km/h,no stops,departure09:00;draft2hours,09:00,lunch. Calculate moving hours from S,not R;30-minute stop is an added planned condition. No lunch source or real observed trip supplied.</w:t>
+      </w:r>
+    </w:p>
+    <w:p>
+      <w:pPr>
+        <w:pStyle w:val="ListBullet"/>
+      </w:pPr>
+      <w:r>
+        <w:t>A report omits this qualification: Source agreement and arithmetic validity are separate checks; missing evidence is not proof of the opposite claim. Explain how omitting it could change a reader's interpretation, and write an accurate replacement.</w:t>
+      </w:r>
+    </w:p>
+    <w:p>
+      <w:pPr>
+        <w:pStyle w:val="Heading3"/>
+      </w:pPr>
+      <w:r>
+        <w:t>My reasoning and evidence</w:t>
+      </w:r>
+    </w:p>
+    <w:p>
+      <w:r>
+        <w:t>________________________________________________________________</w:t>
+      </w:r>
+    </w:p>
+    <w:p>
+      <w:r>
+        <w:t>________________________________________________________________</w:t>
+      </w:r>
+    </w:p>
+    <w:p>
+      <w:r>
+        <w:t>________________________________________________________________</w:t>
+      </w:r>
+    </w:p>
+    <w:p>
+      <w:r>
+        <w:t>________________________________________________________________</w:t>
+      </w:r>
+    </w:p>
+    <w:p>
+      <w:r>
+        <w:t>________________________________________________________________</w:t>
+      </w:r>
+    </w:p>
+    <w:p>
+      <w:r>
+        <w:t>________________________________________________________________</w:t>
+      </w:r>
+    </w:p>
+    <w:p>
+      <w:pPr>
+        <w:pStyle w:val="Heading1"/>
+      </w:pPr>
+      <w:r>
+        <w:t>16. W5 · Design a revealing claim check</w:t>
+      </w:r>
+    </w:p>
+    <w:p>
+      <w:r>
+        <w:t>Preserve sources, assumptions and the expected status before testing.</w:t>
+      </w:r>
+    </w:p>
+    <w:p>
+      <w:pPr>
+        <w:pStyle w:val="Heading2"/>
+      </w:pPr>
+      <w:r>
+        <w:t>Your evidence record</w:t>
+      </w:r>
+    </w:p>
+    <w:p>
+      <w:pPr>
+        <w:pStyle w:val="ListBullet"/>
+      </w:pPr>
+      <w:r>
+        <w:t>Main room review: R says B seats12,meeting15:00;answer says20,15:00,free lunch. Capacity contradicted,time supported,lunch unsupported. Separate trip S:12km,constant4km/h,no stops,departure09:00;draft2hours,09:00,lunch. Calculate moving hours from S,not R;30-minute stop is an added planned condition. No lunch source or real observed trip supplied.</w:t>
+      </w:r>
+    </w:p>
+    <w:p>
+      <w:pPr>
+        <w:pStyle w:val="ListBullet"/>
+      </w:pPr>
+      <w:r>
+        <w:t>Reference for this exercise: open this week’s student lesson, “Hallucination Failure Types”, at “See how it works” and “Follow a worked example”. Use the original worked values or code named in the question; the later pictorial case is a separate example. Keep this reference beside your workbook while practising.</w:t>
+      </w:r>
+    </w:p>
+    <w:p>
+      <w:pPr>
+        <w:pStyle w:val="ListBullet"/>
+      </w:pPr>
+      <w:r>
+        <w:t>For the worked scenario, propose one additional case that could reveal a failure, describe its expected outcome before running it, and explain what would need to remain fixed for a fair comparison. Do not reuse W4 as a new final test after receiving feedback.</w:t>
+      </w:r>
+    </w:p>
+    <w:p>
+      <w:pPr>
+        <w:pStyle w:val="Heading3"/>
+      </w:pPr>
+      <w:r>
+        <w:t>My reasoning and evidence</w:t>
+      </w:r>
+    </w:p>
+    <w:p>
+      <w:r>
+        <w:t>________________________________________________________________</w:t>
+      </w:r>
+    </w:p>
+    <w:p>
+      <w:r>
+        <w:t>________________________________________________________________</w:t>
+      </w:r>
+    </w:p>
+    <w:p>
+      <w:r>
+        <w:t>________________________________________________________________</w:t>
+      </w:r>
+    </w:p>
+    <w:p>
+      <w:r>
+        <w:t>________________________________________________________________</w:t>
+      </w:r>
+    </w:p>
+    <w:p>
+      <w:r>
+        <w:t>________________________________________________________________</w:t>
+      </w:r>
+    </w:p>
+    <w:p>
+      <w:r>
+        <w:t>________________________________________________________________</w:t>
+      </w:r>
+    </w:p>
+    <w:p>
+      <w:r>
+        <w:t>________________________________________________________________</w:t>
+      </w:r>
+    </w:p>
+    <w:p>
+      <w:pPr>
+        <w:pStyle w:val="Heading1"/>
+      </w:pPr>
+      <w:r>
+        <w:t>04. W4 · Audit a new trip summary independently</w:t>
+      </w:r>
+    </w:p>
+    <w:p>
+      <w:r>
+        <w:t>Keep one first attempt before hints or feedback.</w:t>
+      </w:r>
+    </w:p>
+    <w:p>
+      <w:pPr>
+        <w:pStyle w:val="Heading2"/>
+      </w:pPr>
+      <w:r>
+        <w:t>Read and explain independently</w:t>
       </w:r>
     </w:p>
     <w:p>
@@ -41,380 +547,7 @@
         <w:rPr>
           <w:b w:val="0"/>
         </w:rPr>
-        <w:t>Try the recall before opening notes. Then use a different colour or a labelled second line to correct your explanation.</w:t>
-      </w:r>
-    </w:p>
-    <w:p>
-      <w:pPr>
-        <w:pStyle w:val="Heading3"/>
-      </w:pPr>
-      <w:r>
-        <w:t>Multimodal Evidence</w:t>
-      </w:r>
-    </w:p>
-    <w:p>
-      <w:pPr>
-        <w:spacing w:line="336" w:lineRule="auto" w:after="180"/>
-      </w:pPr>
-      <w:r>
-        <w:rPr>
-          <w:b w:val="0"/>
-        </w:rPr>
-        <w:t xml:space="preserve">Without opening the old lesson, explain one key idea from Multimodal </w:t>
-      </w:r>
-      <w:r>
-        <w:rPr>
-          <w:b/>
-        </w:rPr>
-        <w:t>Evidence</w:t>
-      </w:r>
-      <w:r>
-        <w:rPr>
-          <w:b w:val="0"/>
-        </w:rPr>
-        <w:t>. Give an example and a mistake that the idea helps you avoid.</w:t>
-      </w:r>
-    </w:p>
-    <w:p>
-      <w:pPr>
-        <w:pStyle w:val="Heading3"/>
-      </w:pPr>
-      <w:r>
-        <w:t>My remembered idea, example and correction</w:t>
-      </w:r>
-    </w:p>
-    <w:p>
-      <w:r>
-        <w:t>________________________________________________________________</w:t>
-      </w:r>
-    </w:p>
-    <w:p>
-      <w:r>
-        <w:t>________________________________________________________________</w:t>
-      </w:r>
-    </w:p>
-    <w:p>
-      <w:r>
-        <w:t>________________________________________________________________</w:t>
-      </w:r>
-    </w:p>
-    <w:p>
-      <w:pPr>
-        <w:pStyle w:val="Heading3"/>
-      </w:pPr>
-      <w:r>
-        <w:t>Visual Composition</w:t>
-      </w:r>
-    </w:p>
-    <w:p>
-      <w:pPr>
-        <w:spacing w:line="336" w:lineRule="auto" w:after="180"/>
-      </w:pPr>
-      <w:r>
-        <w:rPr>
-          <w:b w:val="0"/>
-        </w:rPr>
-        <w:t>Without opening the old lesson, explain one key idea from Visual Composition. Give an example and a mistake that the idea helps you avoid.</w:t>
-      </w:r>
-    </w:p>
-    <w:p>
-      <w:pPr>
-        <w:pStyle w:val="Heading3"/>
-      </w:pPr>
-      <w:r>
-        <w:t>My remembered idea, example and correction</w:t>
-      </w:r>
-    </w:p>
-    <w:p>
-      <w:r>
-        <w:t>________________________________________________________________</w:t>
-      </w:r>
-    </w:p>
-    <w:p>
-      <w:r>
-        <w:t>________________________________________________________________</w:t>
-      </w:r>
-    </w:p>
-    <w:p>
-      <w:r>
-        <w:t>________________________________________________________________</w:t>
-      </w:r>
-    </w:p>
-    <w:p>
-      <w:pPr>
-        <w:pStyle w:val="Heading3"/>
-      </w:pPr>
-      <w:r>
-        <w:t>Structured Output and Schemas</w:t>
-      </w:r>
-    </w:p>
-    <w:p>
-      <w:pPr>
-        <w:spacing w:line="336" w:lineRule="auto" w:after="180"/>
-      </w:pPr>
-      <w:r>
-        <w:rPr>
-          <w:b w:val="0"/>
-        </w:rPr>
-        <w:t xml:space="preserve">Without opening the old lesson, explain one key idea from Structured </w:t>
-      </w:r>
-      <w:r>
-        <w:rPr>
-          <w:b/>
-        </w:rPr>
-        <w:t>Output</w:t>
-      </w:r>
-      <w:r>
-        <w:rPr>
-          <w:b w:val="0"/>
-        </w:rPr>
-        <w:t xml:space="preserve"> and Schemas. Give an example and a mistake that the idea helps you avoid.</w:t>
-      </w:r>
-    </w:p>
-    <w:p>
-      <w:pPr>
-        <w:pStyle w:val="Heading3"/>
-      </w:pPr>
-      <w:r>
-        <w:t>My remembered idea, example and correction</w:t>
-      </w:r>
-    </w:p>
-    <w:p>
-      <w:r>
-        <w:t>________________________________________________________________</w:t>
-      </w:r>
-    </w:p>
-    <w:p>
-      <w:r>
-        <w:t>________________________________________________________________</w:t>
-      </w:r>
-    </w:p>
-    <w:p>
-      <w:r>
-        <w:t>________________________________________________________________</w:t>
-      </w:r>
-    </w:p>
-    <w:p>
-      <w:pPr>
-        <w:pStyle w:val="Heading1"/>
-      </w:pPr>
-      <w:r>
-        <w:t>02. Practise with fading help</w:t>
-      </w:r>
-    </w:p>
-    <w:p>
-      <w:r>
-        <w:t>Complete the supported Hallucination Failure Types trace and record the first step you can explain without help.</w:t>
-      </w:r>
-    </w:p>
-    <w:p>
-      <w:pPr>
-        <w:spacing w:line="336" w:lineRule="auto" w:after="180"/>
-      </w:pPr>
-      <w:r>
-        <w:rPr>
-          <w:b w:val="0"/>
-        </w:rPr>
-        <w:t>Use W2: Trace the worked case for Generation failures and verification. Record the answer once; the lesson and workbook refer to the same attempt.</w:t>
-      </w:r>
-    </w:p>
-    <w:tbl>
-      <w:tblPr>
-        <w:tblStyle w:val="LightShading-Accent1"/>
-        <w:tblW w:type="auto" w:w="0"/>
-        <w:tblLook w:firstColumn="1" w:firstRow="1" w:lastColumn="0" w:lastRow="0" w:noHBand="0" w:noVBand="1" w:val="04A0"/>
-      </w:tblPr>
-      <w:tblGrid>
-        <w:gridCol w:w="2556"/>
-        <w:gridCol w:w="2556"/>
-        <w:gridCol w:w="2556"/>
-        <w:gridCol w:w="2556"/>
-      </w:tblGrid>
-      <w:tr>
-        <w:trPr>
-          <w:tblHeader/>
-        </w:trPr>
-        <w:tc>
-          <w:tcPr>
-            <w:tcW w:type="dxa" w:w="2556"/>
-          </w:tcPr>
-          <w:p>
-            <w:r>
-              <w:t>Given inputs</w:t>
-            </w:r>
-          </w:p>
-        </w:tc>
-        <w:tc>
-          <w:tcPr>
-            <w:tcW w:type="dxa" w:w="2556"/>
-          </w:tcPr>
-          <w:p>
-            <w:r>
-              <w:t>Procedure I chose</w:t>
-            </w:r>
-          </w:p>
-        </w:tc>
-        <w:tc>
-          <w:tcPr>
-            <w:tcW w:type="dxa" w:w="2556"/>
-          </w:tcPr>
-          <w:p>
-            <w:r>
-              <w:t>Middle steps</w:t>
-            </w:r>
-          </w:p>
-        </w:tc>
-        <w:tc>
-          <w:tcPr>
-            <w:tcW w:type="dxa" w:w="2556"/>
-          </w:tcPr>
-          <w:p>
-            <w:r>
-              <w:t>Result and check</w:t>
-            </w:r>
-          </w:p>
-        </w:tc>
-      </w:tr>
-      <w:tr>
-        <w:tc>
-          <w:tcPr>
-            <w:tcW w:type="dxa" w:w="2556"/>
-          </w:tcPr>
-          <w:p>
-            <w:r/>
-          </w:p>
-        </w:tc>
-        <w:tc>
-          <w:tcPr>
-            <w:tcW w:type="dxa" w:w="2556"/>
-          </w:tcPr>
-          <w:p>
-            <w:r/>
-          </w:p>
-        </w:tc>
-        <w:tc>
-          <w:tcPr>
-            <w:tcW w:type="dxa" w:w="2556"/>
-          </w:tcPr>
-          <w:p>
-            <w:r/>
-          </w:p>
-        </w:tc>
-        <w:tc>
-          <w:tcPr>
-            <w:tcW w:type="dxa" w:w="2556"/>
-          </w:tcPr>
-          <w:p>
-            <w:r/>
-          </w:p>
-        </w:tc>
-      </w:tr>
-    </w:tbl>
-    <w:p>
-      <w:pPr>
-        <w:pStyle w:val="Heading3"/>
-      </w:pPr>
-      <w:r>
-        <w:t>The step I completed without help, and the hint I needed</w:t>
-      </w:r>
-    </w:p>
-    <w:p>
-      <w:r>
-        <w:t>________________________________________________________________</w:t>
-      </w:r>
-    </w:p>
-    <w:p>
-      <w:r>
-        <w:t>________________________________________________________________</w:t>
-      </w:r>
-    </w:p>
-    <w:p>
-      <w:r>
-        <w:t>________________________________________________________________</w:t>
-      </w:r>
-    </w:p>
-    <w:p>
-      <w:pPr>
-        <w:pStyle w:val="Heading1"/>
-      </w:pPr>
-      <w:r>
-        <w:t>03. Individual reasoning check</w:t>
-      </w:r>
-    </w:p>
-    <w:p>
-      <w:r>
-        <w:t>Check the proposed Hallucination Failure Types explanation against the supplied facts before discussing it.</w:t>
-      </w:r>
-    </w:p>
-    <w:p>
-      <w:pPr>
-        <w:spacing w:line="336" w:lineRule="auto" w:after="180"/>
-      </w:pPr>
-      <w:r>
-        <w:rPr>
-          <w:b w:val="0"/>
-        </w:rPr>
-        <w:t>Use the worked case for Generation failures and verification. Proposed explanation: “The worked result establishes every future case”. Decide whether this explanation is supported.</w:t>
-      </w:r>
-    </w:p>
-    <w:p>
-      <w:pPr>
-        <w:spacing w:line="336" w:lineRule="auto" w:after="180"/>
-      </w:pPr>
-      <w:r>
-        <w:rPr>
-          <w:b w:val="0"/>
-        </w:rPr>
-        <w:t>Point to the step or supplied fact that decides; explain your repair if needed.</w:t>
-      </w:r>
-    </w:p>
-    <w:p>
-      <w:pPr>
-        <w:pStyle w:val="Heading3"/>
-      </w:pPr>
-      <w:r>
-        <w:t>My explanation before partner discussion</w:t>
-      </w:r>
-    </w:p>
-    <w:p>
-      <w:r>
-        <w:t>________________________________________________________________</w:t>
-      </w:r>
-    </w:p>
-    <w:p>
-      <w:r>
-        <w:t>________________________________________________________________</w:t>
-      </w:r>
-    </w:p>
-    <w:p>
-      <w:r>
-        <w:t>________________________________________________________________</w:t>
-      </w:r>
-    </w:p>
-    <w:p>
-      <w:r>
-        <w:t>________________________________________________________________</w:t>
-      </w:r>
-    </w:p>
-    <w:p>
-      <w:pPr>
-        <w:pStyle w:val="Heading1"/>
-      </w:pPr>
-      <w:r>
-        <w:t>04. Independent transfer case</w:t>
-      </w:r>
-    </w:p>
-    <w:p>
-      <w:r>
-        <w:t>Write one first attempt at the reserved independent case before feedback. Repeated copies of that case refer to the same recorded attempt.</w:t>
-      </w:r>
-    </w:p>
-    <w:p>
-      <w:pPr>
-        <w:pStyle w:val="Heading3"/>
-      </w:pPr>
-      <w:r>
-        <w:t>Independent case: Apply a new case independently</w:t>
+        <w:t>Use the independent source’s own distance, constant speed and exclusion of stops. Show the calculation’s units and state which claims have direct, calculated or missing support. No actual trip observations or lunch record are supplied; do not import values from the worked trip or invent real conditions.</w:t>
       </w:r>
     </w:p>
     <w:p>
@@ -473,6 +606,14 @@
     </w:p>
     <w:p>
       <w:pPr>
+        <w:pStyle w:val="Heading2"/>
+      </w:pPr>
+      <w:r>
+        <w:t>Keep a fair record</w:t>
+      </w:r>
+    </w:p>
+    <w:p>
+      <w:pPr>
         <w:spacing w:line="336" w:lineRule="auto" w:after="180"/>
       </w:pPr>
       <w:r>
@@ -484,15 +625,39 @@
     </w:p>
     <w:p>
       <w:pPr>
+        <w:pStyle w:val="Heading2"/>
+      </w:pPr>
+      <w:r>
+        <w:t>Earlier wording, alternatives and picture transcripts · reference / check after trying</w:t>
+      </w:r>
+    </w:p>
+    <w:p>
+      <w:pPr>
+        <w:pStyle w:val="Heading3"/>
+      </w:pPr>
+      <w:r>
+        <w:t>Independent case: Apply a new case independently</w:t>
+      </w:r>
+    </w:p>
+    <w:p>
+      <w:pPr>
         <w:pStyle w:val="Heading1"/>
       </w:pPr>
       <w:r>
-        <w:t>05. Your learning target</w:t>
-      </w:r>
-    </w:p>
-    <w:p>
-      <w:r>
-        <w:t>Connect the Hallucination Failure Types target to a trace and a justified conclusion.</w:t>
+        <w:t>09. Project · Keep the decision and its evidence</w:t>
+      </w:r>
+    </w:p>
+    <w:p>
+      <w:r>
+        <w:t>Add this week’s change to your existing project record.</w:t>
+      </w:r>
+    </w:p>
+    <w:p>
+      <w:pPr>
+        <w:pStyle w:val="Heading2"/>
+      </w:pPr>
+      <w:r>
+        <w:t>Your evidence record</w:t>
       </w:r>
     </w:p>
     <w:p>
@@ -503,65 +668,18 @@
         <w:rPr>
           <w:b w:val="0"/>
         </w:rPr>
-        <w:t xml:space="preserve">A generated answer contains a nonexistent quote, a real source unrelated to the claim and a correct sum using the wrong </w:t>
-      </w:r>
-      <w:r>
-        <w:rPr>
-          <w:b/>
-        </w:rPr>
-        <w:t>input</w:t>
-      </w:r>
+        <w:t>Study Buddy must distinguish source-backed claims, calculations, and unverified generation.</w:t>
+      </w:r>
+    </w:p>
+    <w:p>
+      <w:pPr>
+        <w:spacing w:line="336" w:lineRule="auto" w:after="180"/>
+      </w:pPr>
       <w:r>
         <w:rPr>
           <w:b w:val="0"/>
         </w:rPr>
-        <w:t>. Classify the three failures and their repairs.</w:t>
-      </w:r>
-    </w:p>
-    <w:p>
-      <w:pPr>
-        <w:pStyle w:val="Heading1"/>
-      </w:pPr>
-      <w:r>
-        <w:t>06. Solve the given case</w:t>
-      </w:r>
-    </w:p>
-    <w:p>
-      <w:r>
-        <w:t>Solve the supplied Hallucination Failure Types case and show the deciding evidence.</w:t>
-      </w:r>
-    </w:p>
-    <w:p>
-      <w:pPr>
-        <w:spacing w:line="336" w:lineRule="auto" w:after="180"/>
-      </w:pPr>
-      <w:r>
-        <w:rPr>
-          <w:b w:val="0"/>
-        </w:rPr>
-        <w:t>An answer invents a quotation, cites a source lacking it and supplies an impossible date.</w:t>
-      </w:r>
-    </w:p>
-    <w:p>
-      <w:pPr>
-        <w:spacing w:line="336" w:lineRule="auto" w:after="180"/>
-      </w:pPr>
-      <w:r>
-        <w:rPr>
-          <w:b w:val="0"/>
-        </w:rPr>
-        <w:t>Separate the failures and checks.</w:t>
-      </w:r>
-    </w:p>
-    <w:p>
-      <w:pPr>
-        <w:spacing w:line="336" w:lineRule="auto" w:after="180"/>
-      </w:pPr>
-      <w:r>
-        <w:rPr>
-          <w:b w:val="0"/>
-        </w:rPr>
-        <w:t xml:space="preserve">Show your trace, calculation or </w:t>
+        <w:t xml:space="preserve">The project change and </w:t>
       </w:r>
       <w:r>
         <w:rPr>
@@ -569,308 +687,6 @@
         </w:rPr>
         <w:t>evidence</w:t>
       </w:r>
-    </w:p>
-    <w:p>
-      <w:pPr>
-        <w:pStyle w:val="Heading3"/>
-      </w:pPr>
-      <w:r>
-        <w:t>Write or draw your reasoning and evidence.</w:t>
-      </w:r>
-    </w:p>
-    <w:p>
-      <w:r>
-        <w:t>________________________________________________________________</w:t>
-      </w:r>
-    </w:p>
-    <w:p>
-      <w:r>
-        <w:t>________________________________________________________________</w:t>
-      </w:r>
-    </w:p>
-    <w:p>
-      <w:r>
-        <w:t>________________________________________________________________</w:t>
-      </w:r>
-    </w:p>
-    <w:p>
-      <w:r>
-        <w:t>________________________________________________________________</w:t>
-      </w:r>
-    </w:p>
-    <w:p>
-      <w:r>
-        <w:t>________________________________________________________________</w:t>
-      </w:r>
-    </w:p>
-    <w:p>
-      <w:pPr>
-        <w:pStyle w:val="Heading1"/>
-      </w:pPr>
-      <w:r>
-        <w:t>07. Check a changed case</w:t>
-      </w:r>
-    </w:p>
-    <w:p>
-      <w:r>
-        <w:t>Apply the procedure to the changed case and record why the conclusion follows.</w:t>
-      </w:r>
-    </w:p>
-    <w:p>
-      <w:pPr>
-        <w:spacing w:line="336" w:lineRule="auto" w:after="180"/>
-      </w:pPr>
-      <w:r>
-        <w:rPr>
-          <w:b w:val="0"/>
-        </w:rPr>
-        <w:t>An answer gives a book title that does not exist and quotes words absent from the cited passage. Identify two failures and a repair.</w:t>
-      </w:r>
-    </w:p>
-    <w:p>
-      <w:pPr>
-        <w:spacing w:line="336" w:lineRule="auto" w:after="180"/>
-      </w:pPr>
-      <w:r>
-        <w:rPr>
-          <w:b w:val="0"/>
-        </w:rPr>
-        <w:t>My independent answer and reason</w:t>
-      </w:r>
-    </w:p>
-    <w:p>
-      <w:pPr>
-        <w:pStyle w:val="Heading3"/>
-      </w:pPr>
-      <w:r>
-        <w:t>Write or draw your reasoning and evidence.</w:t>
-      </w:r>
-    </w:p>
-    <w:p>
-      <w:r>
-        <w:t>________________________________________________________________</w:t>
-      </w:r>
-    </w:p>
-    <w:p>
-      <w:r>
-        <w:t>________________________________________________________________</w:t>
-      </w:r>
-    </w:p>
-    <w:p>
-      <w:r>
-        <w:t>________________________________________________________________</w:t>
-      </w:r>
-    </w:p>
-    <w:p>
-      <w:r>
-        <w:t>________________________________________________________________</w:t>
-      </w:r>
-    </w:p>
-    <w:p>
-      <w:r>
-        <w:t>________________________________________________________________</w:t>
-      </w:r>
-    </w:p>
-    <w:p>
-      <w:pPr>
-        <w:pStyle w:val="Heading3"/>
-      </w:pPr>
-      <w:r>
-        <w:t>Week 14 Test and reflect</w:t>
-      </w:r>
-    </w:p>
-    <w:p>
-      <w:pPr>
-        <w:pStyle w:val="Heading1"/>
-      </w:pPr>
-      <w:r>
-        <w:t>08. Design a revealing test</w:t>
-      </w:r>
-    </w:p>
-    <w:p>
-      <w:r>
-        <w:t>Specify a changed input, expected result and observation separately.</w:t>
-      </w:r>
-    </w:p>
-    <w:p>
-      <w:pPr>
-        <w:spacing w:line="336" w:lineRule="auto" w:after="180"/>
-      </w:pPr>
-      <w:r>
-        <w:rPr>
-          <w:b w:val="0"/>
-        </w:rPr>
-        <w:t xml:space="preserve">Create a changed </w:t>
-      </w:r>
-      <w:r>
-        <w:rPr>
-          <w:b/>
-        </w:rPr>
-        <w:t>input</w:t>
-      </w:r>
-      <w:r>
-        <w:rPr>
-          <w:b w:val="0"/>
-        </w:rPr>
-        <w:t>, boundary case or missing-information case. Write the expected answer or safe response before testing.</w:t>
-      </w:r>
-    </w:p>
-    <w:tbl>
-      <w:tblPr>
-        <w:tblStyle w:val="LightShading-Accent1"/>
-        <w:tblW w:type="auto" w:w="0"/>
-        <w:tblLook w:firstColumn="1" w:firstRow="1" w:lastColumn="0" w:lastRow="0" w:noHBand="0" w:noVBand="1" w:val="04A0"/>
-      </w:tblPr>
-      <w:tblGrid>
-        <w:gridCol w:w="5112"/>
-        <w:gridCol w:w="5112"/>
-      </w:tblGrid>
-      <w:tr>
-        <w:trPr>
-          <w:tblHeader/>
-        </w:trPr>
-        <w:tc>
-          <w:tcPr>
-            <w:tcW w:type="dxa" w:w="5112"/>
-          </w:tcPr>
-          <w:p>
-            <w:r>
-              <w:t>Test record</w:t>
-            </w:r>
-          </w:p>
-        </w:tc>
-        <w:tc>
-          <w:tcPr>
-            <w:tcW w:type="dxa" w:w="5112"/>
-          </w:tcPr>
-          <w:p>
-            <w:r>
-              <w:t>My evidence</w:t>
-            </w:r>
-          </w:p>
-        </w:tc>
-      </w:tr>
-      <w:tr>
-        <w:tc>
-          <w:tcPr>
-            <w:tcW w:type="dxa" w:w="5112"/>
-          </w:tcPr>
-          <w:p>
-            <w:r>
-              <w:t>Changed input or condition</w:t>
-            </w:r>
-          </w:p>
-        </w:tc>
-        <w:tc>
-          <w:tcPr>
-            <w:tcW w:type="dxa" w:w="5112"/>
-          </w:tcPr>
-          <w:p>
-            <w:r/>
-          </w:p>
-        </w:tc>
-      </w:tr>
-      <w:tr>
-        <w:tc>
-          <w:tcPr>
-            <w:tcW w:type="dxa" w:w="5112"/>
-          </w:tcPr>
-          <w:p>
-            <w:r>
-              <w:t>Expected answer or fallback</w:t>
-            </w:r>
-          </w:p>
-        </w:tc>
-        <w:tc>
-          <w:tcPr>
-            <w:tcW w:type="dxa" w:w="5112"/>
-          </w:tcPr>
-          <w:p>
-            <w:r/>
-          </w:p>
-        </w:tc>
-      </w:tr>
-      <w:tr>
-        <w:tc>
-          <w:tcPr>
-            <w:tcW w:type="dxa" w:w="5112"/>
-          </w:tcPr>
-          <w:p>
-            <w:r>
-              <w:t>Observed result</w:t>
-            </w:r>
-          </w:p>
-        </w:tc>
-        <w:tc>
-          <w:tcPr>
-            <w:tcW w:type="dxa" w:w="5112"/>
-          </w:tcPr>
-          <w:p>
-            <w:r/>
-          </w:p>
-        </w:tc>
-      </w:tr>
-      <w:tr>
-        <w:tc>
-          <w:tcPr>
-            <w:tcW w:type="dxa" w:w="5112"/>
-          </w:tcPr>
-          <w:p>
-            <w:r>
-              <w:t>Why the result occurred</w:t>
-            </w:r>
-          </w:p>
-        </w:tc>
-        <w:tc>
-          <w:tcPr>
-            <w:tcW w:type="dxa" w:w="5112"/>
-          </w:tcPr>
-          <w:p>
-            <w:r/>
-          </w:p>
-        </w:tc>
-      </w:tr>
-    </w:tbl>
-    <w:p>
-      <w:pPr>
-        <w:pStyle w:val="Heading1"/>
-      </w:pPr>
-      <w:r>
-        <w:t>09. Project checkpoint</w:t>
-      </w:r>
-    </w:p>
-    <w:p>
-      <w:r>
-        <w:t>Justify what Hallucination Failure Types adds to Verified Study Buddy and keep the evidence.</w:t>
-      </w:r>
-    </w:p>
-    <w:p>
-      <w:pPr>
-        <w:spacing w:line="336" w:lineRule="auto" w:after="180"/>
-      </w:pPr>
-      <w:r>
-        <w:rPr>
-          <w:b w:val="0"/>
-        </w:rPr>
-        <w:t>Study Buddy must distinguish source-backed claims, calculations, and unverified generation.</w:t>
-      </w:r>
-    </w:p>
-    <w:p>
-      <w:pPr>
-        <w:spacing w:line="336" w:lineRule="auto" w:after="180"/>
-      </w:pPr>
-      <w:r>
-        <w:rPr>
-          <w:b w:val="0"/>
-        </w:rPr>
-        <w:t xml:space="preserve">The project change and </w:t>
-      </w:r>
-      <w:r>
-        <w:rPr>
-          <w:b/>
-        </w:rPr>
-        <w:t>evidence</w:t>
-      </w:r>
       <w:r>
         <w:rPr>
           <w:b w:val="0"/>
@@ -916,603 +732,20 @@
         <w:pStyle w:val="Heading1"/>
       </w:pPr>
       <w:r>
-        <w:t>10. Self check</w:t>
-      </w:r>
-    </w:p>
-    <w:p>
-      <w:r>
-        <w:t>Judge explanation, evidence, transfer and limits separately; attach the work behind your judgement.</w:t>
-      </w:r>
-    </w:p>
-    <w:p>
-      <w:pPr>
-        <w:pStyle w:val="ListBullet"/>
-      </w:pPr>
-      <w:r>
-        <w:t>I can explain the mechanism.</w:t>
-      </w:r>
-    </w:p>
-    <w:p>
-      <w:pPr>
-        <w:pStyle w:val="ListBullet"/>
-      </w:pPr>
-      <w:r>
-        <w:t>I can show evidence.</w:t>
-      </w:r>
-    </w:p>
-    <w:p>
-      <w:pPr>
-        <w:pStyle w:val="ListBullet"/>
-      </w:pPr>
-      <w:r>
-        <w:t>I can handle a changed case.</w:t>
-      </w:r>
-    </w:p>
-    <w:p>
-      <w:pPr>
-        <w:pStyle w:val="ListBullet"/>
-      </w:pPr>
-      <w:r>
-        <w:t>I can name a limit.</w:t>
-      </w:r>
-    </w:p>
-    <w:p>
-      <w:r>
-        <w:t>Mark each as not yet, with help or independently, and attach supporting work.</w:t>
-      </w:r>
-    </w:p>
-    <w:p>
-      <w:pPr>
-        <w:spacing w:line="336" w:lineRule="auto" w:after="180"/>
-      </w:pPr>
-      <w:r>
-        <w:rPr>
-          <w:b w:val="0"/>
-        </w:rPr>
-        <w:t>Teacher review ____________________  Next step ____________________</w:t>
-      </w:r>
-    </w:p>
-    <w:p>
-      <w:pPr>
-        <w:pStyle w:val="Heading1"/>
-      </w:pPr>
-      <w:r>
-        <w:t>11. Transfer practice from the original programme</w:t>
-      </w:r>
-    </w:p>
-    <w:p>
-      <w:r>
-        <w:t>Use this earlier case as transfer practice. A case already discussed with feedback is not fresh assessment evidence.</w:t>
-      </w:r>
-    </w:p>
-    <w:p>
-      <w:pPr>
-        <w:spacing w:line="336" w:lineRule="auto" w:after="180"/>
-      </w:pPr>
-      <w:r>
-        <w:rPr>
-          <w:b w:val="0"/>
-        </w:rPr>
-        <w:t xml:space="preserve">A generated answer contains a nonexistent quote, a real source unrelated to the claim and a correct sum using the wrong </w:t>
-      </w:r>
-      <w:r>
-        <w:rPr>
-          <w:b/>
-        </w:rPr>
-        <w:t>input</w:t>
-      </w:r>
-      <w:r>
-        <w:rPr>
-          <w:b w:val="0"/>
-        </w:rPr>
-        <w:t>. Classify the three failures and their repairs.</w:t>
-      </w:r>
-    </w:p>
-    <w:p>
-      <w:pPr>
-        <w:pStyle w:val="Heading3"/>
-      </w:pPr>
-      <w:r>
-        <w:t>My independently reasoned answer</w:t>
-      </w:r>
-    </w:p>
-    <w:p>
-      <w:r>
-        <w:t>________________________________________________________________</w:t>
-      </w:r>
-    </w:p>
-    <w:p>
-      <w:r>
-        <w:t>________________________________________________________________</w:t>
-      </w:r>
-    </w:p>
-    <w:p>
-      <w:r>
-        <w:t>________________________________________________________________</w:t>
-      </w:r>
-    </w:p>
-    <w:p>
-      <w:r>
-        <w:t>________________________________________________________________</w:t>
-      </w:r>
-    </w:p>
-    <w:p>
-      <w:r>
-        <w:t>________________________________________________________________</w:t>
-      </w:r>
-    </w:p>
-    <w:p>
-      <w:r>
-        <w:t>________________________________________________________________</w:t>
-      </w:r>
-    </w:p>
-    <w:p>
-      <w:r>
-        <w:t>________________________________________________________________</w:t>
-      </w:r>
-    </w:p>
-    <w:p>
-      <w:pPr>
-        <w:spacing w:line="336" w:lineRule="auto" w:after="180"/>
-      </w:pPr>
-      <w:r>
-        <w:rPr>
-          <w:b w:val="0"/>
-        </w:rPr>
-        <w:t>Record support used: none, hint or teacher explanation.</w:t>
-      </w:r>
-    </w:p>
-    <w:p>
-      <w:pPr>
-        <w:pStyle w:val="Heading1"/>
-      </w:pPr>
-      <w:r>
-        <w:t>12. W1 Explain the mechanism</w:t>
-      </w:r>
-    </w:p>
-    <w:p>
-      <w:r>
-        <w:t>Explain the mechanism. Apply the supplied Hallucination Failure Types facts and keep your reasoning.</w:t>
-      </w:r>
-    </w:p>
-    <w:p>
-      <w:pPr>
-        <w:pStyle w:val="Heading3"/>
-      </w:pPr>
-      <w:r>
-        <w:t>Where to find the supplied example</w:t>
-      </w:r>
-    </w:p>
-    <w:p>
-      <w:pPr>
-        <w:spacing w:line="336" w:lineRule="auto" w:after="180"/>
-        <w:shd w:fill="F1F6F8"/>
-      </w:pPr>
-      <w:r>
-        <w:rPr>
-          <w:b w:val="0"/>
-        </w:rPr>
-        <w:t>Reference for this exercise: open this week’s student lesson, “Hallucination Failure Types”, at “See how it works” and “Follow a worked example”. Use the original worked values or code named in the question; the later pictorial case is a separate example. Keep this reference beside your workbook while practising.</w:t>
-      </w:r>
-    </w:p>
-    <w:p>
-      <w:pPr>
-        <w:spacing w:line="336" w:lineRule="auto" w:after="180"/>
-      </w:pPr>
-      <w:r>
-        <w:rPr>
-          <w:b w:val="0"/>
-        </w:rPr>
-        <w:t xml:space="preserve">Explain the weekly </w:t>
-      </w:r>
-      <w:r>
-        <w:rPr>
-          <w:b/>
-        </w:rPr>
-        <w:t>mechanism</w:t>
-      </w:r>
-      <w:r>
-        <w:rPr>
-          <w:b w:val="0"/>
-        </w:rPr>
-        <w:t xml:space="preserve"> in your own words. Use the worked scenario to name its </w:t>
-      </w:r>
-      <w:r>
-        <w:rPr>
-          <w:b/>
-        </w:rPr>
-        <w:t>input</w:t>
-      </w:r>
-      <w:r>
-        <w:rPr>
-          <w:b w:val="0"/>
-        </w:rPr>
-        <w:t xml:space="preserve">, decision rule and </w:t>
-      </w:r>
-      <w:r>
-        <w:rPr>
-          <w:b/>
-        </w:rPr>
-        <w:t>output</w:t>
-      </w:r>
-      <w:r>
-        <w:rPr>
-          <w:b w:val="0"/>
-        </w:rPr>
-        <w:t>.</w:t>
-      </w:r>
-    </w:p>
-    <w:p>
-      <w:pPr>
-        <w:pStyle w:val="Heading3"/>
-      </w:pPr>
-      <w:r>
-        <w:t>My reasoning and evidence</w:t>
-      </w:r>
-    </w:p>
-    <w:p>
-      <w:r>
-        <w:t>________________________________________________________________</w:t>
-      </w:r>
-    </w:p>
-    <w:p>
-      <w:r>
-        <w:t>________________________________________________________________</w:t>
-      </w:r>
-    </w:p>
-    <w:p>
-      <w:r>
-        <w:t>________________________________________________________________</w:t>
-      </w:r>
-    </w:p>
-    <w:p>
-      <w:r>
-        <w:t>________________________________________________________________</w:t>
-      </w:r>
-    </w:p>
-    <w:p>
-      <w:r>
-        <w:t>________________________________________________________________</w:t>
-      </w:r>
-    </w:p>
-    <w:p>
-      <w:r>
-        <w:t>________________________________________________________________</w:t>
-      </w:r>
-    </w:p>
-    <w:p>
-      <w:pPr>
-        <w:pStyle w:val="Heading1"/>
-      </w:pPr>
-      <w:r>
-        <w:t>13. W2 Trace the worked case</w:t>
-      </w:r>
-    </w:p>
-    <w:p>
-      <w:r>
-        <w:t>Trace the worked case. Apply the supplied Hallucination Failure Types facts and keep your reasoning.</w:t>
-      </w:r>
-    </w:p>
-    <w:p>
-      <w:pPr>
-        <w:spacing w:line="336" w:lineRule="auto" w:after="180"/>
-      </w:pPr>
-      <w:r>
-        <w:rPr>
-          <w:b w:val="0"/>
-        </w:rPr>
-        <w:t>Source R says room B seats 12 and the meeting starts at 15:00. Generated answer says B seats 20, starts at 15:00 and includes free lunch. Show the intermediate steps and give the conclusion with its scope.</w:t>
-      </w:r>
-    </w:p>
-    <w:p>
-      <w:pPr>
-        <w:pStyle w:val="Heading3"/>
-      </w:pPr>
-      <w:r>
-        <w:t>My reasoning and evidence</w:t>
-      </w:r>
-    </w:p>
-    <w:p>
-      <w:r>
-        <w:t>________________________________________________________________</w:t>
-      </w:r>
-    </w:p>
-    <w:p>
-      <w:r>
-        <w:t>________________________________________________________________</w:t>
-      </w:r>
-    </w:p>
-    <w:p>
-      <w:r>
-        <w:t>________________________________________________________________</w:t>
-      </w:r>
-    </w:p>
-    <w:p>
-      <w:r>
-        <w:t>________________________________________________________________</w:t>
-      </w:r>
-    </w:p>
-    <w:p>
-      <w:r>
-        <w:t>________________________________________________________________</w:t>
-      </w:r>
-    </w:p>
-    <w:p>
-      <w:r>
-        <w:t>________________________________________________________________</w:t>
-      </w:r>
-    </w:p>
-    <w:p>
-      <w:r>
-        <w:t>________________________________________________________________</w:t>
-      </w:r>
-    </w:p>
-    <w:p>
-      <w:pPr>
-        <w:pStyle w:val="Heading1"/>
-      </w:pPr>
-      <w:r>
-        <w:t>14. W3 Audit the limit</w:t>
-      </w:r>
-    </w:p>
-    <w:p>
-      <w:r>
-        <w:t>Audit the limit. Apply the supplied Hallucination Failure Types facts and keep your reasoning.</w:t>
-      </w:r>
-    </w:p>
-    <w:p>
-      <w:pPr>
-        <w:spacing w:line="336" w:lineRule="auto" w:after="180"/>
-      </w:pPr>
-      <w:r>
-        <w:rPr>
-          <w:b w:val="0"/>
-        </w:rPr>
-        <w:t xml:space="preserve">A report omits this qualification: Source agreement and arithmetic validity are separate checks; missing </w:t>
-      </w:r>
-      <w:r>
-        <w:rPr>
-          <w:b/>
-        </w:rPr>
-        <w:t>evidence</w:t>
-      </w:r>
-      <w:r>
-        <w:rPr>
-          <w:b w:val="0"/>
-        </w:rPr>
-        <w:t xml:space="preserve"> is not proof of the opposite claim.</w:t>
-      </w:r>
-    </w:p>
-    <w:p>
-      <w:pPr>
-        <w:spacing w:line="336" w:lineRule="auto" w:after="180"/>
-      </w:pPr>
-      <w:r>
-        <w:rPr>
-          <w:b w:val="0"/>
-        </w:rPr>
-        <w:t>Explain how omitting it could change a reader's interpretation, and write an accurate replacement.</w:t>
-      </w:r>
-    </w:p>
-    <w:p>
-      <w:pPr>
-        <w:pStyle w:val="Heading3"/>
-      </w:pPr>
-      <w:r>
-        <w:t>My reasoning and evidence</w:t>
-      </w:r>
-    </w:p>
-    <w:p>
-      <w:r>
-        <w:t>________________________________________________________________</w:t>
-      </w:r>
-    </w:p>
-    <w:p>
-      <w:r>
-        <w:t>________________________________________________________________</w:t>
-      </w:r>
-    </w:p>
-    <w:p>
-      <w:r>
-        <w:t>________________________________________________________________</w:t>
-      </w:r>
-    </w:p>
-    <w:p>
-      <w:r>
-        <w:t>________________________________________________________________</w:t>
-      </w:r>
-    </w:p>
-    <w:p>
-      <w:r>
-        <w:t>________________________________________________________________</w:t>
-      </w:r>
-    </w:p>
-    <w:p>
-      <w:r>
-        <w:t>________________________________________________________________</w:t>
-      </w:r>
-    </w:p>
-    <w:p>
-      <w:pPr>
-        <w:pStyle w:val="Heading1"/>
-      </w:pPr>
-      <w:r>
-        <w:t>15. W4 Apply a new case independently</w:t>
-      </w:r>
-    </w:p>
-    <w:p>
-      <w:r>
-        <w:t>Attempt before feedback. If this repeats the selected independent case, reuse that first attempt; otherwise keep a separate record. Apply a new case independently. Apply the supplied Hallucination Failure Types facts and keep your reasoning.</w:t>
-      </w:r>
-    </w:p>
-    <w:p>
-      <w:pPr>
-        <w:spacing w:line="336" w:lineRule="auto" w:after="180"/>
-      </w:pPr>
-      <w:r>
-        <w:rPr>
-          <w:b w:val="0"/>
-        </w:rPr>
-        <w:t>Source S: trip is 18 km; vehicle speed is 6 km/h, constant, excluding stops. Answer says 2 hours, 18 km and includes lunch. Audit and recalculate.</w:t>
-      </w:r>
-    </w:p>
-    <w:p>
-      <w:pPr>
-        <w:pStyle w:val="Heading3"/>
-      </w:pPr>
-      <w:r>
-        <w:t>My reasoning and evidence</w:t>
-      </w:r>
-    </w:p>
-    <w:p>
-      <w:r>
-        <w:t>________________________________________________________________</w:t>
-      </w:r>
-    </w:p>
-    <w:p>
-      <w:r>
-        <w:t>________________________________________________________________</w:t>
-      </w:r>
-    </w:p>
-    <w:p>
-      <w:r>
-        <w:t>________________________________________________________________</w:t>
-      </w:r>
-    </w:p>
-    <w:p>
-      <w:r>
-        <w:t>________________________________________________________________</w:t>
-      </w:r>
-    </w:p>
-    <w:p>
-      <w:r>
-        <w:t>________________________________________________________________</w:t>
-      </w:r>
-    </w:p>
-    <w:p>
-      <w:r>
-        <w:t>________________________________________________________________</w:t>
-      </w:r>
-    </w:p>
-    <w:p>
-      <w:r>
-        <w:t>________________________________________________________________</w:t>
-      </w:r>
-    </w:p>
-    <w:p>
-      <w:r>
-        <w:t>________________________________________________________________</w:t>
-      </w:r>
-    </w:p>
-    <w:p>
-      <w:pPr>
-        <w:pStyle w:val="Heading1"/>
-      </w:pPr>
-      <w:r>
-        <w:t>16. W5 Design a revealing follow-up</w:t>
-      </w:r>
-    </w:p>
-    <w:p>
-      <w:r>
-        <w:t>Design a revealing follow-up. Apply the supplied Hallucination Failure Types facts and keep your reasoning.</w:t>
-      </w:r>
-    </w:p>
-    <w:p>
-      <w:pPr>
-        <w:pStyle w:val="Heading3"/>
-      </w:pPr>
-      <w:r>
-        <w:t>Where to find the supplied example</w:t>
-      </w:r>
-    </w:p>
-    <w:p>
-      <w:pPr>
-        <w:spacing w:line="336" w:lineRule="auto" w:after="180"/>
-        <w:shd w:fill="F1F6F8"/>
-      </w:pPr>
-      <w:r>
-        <w:rPr>
-          <w:b w:val="0"/>
-        </w:rPr>
-        <w:t>Reference for this exercise: open this week’s student lesson, “Hallucination Failure Types”, at “See how it works” and “Follow a worked example”. Use the original worked values or code named in the question; the later pictorial case is a separate example. Keep this reference beside your workbook while practising.</w:t>
-      </w:r>
-    </w:p>
-    <w:p>
-      <w:pPr>
-        <w:spacing w:line="336" w:lineRule="auto" w:after="180"/>
-      </w:pPr>
-      <w:r>
-        <w:rPr>
-          <w:b w:val="0"/>
-        </w:rPr>
-        <w:t>For the worked scenario, propose one additional case that could reveal a failure, describe its expected outcome before running it, and explain what would need to remain fixed for a fair comparison.</w:t>
-      </w:r>
-    </w:p>
-    <w:p>
-      <w:pPr>
-        <w:spacing w:line="336" w:lineRule="auto" w:after="180"/>
-      </w:pPr>
-      <w:r>
-        <w:rPr>
-          <w:b w:val="0"/>
-        </w:rPr>
-        <w:t>Do not reuse W4 as a new final test after receiving feedback.</w:t>
-      </w:r>
-    </w:p>
-    <w:p>
-      <w:pPr>
-        <w:pStyle w:val="Heading3"/>
-      </w:pPr>
-      <w:r>
-        <w:t>My reasoning and evidence</w:t>
-      </w:r>
-    </w:p>
-    <w:p>
-      <w:r>
-        <w:t>________________________________________________________________</w:t>
-      </w:r>
-    </w:p>
-    <w:p>
-      <w:r>
-        <w:t>________________________________________________________________</w:t>
-      </w:r>
-    </w:p>
-    <w:p>
-      <w:r>
-        <w:t>________________________________________________________________</w:t>
-      </w:r>
-    </w:p>
-    <w:p>
-      <w:r>
-        <w:t>________________________________________________________________</w:t>
-      </w:r>
-    </w:p>
-    <w:p>
-      <w:r>
-        <w:t>________________________________________________________________</w:t>
-      </w:r>
-    </w:p>
-    <w:p>
-      <w:r>
-        <w:t>________________________________________________________________</w:t>
-      </w:r>
-    </w:p>
-    <w:p>
-      <w:r>
-        <w:t>________________________________________________________________</w:t>
-      </w:r>
-    </w:p>
-    <w:p>
-      <w:pPr>
-        <w:pStyle w:val="Heading1"/>
-      </w:pPr>
-      <w:r>
-        <w:t>17. Feedback, return check and learning record</w:t>
-      </w:r>
-    </w:p>
-    <w:p>
-      <w:r>
-        <w:t>Record the first repaired step and a different case to revisit after a delay.</w:t>
+        <w:t>17. Feedback · Repair and return</w:t>
+      </w:r>
+    </w:p>
+    <w:p>
+      <w:r>
+        <w:t>Keep the first attempt, the repair and a changed-case return.</w:t>
+      </w:r>
+    </w:p>
+    <w:p>
+      <w:pPr>
+        <w:pStyle w:val="Heading2"/>
+      </w:pPr>
+      <w:r>
+        <w:t>Your evidence record</w:t>
       </w:r>
     </w:p>
     <w:tbl>
@@ -1667,12 +900,874 @@
         <w:pStyle w:val="Heading1"/>
       </w:pPr>
       <w:r>
-        <w:t>18. Pictorial case practice: Hallucination Failure Types</w:t>
-      </w:r>
-    </w:p>
-    <w:p>
-      <w:r>
-        <w:t>A fictional Study Buddy drafts a field-trip summary from one approved record. Explain the labelled step before checking the changed condition.</w:t>
+        <w:t>10. Finish · Judge the evidence in your work</w:t>
+      </w:r>
+    </w:p>
+    <w:p>
+      <w:r>
+        <w:t>Point to work that supports your confidence level.</w:t>
+      </w:r>
+    </w:p>
+    <w:p>
+      <w:pPr>
+        <w:pStyle w:val="Heading2"/>
+      </w:pPr>
+      <w:r>
+        <w:t>Your evidence record</w:t>
+      </w:r>
+    </w:p>
+    <w:p>
+      <w:pPr>
+        <w:pStyle w:val="ListBullet"/>
+      </w:pPr>
+      <w:r>
+        <w:t>I can explain the mechanism.</w:t>
+      </w:r>
+    </w:p>
+    <w:p>
+      <w:pPr>
+        <w:pStyle w:val="ListBullet"/>
+      </w:pPr>
+      <w:r>
+        <w:t>I can show evidence.</w:t>
+      </w:r>
+    </w:p>
+    <w:p>
+      <w:pPr>
+        <w:pStyle w:val="ListBullet"/>
+      </w:pPr>
+      <w:r>
+        <w:t>I can handle a changed case.</w:t>
+      </w:r>
+    </w:p>
+    <w:p>
+      <w:pPr>
+        <w:pStyle w:val="ListBullet"/>
+      </w:pPr>
+      <w:r>
+        <w:t>I can name a limit.</w:t>
+      </w:r>
+    </w:p>
+    <w:p>
+      <w:r>
+        <w:t>Mark each as not yet, with help or independently, and attach supporting work.</w:t>
+      </w:r>
+    </w:p>
+    <w:p>
+      <w:pPr>
+        <w:spacing w:line="336" w:lineRule="auto" w:after="180"/>
+      </w:pPr>
+      <w:r>
+        <w:rPr>
+          <w:b w:val="0"/>
+        </w:rPr>
+        <w:t>Teacher review ____________________  Next step ____________________</w:t>
+      </w:r>
+    </w:p>
+    <w:p>
+      <w:pPr>
+        <w:pStyle w:val="Heading1"/>
+      </w:pPr>
+      <w:r>
+        <w:t>Reference bank and extra practice</w:t>
+      </w:r>
+    </w:p>
+    <w:p>
+      <w:pPr>
+        <w:pStyle w:val="Heading1"/>
+      </w:pPr>
+      <w:r>
+        <w:t>02. Reference · Supported W2 record</w:t>
+      </w:r>
+    </w:p>
+    <w:p>
+      <w:r>
+        <w:t>This is the same W2 attempt. Keep one response record.</w:t>
+      </w:r>
+    </w:p>
+    <w:p>
+      <w:pPr>
+        <w:pStyle w:val="Heading2"/>
+      </w:pPr>
+      <w:r>
+        <w:t>Use this when helpful</w:t>
+      </w:r>
+    </w:p>
+    <w:p>
+      <w:pPr>
+        <w:spacing w:line="336" w:lineRule="auto" w:after="180"/>
+      </w:pPr>
+      <w:r>
+        <w:rPr>
+          <w:b w:val="0"/>
+        </w:rPr>
+        <w:t>Use W2: Trace the worked case for Generation failures and verification. Record the answer once; the lesson and workbook refer to the same attempt.</w:t>
+      </w:r>
+    </w:p>
+    <w:tbl>
+      <w:tblPr>
+        <w:tblStyle w:val="LightShading-Accent1"/>
+        <w:tblW w:type="auto" w:w="0"/>
+        <w:tblLook w:firstColumn="1" w:firstRow="1" w:lastColumn="0" w:lastRow="0" w:noHBand="0" w:noVBand="1" w:val="04A0"/>
+      </w:tblPr>
+      <w:tblGrid>
+        <w:gridCol w:w="2556"/>
+        <w:gridCol w:w="2556"/>
+        <w:gridCol w:w="2556"/>
+        <w:gridCol w:w="2556"/>
+      </w:tblGrid>
+      <w:tr>
+        <w:trPr>
+          <w:tblHeader/>
+        </w:trPr>
+        <w:tc>
+          <w:tcPr>
+            <w:tcW w:type="dxa" w:w="2556"/>
+          </w:tcPr>
+          <w:p>
+            <w:r>
+              <w:t>Given inputs</w:t>
+            </w:r>
+          </w:p>
+        </w:tc>
+        <w:tc>
+          <w:tcPr>
+            <w:tcW w:type="dxa" w:w="2556"/>
+          </w:tcPr>
+          <w:p>
+            <w:r>
+              <w:t>Procedure I chose</w:t>
+            </w:r>
+          </w:p>
+        </w:tc>
+        <w:tc>
+          <w:tcPr>
+            <w:tcW w:type="dxa" w:w="2556"/>
+          </w:tcPr>
+          <w:p>
+            <w:r>
+              <w:t>Middle steps</w:t>
+            </w:r>
+          </w:p>
+        </w:tc>
+        <w:tc>
+          <w:tcPr>
+            <w:tcW w:type="dxa" w:w="2556"/>
+          </w:tcPr>
+          <w:p>
+            <w:r>
+              <w:t>Result and check</w:t>
+            </w:r>
+          </w:p>
+        </w:tc>
+      </w:tr>
+      <w:tr>
+        <w:tc>
+          <w:tcPr>
+            <w:tcW w:type="dxa" w:w="2556"/>
+          </w:tcPr>
+          <w:p>
+            <w:r/>
+          </w:p>
+        </w:tc>
+        <w:tc>
+          <w:tcPr>
+            <w:tcW w:type="dxa" w:w="2556"/>
+          </w:tcPr>
+          <w:p>
+            <w:r/>
+          </w:p>
+        </w:tc>
+        <w:tc>
+          <w:tcPr>
+            <w:tcW w:type="dxa" w:w="2556"/>
+          </w:tcPr>
+          <w:p>
+            <w:r/>
+          </w:p>
+        </w:tc>
+        <w:tc>
+          <w:tcPr>
+            <w:tcW w:type="dxa" w:w="2556"/>
+          </w:tcPr>
+          <w:p>
+            <w:r/>
+          </w:p>
+        </w:tc>
+      </w:tr>
+    </w:tbl>
+    <w:p>
+      <w:pPr>
+        <w:pStyle w:val="Heading3"/>
+      </w:pPr>
+      <w:r>
+        <w:t>The step I completed without help, and the hint I needed</w:t>
+      </w:r>
+    </w:p>
+    <w:p>
+      <w:r>
+        <w:t>________________________________________________________________</w:t>
+      </w:r>
+    </w:p>
+    <w:p>
+      <w:r>
+        <w:t>________________________________________________________________</w:t>
+      </w:r>
+    </w:p>
+    <w:p>
+      <w:r>
+        <w:t>________________________________________________________________</w:t>
+      </w:r>
+    </w:p>
+    <w:p>
+      <w:pPr>
+        <w:pStyle w:val="Heading1"/>
+      </w:pPr>
+      <w:r>
+        <w:t>03. Extra practice · Repair the explanation</w:t>
+      </w:r>
+    </w:p>
+    <w:p>
+      <w:r>
+        <w:t>Explain the deciding fact before discussing the answer.</w:t>
+      </w:r>
+    </w:p>
+    <w:p>
+      <w:pPr>
+        <w:pStyle w:val="Heading2"/>
+      </w:pPr>
+      <w:r>
+        <w:t>Use this when helpful</w:t>
+      </w:r>
+    </w:p>
+    <w:p>
+      <w:pPr>
+        <w:spacing w:line="336" w:lineRule="auto" w:after="180"/>
+      </w:pPr>
+      <w:r>
+        <w:rPr>
+          <w:b w:val="0"/>
+        </w:rPr>
+        <w:t>Use the worked case for Generation failures and verification. Proposed explanation: “The worked result establishes every future case”. Decide whether this explanation is supported.</w:t>
+      </w:r>
+    </w:p>
+    <w:p>
+      <w:pPr>
+        <w:spacing w:line="336" w:lineRule="auto" w:after="180"/>
+      </w:pPr>
+      <w:r>
+        <w:rPr>
+          <w:b w:val="0"/>
+        </w:rPr>
+        <w:t>Point to the step or supplied fact that decides; explain your repair if needed.</w:t>
+      </w:r>
+    </w:p>
+    <w:p>
+      <w:pPr>
+        <w:pStyle w:val="Heading3"/>
+      </w:pPr>
+      <w:r>
+        <w:t>My explanation before partner discussion</w:t>
+      </w:r>
+    </w:p>
+    <w:p>
+      <w:r>
+        <w:t>________________________________________________________________</w:t>
+      </w:r>
+    </w:p>
+    <w:p>
+      <w:r>
+        <w:t>________________________________________________________________</w:t>
+      </w:r>
+    </w:p>
+    <w:p>
+      <w:r>
+        <w:t>________________________________________________________________</w:t>
+      </w:r>
+    </w:p>
+    <w:p>
+      <w:r>
+        <w:t>________________________________________________________________</w:t>
+      </w:r>
+    </w:p>
+    <w:p>
+      <w:pPr>
+        <w:pStyle w:val="Heading1"/>
+      </w:pPr>
+      <w:r>
+        <w:t>05. Reference · Original learning target</w:t>
+      </w:r>
+    </w:p>
+    <w:p>
+      <w:r>
+        <w:t>Use this target to inspect an explanation.</w:t>
+      </w:r>
+    </w:p>
+    <w:p>
+      <w:pPr>
+        <w:pStyle w:val="Heading2"/>
+      </w:pPr>
+      <w:r>
+        <w:t>Use this when helpful</w:t>
+      </w:r>
+    </w:p>
+    <w:p>
+      <w:pPr>
+        <w:spacing w:line="336" w:lineRule="auto" w:after="180"/>
+      </w:pPr>
+      <w:r>
+        <w:rPr>
+          <w:b w:val="0"/>
+        </w:rPr>
+        <w:t xml:space="preserve">A generated answer contains a nonexistent quote, a real source unrelated to the claim and a correct sum using the wrong </w:t>
+      </w:r>
+      <w:r>
+        <w:rPr>
+          <w:b/>
+        </w:rPr>
+        <w:t>input</w:t>
+      </w:r>
+      <w:r>
+        <w:rPr>
+          <w:b w:val="0"/>
+        </w:rPr>
+        <w:t>. Classify the three failures and their repairs.</w:t>
+      </w:r>
+    </w:p>
+    <w:p>
+      <w:pPr>
+        <w:pStyle w:val="Heading1"/>
+      </w:pPr>
+      <w:r>
+        <w:t>06. Extra practice · A complete case</w:t>
+      </w:r>
+    </w:p>
+    <w:p>
+      <w:r>
+        <w:t>Try the question before checking the worked explanation.</w:t>
+      </w:r>
+    </w:p>
+    <w:p>
+      <w:pPr>
+        <w:pStyle w:val="Heading2"/>
+      </w:pPr>
+      <w:r>
+        <w:t>Use this when helpful</w:t>
+      </w:r>
+    </w:p>
+    <w:p>
+      <w:pPr>
+        <w:spacing w:line="336" w:lineRule="auto" w:after="180"/>
+      </w:pPr>
+      <w:r>
+        <w:rPr>
+          <w:b w:val="0"/>
+        </w:rPr>
+        <w:t>An answer invents a quotation, cites a source lacking it and supplies an impossible date.</w:t>
+      </w:r>
+    </w:p>
+    <w:p>
+      <w:pPr>
+        <w:spacing w:line="336" w:lineRule="auto" w:after="180"/>
+      </w:pPr>
+      <w:r>
+        <w:rPr>
+          <w:b w:val="0"/>
+        </w:rPr>
+        <w:t>Separate the failures and checks.</w:t>
+      </w:r>
+    </w:p>
+    <w:p>
+      <w:pPr>
+        <w:spacing w:line="336" w:lineRule="auto" w:after="180"/>
+      </w:pPr>
+      <w:r>
+        <w:rPr>
+          <w:b w:val="0"/>
+        </w:rPr>
+        <w:t xml:space="preserve">Show your trace, calculation or </w:t>
+      </w:r>
+      <w:r>
+        <w:rPr>
+          <w:b/>
+        </w:rPr>
+        <w:t>evidence</w:t>
+      </w:r>
+    </w:p>
+    <w:p>
+      <w:pPr>
+        <w:pStyle w:val="Heading3"/>
+      </w:pPr>
+      <w:r>
+        <w:t>Write or draw your reasoning and evidence.</w:t>
+      </w:r>
+    </w:p>
+    <w:p>
+      <w:r>
+        <w:t>________________________________________________________________</w:t>
+      </w:r>
+    </w:p>
+    <w:p>
+      <w:r>
+        <w:t>________________________________________________________________</w:t>
+      </w:r>
+    </w:p>
+    <w:p>
+      <w:r>
+        <w:t>________________________________________________________________</w:t>
+      </w:r>
+    </w:p>
+    <w:p>
+      <w:r>
+        <w:t>________________________________________________________________</w:t>
+      </w:r>
+    </w:p>
+    <w:p>
+      <w:r>
+        <w:t>________________________________________________________________</w:t>
+      </w:r>
+    </w:p>
+    <w:p>
+      <w:pPr>
+        <w:pStyle w:val="Heading1"/>
+      </w:pPr>
+      <w:r>
+        <w:t>07. Extra practice · A changed case</w:t>
+      </w:r>
+    </w:p>
+    <w:p>
+      <w:r>
+        <w:t>Keep this practice separate from the reserved independent attempt.</w:t>
+      </w:r>
+    </w:p>
+    <w:p>
+      <w:pPr>
+        <w:pStyle w:val="Heading2"/>
+      </w:pPr>
+      <w:r>
+        <w:t>Use this when helpful</w:t>
+      </w:r>
+    </w:p>
+    <w:p>
+      <w:pPr>
+        <w:spacing w:line="336" w:lineRule="auto" w:after="180"/>
+      </w:pPr>
+      <w:r>
+        <w:rPr>
+          <w:b w:val="0"/>
+        </w:rPr>
+        <w:t>An answer gives a book title that does not exist and quotes words absent from the cited passage. Identify two failures and a repair.</w:t>
+      </w:r>
+    </w:p>
+    <w:p>
+      <w:pPr>
+        <w:spacing w:line="336" w:lineRule="auto" w:after="180"/>
+      </w:pPr>
+      <w:r>
+        <w:rPr>
+          <w:b w:val="0"/>
+        </w:rPr>
+        <w:t>My practice answer and reason</w:t>
+      </w:r>
+    </w:p>
+    <w:p>
+      <w:pPr>
+        <w:pStyle w:val="Heading3"/>
+      </w:pPr>
+      <w:r>
+        <w:t>Write or draw your reasoning and evidence.</w:t>
+      </w:r>
+    </w:p>
+    <w:p>
+      <w:r>
+        <w:t>________________________________________________________________</w:t>
+      </w:r>
+    </w:p>
+    <w:p>
+      <w:r>
+        <w:t>________________________________________________________________</w:t>
+      </w:r>
+    </w:p>
+    <w:p>
+      <w:r>
+        <w:t>________________________________________________________________</w:t>
+      </w:r>
+    </w:p>
+    <w:p>
+      <w:r>
+        <w:t>________________________________________________________________</w:t>
+      </w:r>
+    </w:p>
+    <w:p>
+      <w:r>
+        <w:t>________________________________________________________________</w:t>
+      </w:r>
+    </w:p>
+    <w:p>
+      <w:pPr>
+        <w:pStyle w:val="Heading3"/>
+      </w:pPr>
+      <w:r>
+        <w:t>Week 14 Test and reflect</w:t>
+      </w:r>
+    </w:p>
+    <w:p>
+      <w:pPr>
+        <w:pStyle w:val="Heading1"/>
+      </w:pPr>
+      <w:r>
+        <w:t>08. Extra practice · Design a revealing test</w:t>
+      </w:r>
+    </w:p>
+    <w:p>
+      <w:r>
+        <w:t>Predict before tracing or testing.</w:t>
+      </w:r>
+    </w:p>
+    <w:p>
+      <w:pPr>
+        <w:pStyle w:val="Heading2"/>
+      </w:pPr>
+      <w:r>
+        <w:t>Use this when helpful</w:t>
+      </w:r>
+    </w:p>
+    <w:p>
+      <w:pPr>
+        <w:spacing w:line="336" w:lineRule="auto" w:after="180"/>
+      </w:pPr>
+      <w:r>
+        <w:rPr>
+          <w:b w:val="0"/>
+        </w:rPr>
+        <w:t xml:space="preserve">Create a changed </w:t>
+      </w:r>
+      <w:r>
+        <w:rPr>
+          <w:b/>
+        </w:rPr>
+        <w:t>input</w:t>
+      </w:r>
+      <w:r>
+        <w:rPr>
+          <w:b w:val="0"/>
+        </w:rPr>
+        <w:t>, boundary case or missing-information case. Write the expected answer or safe response before testing.</w:t>
+      </w:r>
+    </w:p>
+    <w:tbl>
+      <w:tblPr>
+        <w:tblStyle w:val="LightShading-Accent1"/>
+        <w:tblW w:type="auto" w:w="0"/>
+        <w:tblLook w:firstColumn="1" w:firstRow="1" w:lastColumn="0" w:lastRow="0" w:noHBand="0" w:noVBand="1" w:val="04A0"/>
+      </w:tblPr>
+      <w:tblGrid>
+        <w:gridCol w:w="5112"/>
+        <w:gridCol w:w="5112"/>
+      </w:tblGrid>
+      <w:tr>
+        <w:trPr>
+          <w:tblHeader/>
+        </w:trPr>
+        <w:tc>
+          <w:tcPr>
+            <w:tcW w:type="dxa" w:w="5112"/>
+          </w:tcPr>
+          <w:p>
+            <w:r>
+              <w:t>Test record</w:t>
+            </w:r>
+          </w:p>
+        </w:tc>
+        <w:tc>
+          <w:tcPr>
+            <w:tcW w:type="dxa" w:w="5112"/>
+          </w:tcPr>
+          <w:p>
+            <w:r>
+              <w:t>My evidence</w:t>
+            </w:r>
+          </w:p>
+        </w:tc>
+      </w:tr>
+      <w:tr>
+        <w:tc>
+          <w:tcPr>
+            <w:tcW w:type="dxa" w:w="5112"/>
+          </w:tcPr>
+          <w:p>
+            <w:r>
+              <w:t>Changed input or condition</w:t>
+            </w:r>
+          </w:p>
+        </w:tc>
+        <w:tc>
+          <w:tcPr>
+            <w:tcW w:type="dxa" w:w="5112"/>
+          </w:tcPr>
+          <w:p>
+            <w:r/>
+          </w:p>
+        </w:tc>
+      </w:tr>
+      <w:tr>
+        <w:tc>
+          <w:tcPr>
+            <w:tcW w:type="dxa" w:w="5112"/>
+          </w:tcPr>
+          <w:p>
+            <w:r>
+              <w:t>Expected answer or fallback</w:t>
+            </w:r>
+          </w:p>
+        </w:tc>
+        <w:tc>
+          <w:tcPr>
+            <w:tcW w:type="dxa" w:w="5112"/>
+          </w:tcPr>
+          <w:p>
+            <w:r/>
+          </w:p>
+        </w:tc>
+      </w:tr>
+      <w:tr>
+        <w:tc>
+          <w:tcPr>
+            <w:tcW w:type="dxa" w:w="5112"/>
+          </w:tcPr>
+          <w:p>
+            <w:r>
+              <w:t>Observed result</w:t>
+            </w:r>
+          </w:p>
+        </w:tc>
+        <w:tc>
+          <w:tcPr>
+            <w:tcW w:type="dxa" w:w="5112"/>
+          </w:tcPr>
+          <w:p>
+            <w:r/>
+          </w:p>
+        </w:tc>
+      </w:tr>
+      <w:tr>
+        <w:tc>
+          <w:tcPr>
+            <w:tcW w:type="dxa" w:w="5112"/>
+          </w:tcPr>
+          <w:p>
+            <w:r>
+              <w:t>Why the result occurred</w:t>
+            </w:r>
+          </w:p>
+        </w:tc>
+        <w:tc>
+          <w:tcPr>
+            <w:tcW w:type="dxa" w:w="5112"/>
+          </w:tcPr>
+          <w:p>
+            <w:r/>
+          </w:p>
+        </w:tc>
+      </w:tr>
+    </w:tbl>
+    <w:p>
+      <w:pPr>
+        <w:pStyle w:val="Heading1"/>
+      </w:pPr>
+      <w:r>
+        <w:t>11. Reference · Original target response space</w:t>
+      </w:r>
+    </w:p>
+    <w:p>
+      <w:r>
+        <w:t>This teaching case is practice rather than a fresh assessment.</w:t>
+      </w:r>
+    </w:p>
+    <w:p>
+      <w:pPr>
+        <w:pStyle w:val="Heading2"/>
+      </w:pPr>
+      <w:r>
+        <w:t>Use this when helpful</w:t>
+      </w:r>
+    </w:p>
+    <w:p>
+      <w:pPr>
+        <w:spacing w:line="336" w:lineRule="auto" w:after="180"/>
+      </w:pPr>
+      <w:r>
+        <w:rPr>
+          <w:b w:val="0"/>
+        </w:rPr>
+        <w:t xml:space="preserve">A generated answer contains a nonexistent quote, a real source unrelated to the claim and a correct sum using the wrong </w:t>
+      </w:r>
+      <w:r>
+        <w:rPr>
+          <w:b/>
+        </w:rPr>
+        <w:t>input</w:t>
+      </w:r>
+      <w:r>
+        <w:rPr>
+          <w:b w:val="0"/>
+        </w:rPr>
+        <w:t>. Classify the three failures and their repairs.</w:t>
+      </w:r>
+    </w:p>
+    <w:p>
+      <w:pPr>
+        <w:pStyle w:val="Heading3"/>
+      </w:pPr>
+      <w:r>
+        <w:t>My explanation after practice</w:t>
+      </w:r>
+    </w:p>
+    <w:p>
+      <w:r>
+        <w:t>________________________________________________________________</w:t>
+      </w:r>
+    </w:p>
+    <w:p>
+      <w:r>
+        <w:t>________________________________________________________________</w:t>
+      </w:r>
+    </w:p>
+    <w:p>
+      <w:r>
+        <w:t>________________________________________________________________</w:t>
+      </w:r>
+    </w:p>
+    <w:p>
+      <w:r>
+        <w:t>________________________________________________________________</w:t>
+      </w:r>
+    </w:p>
+    <w:p>
+      <w:r>
+        <w:t>________________________________________________________________</w:t>
+      </w:r>
+    </w:p>
+    <w:p>
+      <w:r>
+        <w:t>________________________________________________________________</w:t>
+      </w:r>
+    </w:p>
+    <w:p>
+      <w:r>
+        <w:t>________________________________________________________________</w:t>
+      </w:r>
+    </w:p>
+    <w:p>
+      <w:pPr>
+        <w:spacing w:line="336" w:lineRule="auto" w:after="180"/>
+      </w:pPr>
+      <w:r>
+        <w:rPr>
+          <w:b w:val="0"/>
+        </w:rPr>
+        <w:t>Record support used: none, hint or teacher explanation.</w:t>
+      </w:r>
+    </w:p>
+    <w:p>
+      <w:pPr>
+        <w:pStyle w:val="Heading1"/>
+      </w:pPr>
+      <w:r>
+        <w:t>15. Reference · Independent-case response copy</w:t>
+      </w:r>
+    </w:p>
+    <w:p>
+      <w:r>
+        <w:t>This duplicates W4. Reuse the same first-attempt record.</w:t>
+      </w:r>
+    </w:p>
+    <w:p>
+      <w:pPr>
+        <w:pStyle w:val="Heading2"/>
+      </w:pPr>
+      <w:r>
+        <w:t>Use this when helpful</w:t>
+      </w:r>
+    </w:p>
+    <w:p>
+      <w:pPr>
+        <w:spacing w:line="336" w:lineRule="auto" w:after="180"/>
+      </w:pPr>
+      <w:r>
+        <w:rPr>
+          <w:b w:val="0"/>
+        </w:rPr>
+        <w:t>Source S: trip is 18 km; vehicle speed is 6 km/h, constant, excluding stops. Answer says 2 hours, 18 km and includes lunch. Audit and recalculate.</w:t>
+      </w:r>
+    </w:p>
+    <w:p>
+      <w:pPr>
+        <w:pStyle w:val="Heading3"/>
+      </w:pPr>
+      <w:r>
+        <w:t>My reasoning and evidence</w:t>
+      </w:r>
+    </w:p>
+    <w:p>
+      <w:r>
+        <w:t>________________________________________________________________</w:t>
+      </w:r>
+    </w:p>
+    <w:p>
+      <w:r>
+        <w:t>________________________________________________________________</w:t>
+      </w:r>
+    </w:p>
+    <w:p>
+      <w:r>
+        <w:t>________________________________________________________________</w:t>
+      </w:r>
+    </w:p>
+    <w:p>
+      <w:r>
+        <w:t>________________________________________________________________</w:t>
+      </w:r>
+    </w:p>
+    <w:p>
+      <w:r>
+        <w:t>________________________________________________________________</w:t>
+      </w:r>
+    </w:p>
+    <w:p>
+      <w:r>
+        <w:t>________________________________________________________________</w:t>
+      </w:r>
+    </w:p>
+    <w:p>
+      <w:r>
+        <w:t>________________________________________________________________</w:t>
+      </w:r>
+    </w:p>
+    <w:p>
+      <w:r>
+        <w:t>________________________________________________________________</w:t>
+      </w:r>
+    </w:p>
+    <w:p>
+      <w:pPr>
+        <w:pStyle w:val="Heading1"/>
+      </w:pPr>
+      <w:r>
+        <w:t>18. Extra practice · Use the worked picture</w:t>
+      </w:r>
+    </w:p>
+    <w:p>
+      <w:r>
+        <w:t>Keep the explanation and the support you used.</w:t>
+      </w:r>
+    </w:p>
+    <w:p>
+      <w:pPr>
+        <w:pStyle w:val="Heading2"/>
+      </w:pPr>
+      <w:r>
+        <w:t>Use this when helpful</w:t>
       </w:r>
     </w:p>
     <w:p>
@@ -1747,7 +1842,6 @@
     <w:p>
       <w:pPr>
         <w:spacing w:line="336" w:lineRule="auto" w:after="180"/>
-        <w:shd w:fill="F5F1FB"/>
       </w:pPr>
       <w:r>
         <w:rPr>
@@ -1796,16 +1890,7 @@
     </w:p>
     <w:p>
       <w:pPr>
-        <w:pStyle w:val="Heading3"/>
-      </w:pPr>
-      <w:r>
-        <w:t>Record the help used</w:t>
-      </w:r>
-    </w:p>
-    <w:p>
-      <w:pPr>
         <w:spacing w:line="336" w:lineRule="auto" w:after="180"/>
-        <w:shd w:fill="F1F6F8"/>
       </w:pPr>
       <w:r>
         <w:rPr>
@@ -1854,12 +1939,20 @@
         <w:pStyle w:val="Heading1"/>
       </w:pPr>
       <w:r>
-        <w:t>19. Project portfolio milestone</w:t>
-      </w:r>
-    </w:p>
-    <w:p>
-      <w:r>
-        <w:t>Keep this week’s input, deciding step, result and limit together in the Verified Study Buddy record.</w:t>
+        <w:t>19. Reference · Project portfolio record</w:t>
+      </w:r>
+    </w:p>
+    <w:p>
+      <w:r>
+        <w:t>Extend your main project response when helpful.</w:t>
+      </w:r>
+    </w:p>
+    <w:p>
+      <w:pPr>
+        <w:pStyle w:val="Heading2"/>
+      </w:pPr>
+      <w:r>
+        <w:t>Use this when helpful</w:t>
       </w:r>
     </w:p>
     <w:p>
@@ -2061,12 +2154,477 @@
         <w:pStyle w:val="Heading1"/>
       </w:pPr>
       <w:r>
-        <w:t>20. Supported practice and learning evidence</w:t>
-      </w:r>
-    </w:p>
-    <w:p>
-      <w:r>
-        <w:t>Try the supported questions before comparing with hints and feedback. Record what you repaired and the evidence you retained.</w:t>
+        <w:t>20. Extra practice: pictures, repair and feedback</w:t>
+      </w:r>
+    </w:p>
+    <w:p>
+      <w:r>
+        <w:t>Attempt each question before opening its explanation. Use one browser or paper copy.</w:t>
+      </w:r>
+    </w:p>
+    <w:p>
+      <w:pPr>
+        <w:pStyle w:val="Heading2"/>
+      </w:pPr>
+      <w:r>
+        <w:t>First supported question</w:t>
+      </w:r>
+    </w:p>
+    <w:p>
+      <w:pPr>
+        <w:pStyle w:val="ListBullet"/>
+      </w:pPr>
+      <w:r>
+        <w:t>A fictional Study Buddy drafts a field-trip summary from one approved record.</w:t>
+      </w:r>
+    </w:p>
+    <w:p>
+      <w:pPr>
+        <w:pStyle w:val="Heading3"/>
+      </w:pPr>
+      <w:r>
+        <w:t>Practice 1: explain the deciding evidence</w:t>
+      </w:r>
+    </w:p>
+    <w:p>
+      <w:pPr>
+        <w:pStyle w:val="ListBullet"/>
+      </w:pPr>
+      <w:r>
+        <w:t>Which labelled step matches this detail? Free lunch has no source; missing evidence is not a confirmed no-lunch fact.</w:t>
+      </w:r>
+    </w:p>
+    <w:p>
+      <w:pPr>
+        <w:pStyle w:val="ListBullet"/>
+      </w:pPr>
+      <w:r>
+        <w:t>1. Unsupported claim</w:t>
+      </w:r>
+    </w:p>
+    <w:p>
+      <w:pPr>
+        <w:pStyle w:val="ListBullet"/>
+      </w:pPr>
+      <w:r>
+        <w:t>2. Supported claim</w:t>
+      </w:r>
+    </w:p>
+    <w:p>
+      <w:pPr>
+        <w:pStyle w:val="ListBullet"/>
+      </w:pPr>
+      <w:r>
+        <w:t>3. Contradicted claim</w:t>
+      </w:r>
+    </w:p>
+    <w:p>
+      <w:pPr>
+        <w:pStyle w:val="ListBullet"/>
+      </w:pPr>
+      <w:r>
+        <w:t>4. Compute duration</w:t>
+      </w:r>
+    </w:p>
+    <w:p>
+      <w:pPr>
+        <w:pStyle w:val="Heading3"/>
+      </w:pPr>
+      <w:r>
+        <w:t>My selected conclusion, deciding fact and explanation</w:t>
+      </w:r>
+    </w:p>
+    <w:p>
+      <w:r>
+        <w:t>________________________________________________________________</w:t>
+      </w:r>
+    </w:p>
+    <w:p>
+      <w:r>
+        <w:t>________________________________________________________________</w:t>
+      </w:r>
+    </w:p>
+    <w:p>
+      <w:r>
+        <w:t>________________________________________________________________</w:t>
+      </w:r>
+    </w:p>
+    <w:p>
+      <w:r>
+        <w:t>________________________________________________________________</w:t>
+      </w:r>
+    </w:p>
+    <w:p>
+      <w:r>
+        <w:t>________________________________________________________________</w:t>
+      </w:r>
+    </w:p>
+    <w:p>
+      <w:pPr>
+        <w:pStyle w:val="ListBullet"/>
+      </w:pPr>
+      <w:r>
+        <w:t>Hint if needed: Read the steps in the pictorial case. Match the supplied detail to the stage that performs or records it.</w:t>
+      </w:r>
+    </w:p>
+    <w:p>
+      <w:pPr>
+        <w:pStyle w:val="Heading2"/>
+      </w:pPr>
+      <w:r>
+        <w:t>Check the first explanation · reference / check after trying</w:t>
+      </w:r>
+    </w:p>
+    <w:p>
+      <w:pPr>
+        <w:spacing w:line="336" w:lineRule="auto" w:after="180"/>
+      </w:pPr>
+      <w:r>
+        <w:rPr>
+          <w:b w:val="0"/>
+        </w:rPr>
+        <w:t xml:space="preserve">After your attempt, compare with the supported explanation: </w:t>
+      </w:r>
+      <w:r>
+        <w:rPr>
+          <w:b/>
+        </w:rPr>
+        <w:t>Unsupported claim</w:t>
+      </w:r>
+      <w:r>
+        <w:rPr>
+          <w:b w:val="0"/>
+        </w:rPr>
+        <w:t xml:space="preserve"> Free lunch has no source; missing </w:t>
+      </w:r>
+      <w:r>
+        <w:rPr>
+          <w:b/>
+        </w:rPr>
+        <w:t>evidence</w:t>
+      </w:r>
+      <w:r>
+        <w:rPr>
+          <w:b w:val="0"/>
+        </w:rPr>
+        <w:t xml:space="preserve"> is not a confirmed no-lunch fact. Different errors need different repairs.</w:t>
+      </w:r>
+    </w:p>
+    <w:p>
+      <w:pPr>
+        <w:spacing w:line="336" w:lineRule="auto" w:after="180"/>
+      </w:pPr>
+      <w:r>
+        <w:rPr>
+          <w:b w:val="0"/>
+        </w:rPr>
+        <w:t xml:space="preserve">Recalculate the duration; keep the supported departure; remove or seek </w:t>
+      </w:r>
+      <w:r>
+        <w:rPr>
+          <w:b/>
+        </w:rPr>
+        <w:t>evidence</w:t>
+      </w:r>
+      <w:r>
+        <w:rPr>
+          <w:b w:val="0"/>
+        </w:rPr>
+        <w:t xml:space="preserve"> for lunch. These categories are more informative than calling the whole answer wrong.</w:t>
+      </w:r>
+    </w:p>
+    <w:p>
+      <w:pPr>
+        <w:spacing w:line="336" w:lineRule="auto" w:after="180"/>
+      </w:pPr>
+      <w:r>
+        <w:rPr>
+          <w:b w:val="0"/>
+        </w:rPr>
+        <w:t>Arithmetic inherits assumptions such as constant speed and no stops, so avoid turning the three-hour walking calculation into a guaranteed arrival time.</w:t>
+      </w:r>
+    </w:p>
+    <w:p>
+      <w:pPr>
+        <w:pStyle w:val="Heading2"/>
+      </w:pPr>
+      <w:r>
+        <w:t>Changed-case question</w:t>
+      </w:r>
+    </w:p>
+    <w:p>
+      <w:pPr>
+        <w:pStyle w:val="Heading3"/>
+      </w:pPr>
+      <w:r>
+        <w:t>Practice 2: explain the deciding evidence</w:t>
+      </w:r>
+    </w:p>
+    <w:p>
+      <w:pPr>
+        <w:pStyle w:val="ListBullet"/>
+      </w:pPr>
+      <w:r>
+        <w:t>Changed-case practice: Add a planned 30-minute stop while preserving speed and distance. Which conclusion is supported by the supplied facts?</w:t>
+      </w:r>
+    </w:p>
+    <w:p>
+      <w:pPr>
+        <w:pStyle w:val="ListBullet"/>
+      </w:pPr>
+      <w:r>
+        <w:t>1. We can decide the result without examining the changed input or the procedure.</w:t>
+      </w:r>
+    </w:p>
+    <w:p>
+      <w:pPr>
+        <w:pStyle w:val="ListBullet"/>
+      </w:pPr>
+      <w:r>
+        <w:t>2. Planned total elapsed time becomes 3.5 hours.</w:t>
+      </w:r>
+    </w:p>
+    <w:p>
+      <w:pPr>
+        <w:pStyle w:val="ListBullet"/>
+      </w:pPr>
+      <w:r>
+        <w:t>3. This one example guarantees correct results for every future input.</w:t>
+      </w:r>
+    </w:p>
+    <w:p>
+      <w:pPr>
+        <w:pStyle w:val="Heading3"/>
+      </w:pPr>
+      <w:r>
+        <w:t>My selected conclusion, deciding fact and explanation</w:t>
+      </w:r>
+    </w:p>
+    <w:p>
+      <w:r>
+        <w:t>________________________________________________________________</w:t>
+      </w:r>
+    </w:p>
+    <w:p>
+      <w:r>
+        <w:t>________________________________________________________________</w:t>
+      </w:r>
+    </w:p>
+    <w:p>
+      <w:r>
+        <w:t>________________________________________________________________</w:t>
+      </w:r>
+    </w:p>
+    <w:p>
+      <w:r>
+        <w:t>________________________________________________________________</w:t>
+      </w:r>
+    </w:p>
+    <w:p>
+      <w:r>
+        <w:t>________________________________________________________________</w:t>
+      </w:r>
+    </w:p>
+    <w:p>
+      <w:pPr>
+        <w:pStyle w:val="ListBullet"/>
+      </w:pPr>
+      <w:r>
+        <w:t>Hint if needed: Use the changed condition and the deciding step in the pictorial trace. The answer must say what follows from those facts.</w:t>
+      </w:r>
+    </w:p>
+    <w:p>
+      <w:pPr>
+        <w:pStyle w:val="Heading2"/>
+      </w:pPr>
+      <w:r>
+        <w:t>Check the changed case · reference / check after trying</w:t>
+      </w:r>
+    </w:p>
+    <w:p>
+      <w:pPr>
+        <w:spacing w:line="336" w:lineRule="auto" w:after="180"/>
+      </w:pPr>
+      <w:r>
+        <w:rPr>
+          <w:b w:val="0"/>
+        </w:rPr>
+        <w:t>After your attempt, compare with the supported explanation: Planned total elapsed time becomes 3.5 hours. Three moving hours plus half an hour stopped; walking-time calculation itself stays three.</w:t>
+      </w:r>
+    </w:p>
+    <w:p>
+      <w:pPr>
+        <w:pStyle w:val="Heading2"/>
+      </w:pPr>
+      <w:r>
+        <w:t>Repair and save your work</w:t>
+      </w:r>
+    </w:p>
+    <w:p>
+      <w:pPr>
+        <w:spacing w:line="336" w:lineRule="auto" w:after="180"/>
+      </w:pPr>
+      <w:r>
+        <w:rPr>
+          <w:b w:val="0"/>
+        </w:rPr>
+        <w:t xml:space="preserve">Review Multimodal </w:t>
+      </w:r>
+      <w:r>
+        <w:rPr>
+          <w:b/>
+        </w:rPr>
+        <w:t>Evidence</w:t>
+      </w:r>
+      <w:r>
+        <w:rPr>
+          <w:b w:val="0"/>
+        </w:rPr>
+        <w:t xml:space="preserve"> (ai-3/13). Goal: Keep visible </w:t>
+      </w:r>
+      <w:r>
+        <w:rPr>
+          <w:b/>
+        </w:rPr>
+        <w:t>evidence</w:t>
+      </w:r>
+      <w:r>
+        <w:rPr>
+          <w:b w:val="0"/>
+        </w:rPr>
+        <w:t xml:space="preserve">, hidden contents and caption claims separate. Short practice: Why were both “exactly three” and “exactly five” </w:t>
+      </w:r>
+      <w:r>
+        <w:rPr>
+          <w:b/>
+        </w:rPr>
+        <w:t>unsupported</w:t>
+      </w:r>
+      <w:r>
+        <w:rPr>
+          <w:b w:val="0"/>
+        </w:rPr>
+        <w:t xml:space="preserve"> before opening the box?. Return to this week and explain what you changed.</w:t>
+      </w:r>
+    </w:p>
+    <w:p>
+      <w:pPr>
+        <w:spacing w:line="336" w:lineRule="auto" w:after="180"/>
+      </w:pPr>
+      <w:r>
+        <w:rPr>
+          <w:b w:val="0"/>
+        </w:rPr>
+        <w:t>Review Visual Composition (ai-3/11). Goal: Check object counts, spatial relations and arrow meaning separately. Short practice: Which checks pass after that single change, and what still needs repair?. Return to this week and explain what you changed.</w:t>
+      </w:r>
+    </w:p>
+    <w:p>
+      <w:pPr>
+        <w:spacing w:line="336" w:lineRule="auto" w:after="180"/>
+      </w:pPr>
+      <w:r>
+        <w:rPr>
+          <w:b w:val="0"/>
+        </w:rPr>
+        <w:t xml:space="preserve">Review Structured </w:t>
+      </w:r>
+      <w:r>
+        <w:rPr>
+          <w:b/>
+        </w:rPr>
+        <w:t>Output</w:t>
+      </w:r>
+      <w:r>
+        <w:rPr>
+          <w:b w:val="0"/>
+        </w:rPr>
+        <w:t xml:space="preserve"> and Schemas (ai-3/8). Goal: Separate JSON parsing, schema validation and source support checks. Short practice: Which object demonstrates that valid JSON and valid types are insufficient for truth?.</w:t>
+      </w:r>
+    </w:p>
+    <w:p>
+      <w:pPr>
+        <w:spacing w:line="336" w:lineRule="auto" w:after="180"/>
+      </w:pPr>
+      <w:r>
+        <w:rPr>
+          <w:b w:val="0"/>
+        </w:rPr>
+        <w:t>Return to this week and explain what you changed.</w:t>
+      </w:r>
+    </w:p>
+    <w:p>
+      <w:pPr>
+        <w:spacing w:line="336" w:lineRule="auto" w:after="180"/>
+      </w:pPr>
+      <w:r>
+        <w:rPr>
+          <w:b w:val="0"/>
+        </w:rPr>
+        <w:t xml:space="preserve">Use Download completed work in the hosted lesson to export your answers, reflections, practice feedback and code-run </w:t>
+      </w:r>
+      <w:r>
+        <w:rPr>
+          <w:b/>
+        </w:rPr>
+        <w:t>evidence</w:t>
+      </w:r>
+      <w:r>
+        <w:rPr>
+          <w:b w:val="0"/>
+        </w:rPr>
+        <w:t>. Open the HTML copy to read or print it.</w:t>
+      </w:r>
+    </w:p>
+    <w:p>
+      <w:pPr>
+        <w:spacing w:line="336" w:lineRule="auto" w:after="180"/>
+      </w:pPr>
+      <w:r>
+        <w:rPr>
+          <w:b w:val="0"/>
+        </w:rPr>
+        <w:t>Drafts stay in this browser when storage is available; clear drafts on a shared device.</w:t>
+      </w:r>
+    </w:p>
+    <w:p>
+      <w:pPr>
+        <w:pStyle w:val="Heading3"/>
+      </w:pPr>
+      <w:r>
+        <w:t>What I repaired, the evidence I kept and the next test</w:t>
+      </w:r>
+    </w:p>
+    <w:p>
+      <w:r>
+        <w:t>________________________________________________________________</w:t>
+      </w:r>
+    </w:p>
+    <w:p>
+      <w:r>
+        <w:t>________________________________________________________________</w:t>
+      </w:r>
+    </w:p>
+    <w:p>
+      <w:r>
+        <w:t>________________________________________________________________</w:t>
+      </w:r>
+    </w:p>
+    <w:p>
+      <w:r>
+        <w:t>________________________________________________________________</w:t>
+      </w:r>
+    </w:p>
+    <w:p>
+      <w:r>
+        <w:t>________________________________________________________________</w:t>
+      </w:r>
+    </w:p>
+    <w:p>
+      <w:pPr>
+        <w:pStyle w:val="Heading2"/>
+      </w:pPr>
+      <w:r>
+        <w:t>Earlier wording, alternatives and picture transcripts · reference / check after trying</w:t>
       </w:r>
     </w:p>
     <w:p>
@@ -2082,110 +2640,10 @@
     </w:p>
     <w:p>
       <w:pPr>
-        <w:spacing w:line="336" w:lineRule="auto" w:after="180"/>
-      </w:pPr>
-      <w:r>
-        <w:rPr>
-          <w:b w:val="0"/>
-        </w:rPr>
-        <w:t>A fictional Study Buddy drafts a field-trip summary from one approved record.</w:t>
-      </w:r>
-    </w:p>
-    <w:p>
-      <w:pPr>
         <w:pStyle w:val="Heading3"/>
       </w:pPr>
       <w:r>
-        <w:t>Practice 1: explain the deciding evidence</w:t>
-      </w:r>
-    </w:p>
-    <w:p>
-      <w:pPr>
-        <w:spacing w:line="336" w:lineRule="auto" w:after="180"/>
-      </w:pPr>
-      <w:r>
-        <w:rPr>
-          <w:b w:val="0"/>
-        </w:rPr>
-        <w:t xml:space="preserve">Which labelled step matches this detail? Free lunch has no source; missing </w:t>
-      </w:r>
-      <w:r>
-        <w:rPr>
-          <w:b/>
-        </w:rPr>
-        <w:t>evidence</w:t>
-      </w:r>
-      <w:r>
-        <w:rPr>
-          <w:b w:val="0"/>
-        </w:rPr>
-        <w:t xml:space="preserve"> is not a confirmed no-lunch fact.</w:t>
-      </w:r>
-    </w:p>
-    <w:p>
-      <w:pPr>
-        <w:spacing w:line="336" w:lineRule="auto" w:after="180"/>
-        <w:shd w:fill="F4F9FC"/>
-      </w:pPr>
-      <w:r>
-        <w:rPr>
-          <w:b w:val="0"/>
-        </w:rPr>
-        <w:t xml:space="preserve">1. </w:t>
-      </w:r>
-      <w:r>
-        <w:rPr>
-          <w:b/>
-        </w:rPr>
-        <w:t>Unsupported claim</w:t>
-      </w:r>
-    </w:p>
-    <w:p>
-      <w:pPr>
-        <w:spacing w:line="336" w:lineRule="auto" w:after="180"/>
-        <w:shd w:fill="F4F9FC"/>
-      </w:pPr>
-      <w:r>
-        <w:rPr>
-          <w:b w:val="0"/>
-        </w:rPr>
-        <w:t>2. Supported claim</w:t>
-      </w:r>
-    </w:p>
-    <w:p>
-      <w:pPr>
-        <w:spacing w:line="336" w:lineRule="auto" w:after="180"/>
-        <w:shd w:fill="F4F9FC"/>
-      </w:pPr>
-      <w:r>
-        <w:rPr>
-          <w:b w:val="0"/>
-        </w:rPr>
-        <w:t xml:space="preserve">3. </w:t>
-      </w:r>
-      <w:r>
-        <w:rPr>
-          <w:b/>
-        </w:rPr>
-        <w:t>Contradicted</w:t>
-      </w:r>
-      <w:r>
-        <w:rPr>
-          <w:b w:val="0"/>
-        </w:rPr>
-        <w:t xml:space="preserve"> claim</w:t>
-      </w:r>
-    </w:p>
-    <w:p>
-      <w:pPr>
-        <w:spacing w:line="336" w:lineRule="auto" w:after="180"/>
-        <w:shd w:fill="F4F9FC"/>
-      </w:pPr>
-      <w:r>
-        <w:rPr>
-          <w:b w:val="0"/>
-        </w:rPr>
-        <w:t>4. Compute duration</w:t>
+        <w:t>Repair a missing building block</w:t>
       </w:r>
     </w:p>
     <w:p>
@@ -2193,532 +2651,25 @@
         <w:pStyle w:val="Heading3"/>
       </w:pPr>
       <w:r>
-        <w:t>My selected conclusion, deciding fact and explanation</w:t>
-      </w:r>
-    </w:p>
-    <w:p>
-      <w:r>
-        <w:t>________________________________________________________________</w:t>
-      </w:r>
-    </w:p>
-    <w:p>
-      <w:r>
-        <w:t>________________________________________________________________</w:t>
-      </w:r>
-    </w:p>
-    <w:p>
-      <w:r>
-        <w:t>________________________________________________________________</w:t>
-      </w:r>
-    </w:p>
-    <w:p>
-      <w:r>
-        <w:t>________________________________________________________________</w:t>
-      </w:r>
-    </w:p>
-    <w:p>
-      <w:r>
-        <w:t>________________________________________________________________</w:t>
-      </w:r>
-    </w:p>
-    <w:p>
-      <w:pPr>
-        <w:pStyle w:val="Heading3"/>
-      </w:pPr>
-      <w:r>
-        <w:t>Hint · try first</w:t>
-      </w:r>
-    </w:p>
-    <w:p>
-      <w:pPr>
-        <w:spacing w:line="336" w:lineRule="auto" w:after="180"/>
-        <w:shd w:fill="F1F6F8"/>
-      </w:pPr>
-      <w:r>
-        <w:rPr>
-          <w:b w:val="0"/>
-        </w:rPr>
-        <w:t>Hint if needed: Read the steps in the pictorial case. Match the supplied detail to the stage that performs or records it.</w:t>
-      </w:r>
-    </w:p>
-    <w:p>
-      <w:pPr>
-        <w:pStyle w:val="Heading3"/>
-      </w:pPr>
-      <w:r>
-        <w:t>Feedback · compare after trying</w:t>
-      </w:r>
-    </w:p>
-    <w:p>
-      <w:pPr>
-        <w:spacing w:line="336" w:lineRule="auto" w:after="180"/>
-        <w:shd w:fill="F1F6FC"/>
-      </w:pPr>
-      <w:r>
-        <w:rPr>
-          <w:b w:val="0"/>
-        </w:rPr>
-        <w:t xml:space="preserve">After your attempt, compare with the supported explanation: </w:t>
-      </w:r>
-      <w:r>
-        <w:rPr>
-          <w:b/>
-        </w:rPr>
-        <w:t>Unsupported claim</w:t>
-      </w:r>
-      <w:r>
-        <w:rPr>
-          <w:b w:val="0"/>
-        </w:rPr>
-        <w:t xml:space="preserve"> Free lunch has no source; missing </w:t>
-      </w:r>
-      <w:r>
-        <w:rPr>
-          <w:b/>
-        </w:rPr>
-        <w:t>evidence</w:t>
-      </w:r>
-      <w:r>
-        <w:rPr>
-          <w:b w:val="0"/>
-        </w:rPr>
-        <w:t xml:space="preserve"> is not a confirmed no-lunch fact. Different errors need different repairs.</w:t>
-      </w:r>
-    </w:p>
-    <w:p>
-      <w:pPr>
-        <w:spacing w:line="336" w:lineRule="auto" w:after="180"/>
-        <w:shd w:fill="F1F6FC"/>
-      </w:pPr>
-      <w:r>
-        <w:rPr>
-          <w:b w:val="0"/>
-        </w:rPr>
-        <w:t xml:space="preserve">Recalculate the duration; keep the supported departure; remove or seek </w:t>
-      </w:r>
-      <w:r>
-        <w:rPr>
-          <w:b/>
-        </w:rPr>
-        <w:t>evidence</w:t>
-      </w:r>
-      <w:r>
-        <w:rPr>
-          <w:b w:val="0"/>
-        </w:rPr>
-        <w:t xml:space="preserve"> for lunch. These categories are more informative than calling the whole answer wrong.</w:t>
-      </w:r>
-    </w:p>
-    <w:p>
-      <w:pPr>
-        <w:spacing w:line="336" w:lineRule="auto" w:after="180"/>
-        <w:shd w:fill="F1F6FC"/>
-      </w:pPr>
-      <w:r>
-        <w:rPr>
-          <w:b w:val="0"/>
-        </w:rPr>
-        <w:t>Arithmetic inherits assumptions such as constant speed and no stops, so avoid turning the three-hour walking calculation into a guaranteed arrival time.</w:t>
-      </w:r>
-    </w:p>
-    <w:p>
-      <w:pPr>
-        <w:pStyle w:val="Heading3"/>
-      </w:pPr>
-      <w:r>
-        <w:t>Practice 2: explain the deciding evidence</w:t>
-      </w:r>
-    </w:p>
-    <w:p>
-      <w:pPr>
-        <w:pStyle w:val="Heading3"/>
-      </w:pPr>
-      <w:r>
-        <w:t>Changed case · predict first</w:t>
-      </w:r>
-    </w:p>
-    <w:p>
-      <w:pPr>
-        <w:spacing w:line="336" w:lineRule="auto" w:after="180"/>
-        <w:shd w:fill="F5F1FB"/>
-      </w:pPr>
-      <w:r>
-        <w:rPr>
-          <w:b w:val="0"/>
-        </w:rPr>
-        <w:t>Changed-case practice: Add a planned 30-minute stop while preserving speed and distance. Which conclusion is supported by the supplied facts?</w:t>
-      </w:r>
-    </w:p>
-    <w:p>
-      <w:pPr>
-        <w:spacing w:line="336" w:lineRule="auto" w:after="180"/>
-        <w:shd w:fill="F4F9FC"/>
-      </w:pPr>
-      <w:r>
-        <w:rPr>
-          <w:b w:val="0"/>
-        </w:rPr>
-        <w:t xml:space="preserve">1. We can decide the result without examining the changed </w:t>
-      </w:r>
-      <w:r>
-        <w:rPr>
-          <w:b/>
-        </w:rPr>
-        <w:t>input</w:t>
-      </w:r>
-      <w:r>
-        <w:rPr>
-          <w:b w:val="0"/>
-        </w:rPr>
-        <w:t xml:space="preserve"> or the procedure.</w:t>
-      </w:r>
-    </w:p>
-    <w:p>
-      <w:pPr>
-        <w:spacing w:line="336" w:lineRule="auto" w:after="180"/>
-        <w:shd w:fill="F4F9FC"/>
-      </w:pPr>
-      <w:r>
-        <w:rPr>
-          <w:b w:val="0"/>
-        </w:rPr>
-        <w:t>2. Planned total elapsed time becomes 3.5 hours.</w:t>
-      </w:r>
-    </w:p>
-    <w:p>
-      <w:pPr>
-        <w:spacing w:line="336" w:lineRule="auto" w:after="180"/>
-        <w:shd w:fill="F4F9FC"/>
-      </w:pPr>
-      <w:r>
-        <w:rPr>
-          <w:b w:val="0"/>
-        </w:rPr>
-        <w:t xml:space="preserve">3. This one example guarantees correct results for every future </w:t>
-      </w:r>
-      <w:r>
-        <w:rPr>
-          <w:b/>
-        </w:rPr>
-        <w:t>input</w:t>
-      </w:r>
-      <w:r>
-        <w:rPr>
-          <w:b w:val="0"/>
-        </w:rPr>
-        <w:t>.</w:t>
-      </w:r>
-    </w:p>
-    <w:p>
-      <w:pPr>
-        <w:pStyle w:val="Heading3"/>
-      </w:pPr>
-      <w:r>
-        <w:t>My selected conclusion, deciding fact and explanation</w:t>
-      </w:r>
-    </w:p>
-    <w:p>
-      <w:r>
-        <w:t>________________________________________________________________</w:t>
-      </w:r>
-    </w:p>
-    <w:p>
-      <w:r>
-        <w:t>________________________________________________________________</w:t>
-      </w:r>
-    </w:p>
-    <w:p>
-      <w:r>
-        <w:t>________________________________________________________________</w:t>
-      </w:r>
-    </w:p>
-    <w:p>
-      <w:r>
-        <w:t>________________________________________________________________</w:t>
-      </w:r>
-    </w:p>
-    <w:p>
-      <w:r>
-        <w:t>________________________________________________________________</w:t>
-      </w:r>
-    </w:p>
-    <w:p>
-      <w:pPr>
-        <w:pStyle w:val="Heading3"/>
-      </w:pPr>
-      <w:r>
-        <w:t>Hint · try first</w:t>
-      </w:r>
-    </w:p>
-    <w:p>
-      <w:pPr>
-        <w:spacing w:line="336" w:lineRule="auto" w:after="180"/>
-        <w:shd w:fill="F1F6F8"/>
-      </w:pPr>
-      <w:r>
-        <w:rPr>
-          <w:b w:val="0"/>
-        </w:rPr>
-        <w:t>Hint if needed: Use the changed condition and the deciding step in the pictorial trace. The answer must say what follows from those facts.</w:t>
-      </w:r>
-    </w:p>
-    <w:p>
-      <w:pPr>
-        <w:pStyle w:val="Heading3"/>
-      </w:pPr>
-      <w:r>
-        <w:t>Feedback · compare after trying</w:t>
-      </w:r>
-    </w:p>
-    <w:p>
-      <w:pPr>
-        <w:spacing w:line="336" w:lineRule="auto" w:after="180"/>
-        <w:shd w:fill="F1F6FC"/>
-      </w:pPr>
-      <w:r>
-        <w:rPr>
-          <w:b w:val="0"/>
-        </w:rPr>
-        <w:t>After your attempt, compare with the supported explanation: Planned total elapsed time becomes 3.5 hours. Three moving hours plus half an hour stopped; walking-time calculation itself stays three.</w:t>
-      </w:r>
-    </w:p>
-    <w:p>
-      <w:pPr>
-        <w:pStyle w:val="Heading3"/>
-      </w:pPr>
-      <w:r>
-        <w:t>Repair a missing building block</w:t>
-      </w:r>
-    </w:p>
-    <w:p>
-      <w:pPr>
-        <w:spacing w:line="336" w:lineRule="auto" w:after="180"/>
-      </w:pPr>
-      <w:r>
-        <w:rPr>
-          <w:b w:val="0"/>
-        </w:rPr>
-        <w:t xml:space="preserve">Review Multimodal </w:t>
-      </w:r>
-      <w:r>
-        <w:rPr>
-          <w:b/>
-        </w:rPr>
-        <w:t>Evidence</w:t>
-      </w:r>
-      <w:r>
-        <w:rPr>
-          <w:b w:val="0"/>
-        </w:rPr>
-        <w:t xml:space="preserve"> (ai-3/13). Goal: Explain the </w:t>
-      </w:r>
-      <w:r>
-        <w:rPr>
-          <w:b/>
-        </w:rPr>
-        <w:t>mechanism</w:t>
-      </w:r>
-      <w:r>
-        <w:rPr>
-          <w:b w:val="0"/>
-        </w:rPr>
-        <w:t xml:space="preserve"> and terminology of speech pipelines and multimodal </w:t>
-      </w:r>
-      <w:r>
-        <w:rPr>
-          <w:b/>
-        </w:rPr>
-        <w:t>evidence</w:t>
-      </w:r>
-      <w:r>
-        <w:rPr>
-          <w:b w:val="0"/>
-        </w:rPr>
-        <w:t>.</w:t>
-      </w:r>
-    </w:p>
-    <w:p>
-      <w:pPr>
-        <w:spacing w:line="336" w:lineRule="auto" w:after="180"/>
-      </w:pPr>
-      <w:r>
-        <w:rPr>
-          <w:b w:val="0"/>
-        </w:rPr>
-        <w:t xml:space="preserve">Short practice: Why were both “exactly three” and “exactly five” </w:t>
-      </w:r>
-      <w:r>
-        <w:rPr>
-          <w:b/>
-        </w:rPr>
-        <w:t>unsupported</w:t>
-      </w:r>
-      <w:r>
-        <w:rPr>
-          <w:b w:val="0"/>
-        </w:rPr>
-        <w:t xml:space="preserve"> before opening the box?. Return to this week and explain what you changed.</w:t>
-      </w:r>
-    </w:p>
-    <w:p>
-      <w:pPr>
-        <w:spacing w:line="336" w:lineRule="auto" w:after="180"/>
-      </w:pPr>
-      <w:r>
-        <w:rPr>
-          <w:b w:val="0"/>
-        </w:rPr>
-        <w:t xml:space="preserve">Review Visual Composition (ai-3/11). Goal: Explain the </w:t>
-      </w:r>
-      <w:r>
-        <w:rPr>
-          <w:b/>
-        </w:rPr>
-        <w:t>mechanism</w:t>
-      </w:r>
-      <w:r>
-        <w:rPr>
-          <w:b w:val="0"/>
-        </w:rPr>
-        <w:t xml:space="preserve"> and terminology of image generation and provenance. Short practice: Which checks pass after that single change, and what still needs repair?.</w:t>
-      </w:r>
-    </w:p>
-    <w:p>
-      <w:pPr>
-        <w:spacing w:line="336" w:lineRule="auto" w:after="180"/>
-      </w:pPr>
-      <w:r>
-        <w:rPr>
-          <w:b w:val="0"/>
-        </w:rPr>
-        <w:t>Return to this week and explain what you changed.</w:t>
-      </w:r>
-    </w:p>
-    <w:p>
-      <w:pPr>
-        <w:spacing w:line="336" w:lineRule="auto" w:after="180"/>
-      </w:pPr>
-      <w:r>
-        <w:rPr>
-          <w:b w:val="0"/>
-        </w:rPr>
-        <w:t xml:space="preserve">Review Structured </w:t>
-      </w:r>
-      <w:r>
-        <w:rPr>
-          <w:b/>
-        </w:rPr>
-        <w:t>Output</w:t>
-      </w:r>
-      <w:r>
-        <w:rPr>
-          <w:b w:val="0"/>
-        </w:rPr>
-        <w:t xml:space="preserve"> and Schemas (ai-3/8). Goal: Separate JSON parsing, schema validation and source support checks. Short practice: Which object demonstrates that valid JSON and valid types are insufficient for truth?.</w:t>
-      </w:r>
-    </w:p>
-    <w:p>
-      <w:pPr>
-        <w:spacing w:line="336" w:lineRule="auto" w:after="180"/>
-      </w:pPr>
-      <w:r>
-        <w:rPr>
-          <w:b w:val="0"/>
-        </w:rPr>
-        <w:t>Return to this week and explain what you changed.</w:t>
-      </w:r>
-    </w:p>
-    <w:p>
-      <w:pPr>
-        <w:pStyle w:val="Heading3"/>
-      </w:pPr>
-      <w:r>
         <w:t>Keep your completed work</w:t>
       </w:r>
     </w:p>
     <w:p>
       <w:pPr>
-        <w:spacing w:line="336" w:lineRule="auto" w:after="180"/>
-      </w:pPr>
-      <w:r>
-        <w:rPr>
-          <w:b w:val="0"/>
-        </w:rPr>
-        <w:t xml:space="preserve">Use Download completed work in the hosted lesson to export your answers, reflections, practice feedback and code-run </w:t>
-      </w:r>
-      <w:r>
-        <w:rPr>
-          <w:b/>
-        </w:rPr>
-        <w:t>evidence</w:t>
-      </w:r>
-      <w:r>
-        <w:rPr>
-          <w:b w:val="0"/>
-        </w:rPr>
-        <w:t>. Open the HTML copy to read or print it.</w:t>
-      </w:r>
-    </w:p>
-    <w:p>
-      <w:pPr>
-        <w:spacing w:line="336" w:lineRule="auto" w:after="180"/>
-      </w:pPr>
-      <w:r>
-        <w:rPr>
-          <w:b w:val="0"/>
-        </w:rPr>
-        <w:t>Drafts stay in this browser when storage is available; clear drafts on a shared device.</w:t>
-      </w:r>
-    </w:p>
-    <w:p>
-      <w:pPr>
-        <w:pStyle w:val="Heading3"/>
-      </w:pPr>
-      <w:r>
-        <w:t>What I repaired, the evidence I kept and the next test</w:t>
-      </w:r>
-    </w:p>
-    <w:p>
-      <w:r>
-        <w:t>________________________________________________________________</w:t>
-      </w:r>
-    </w:p>
-    <w:p>
-      <w:r>
-        <w:t>________________________________________________________________</w:t>
-      </w:r>
-    </w:p>
-    <w:p>
-      <w:r>
-        <w:t>________________________________________________________________</w:t>
-      </w:r>
-    </w:p>
-    <w:p>
-      <w:r>
-        <w:t>________________________________________________________________</w:t>
-      </w:r>
-    </w:p>
-    <w:p>
-      <w:r>
-        <w:t>________________________________________________________________</w:t>
-      </w:r>
-    </w:p>
-    <w:p>
-      <w:pPr>
         <w:pStyle w:val="Heading1"/>
       </w:pPr>
       <w:r>
-        <w:t>21. Visual concept journey</w:t>
-      </w:r>
-    </w:p>
-    <w:p>
-      <w:r>
-        <w:t>Explain each Hallucination Failure Types picture from its labels, then record a relevant limit.</w:t>
-      </w:r>
-    </w:p>
-    <w:p>
-      <w:pPr>
-        <w:pStyle w:val="Heading3"/>
+        <w:t>21. Reference · Six-picture response sheets</w:t>
+      </w:r>
+    </w:p>
+    <w:p>
+      <w:r>
+        <w:t>Choose the image that helps rather than repeating all six.</w:t>
+      </w:r>
+    </w:p>
+    <w:p>
+      <w:pPr>
+        <w:pStyle w:val="Heading2"/>
       </w:pPr>
       <w:r>
         <w:t>01. Hallucination Failure Types: the case</w:t>
@@ -2785,7 +2736,6 @@
     <w:p>
       <w:pPr>
         <w:spacing w:line="336" w:lineRule="auto" w:after="180"/>
-        <w:shd w:fill="F5F1FB"/>
       </w:pPr>
       <w:r>
         <w:rPr>
@@ -2824,7 +2774,7 @@
     </w:p>
     <w:p>
       <w:pPr>
-        <w:pStyle w:val="Heading3"/>
+        <w:pStyle w:val="Heading2"/>
       </w:pPr>
       <w:r>
         <w:t>02. Follow the deciding steps</w:t>
@@ -2916,7 +2866,6 @@
     <w:p>
       <w:pPr>
         <w:spacing w:line="336" w:lineRule="auto" w:after="180"/>
-        <w:shd w:fill="F5F1FB"/>
       </w:pPr>
       <w:r>
         <w:rPr>
@@ -2967,7 +2916,7 @@
     </w:p>
     <w:p>
       <w:pPr>
-        <w:pStyle w:val="Heading3"/>
+        <w:pStyle w:val="Heading2"/>
       </w:pPr>
       <w:r>
         <w:t>03. Generation failures and verification — evidence trace</w:t>
@@ -3140,7 +3089,6 @@
     <w:p>
       <w:pPr>
         <w:spacing w:line="336" w:lineRule="auto" w:after="180"/>
-        <w:shd w:fill="F5F1FB"/>
       </w:pPr>
       <w:r>
         <w:rPr>
@@ -3179,7 +3127,7 @@
     </w:p>
     <w:p>
       <w:pPr>
-        <w:pStyle w:val="Heading3"/>
+        <w:pStyle w:val="Heading2"/>
       </w:pPr>
       <w:r>
         <w:t>04. Change one thing. Trace what follows.</w:t>
@@ -3258,7 +3206,6 @@
     <w:p>
       <w:pPr>
         <w:spacing w:line="336" w:lineRule="auto" w:after="180"/>
-        <w:shd w:fill="F5F1FB"/>
       </w:pPr>
       <w:r>
         <w:rPr>
@@ -3297,7 +3244,7 @@
     </w:p>
     <w:p>
       <w:pPr>
-        <w:pStyle w:val="Heading3"/>
+        <w:pStyle w:val="Heading2"/>
       </w:pPr>
       <w:r>
         <w:t>05. Connect the explanation to its limit</w:t>
@@ -3387,7 +3334,6 @@
     <w:p>
       <w:pPr>
         <w:spacing w:line="336" w:lineRule="auto" w:after="180"/>
-        <w:shd w:fill="F5F1FB"/>
       </w:pPr>
       <w:r>
         <w:rPr>
@@ -3426,7 +3372,7 @@
     </w:p>
     <w:p>
       <w:pPr>
-        <w:pStyle w:val="Heading3"/>
+        <w:pStyle w:val="Heading2"/>
       </w:pPr>
       <w:r>
         <w:t>06. Make the idea visible in your project</w:t>
@@ -3471,7 +3417,6 @@
     <w:p>
       <w:pPr>
         <w:spacing w:line="336" w:lineRule="auto" w:after="180"/>
-        <w:shd w:fill="F5F1FB"/>
       </w:pPr>
       <w:r>
         <w:rPr>
@@ -3507,7 +3452,6 @@
     <w:p>
       <w:pPr>
         <w:spacing w:line="336" w:lineRule="auto" w:after="180"/>
-        <w:shd w:fill="F5F1FB"/>
       </w:pPr>
       <w:r>
         <w:rPr>
@@ -3519,7 +3463,6 @@
     <w:p>
       <w:pPr>
         <w:spacing w:line="336" w:lineRule="auto" w:after="180"/>
-        <w:shd w:fill="F5F1FB"/>
       </w:pPr>
       <w:r>
         <w:rPr>
@@ -3566,6 +3509,62 @@
     <w:p>
       <w:r>
         <w:t>________________________________________________________________</w:t>
+      </w:r>
+    </w:p>
+    <w:p>
+      <w:pPr>
+        <w:pStyle w:val="Heading2"/>
+      </w:pPr>
+      <w:r>
+        <w:t>Earlier wording, alternatives and picture transcripts · reference / check after trying</w:t>
+      </w:r>
+    </w:p>
+    <w:p>
+      <w:pPr>
+        <w:pStyle w:val="Heading3"/>
+      </w:pPr>
+      <w:r>
+        <w:t>01. Hallucination Failure Types: the case</w:t>
+      </w:r>
+    </w:p>
+    <w:p>
+      <w:pPr>
+        <w:pStyle w:val="Heading3"/>
+      </w:pPr>
+      <w:r>
+        <w:t>02. Follow the deciding steps</w:t>
+      </w:r>
+    </w:p>
+    <w:p>
+      <w:pPr>
+        <w:pStyle w:val="Heading3"/>
+      </w:pPr>
+      <w:r>
+        <w:t>03. Generation failures and verification — evidence trace</w:t>
+      </w:r>
+    </w:p>
+    <w:p>
+      <w:pPr>
+        <w:pStyle w:val="Heading3"/>
+      </w:pPr>
+      <w:r>
+        <w:t>04. Change one thing. Trace what follows.</w:t>
+      </w:r>
+    </w:p>
+    <w:p>
+      <w:pPr>
+        <w:pStyle w:val="Heading3"/>
+      </w:pPr>
+      <w:r>
+        <w:t>05. Connect the explanation to its limit</w:t>
+      </w:r>
+    </w:p>
+    <w:p>
+      <w:pPr>
+        <w:pStyle w:val="Heading3"/>
+      </w:pPr>
+      <w:r>
+        <w:t>06. Make the idea visible in your project</w:t>
       </w:r>
     </w:p>
     <w:sectPr>
